--- a/Templates/ContractAttachment.docx
+++ b/Templates/ContractAttachment.docx
@@ -1,6 +1,6 @@
 
 <file path=word/document.xml><?xml version="1.0" encoding="utf-8"?>
-<w:document xmlns:wpc="http://schemas.microsoft.com/office/word/2010/wordprocessingCanvas" xmlns:cx="http://schemas.microsoft.com/office/drawing/2014/chartex" xmlns:cx1="http://schemas.microsoft.com/office/drawing/2015/9/8/chartex" xmlns:cx2="http://schemas.microsoft.com/office/drawing/2015/10/21/chartex" xmlns:cx3="http://schemas.microsoft.com/office/drawing/2016/5/9/chartex" xmlns:cx4="http://schemas.microsoft.com/office/drawing/2016/5/10/chartex" xmlns:cx5="http://schemas.microsoft.com/office/drawing/2016/5/11/chartex" xmlns:cx6="http://schemas.microsoft.com/office/drawing/2016/5/12/chartex" xmlns:cx7="http://schemas.microsoft.com/office/drawing/2016/5/13/chartex" xmlns:cx8="http://schemas.microsoft.com/office/drawing/2016/5/14/chartex" xmlns:mc="http://schemas.openxmlformats.org/markup-compatibility/2006" xmlns:aink="http://schemas.microsoft.com/office/drawing/2016/ink" xmlns:am3d="http://schemas.microsoft.com/office/drawing/2017/model3d" xmlns:o="urn:schemas-microsoft-com:office:office" xmlns:r="http://schemas.openxmlformats.org/officeDocument/2006/relationships" xmlns:m="http://schemas.openxmlformats.org/officeDocument/2006/math" xmlns:v="urn:schemas-microsoft-com:vml" xmlns:wp14="http://schemas.microsoft.com/office/word/2010/wordprocessingDrawing" xmlns:wp="http://schemas.openxmlformats.org/drawingml/2006/wordprocessingDrawing" xmlns:w10="urn:schemas-microsoft-com:office:word" xmlns:w="http://schemas.openxmlformats.org/wordprocessingml/2006/main" xmlns:w14="http://schemas.microsoft.com/office/word/2010/wordml" xmlns:w15="http://schemas.microsoft.com/office/word/2012/wordml" xmlns:w16cex="http://schemas.microsoft.com/office/word/2018/wordml/cex" xmlns:w16cid="http://schemas.microsoft.com/office/word/2016/wordml/cid" xmlns:w16="http://schemas.microsoft.com/office/word/2018/wordml" xmlns:w16sdtdh="http://schemas.microsoft.com/office/word/2020/wordml/sdtdatahash" xmlns:w16se="http://schemas.microsoft.com/office/word/2015/wordml/symex" xmlns:wpg="http://schemas.microsoft.com/office/word/2010/wordprocessingGroup" xmlns:wpi="http://schemas.microsoft.com/office/word/2010/wordprocessingInk" xmlns:wne="http://schemas.microsoft.com/office/word/2006/wordml" xmlns:wps="http://schemas.microsoft.com/office/word/2010/wordprocessingShape" mc:Ignorable="w14 w15 w16se w16cid w16 w16cex w16sdtdh wp14">
+<w:document xmlns:wpc="http://schemas.microsoft.com/office/word/2010/wordprocessingCanvas" xmlns:mc="http://schemas.openxmlformats.org/markup-compatibility/2006" xmlns:o="urn:schemas-microsoft-com:office:office" xmlns:r="http://schemas.openxmlformats.org/officeDocument/2006/relationships" xmlns:m="http://schemas.openxmlformats.org/officeDocument/2006/math" xmlns:v="urn:schemas-microsoft-com:vml" xmlns:wp14="http://schemas.microsoft.com/office/word/2010/wordprocessingDrawing" xmlns:wp="http://schemas.openxmlformats.org/drawingml/2006/wordprocessingDrawing" xmlns:w10="urn:schemas-microsoft-com:office:word" xmlns:w="http://schemas.openxmlformats.org/wordprocessingml/2006/main" xmlns:w14="http://schemas.microsoft.com/office/word/2010/wordml" xmlns:wpg="http://schemas.microsoft.com/office/word/2010/wordprocessingGroup" xmlns:wpi="http://schemas.microsoft.com/office/word/2010/wordprocessingInk" xmlns:wne="http://schemas.microsoft.com/office/word/2006/wordml" xmlns:wps="http://schemas.microsoft.com/office/word/2010/wordprocessingShape" mc:Ignorable="w14 wp14">
   <w:body>
     <w:p>
       <w:pPr>
@@ -15,18 +15,8 @@
     <w:p>
       <w:pPr>
         <w:jc w:val="center"/>
-        <w:rPr>
-          <w:b/>
-          <w:sz w:val="22"/>
-          <w:szCs w:val="22"/>
-        </w:rPr>
-      </w:pPr>
-      <w:r>
-        <w:rPr>
-          <w:b/>
-          <w:sz w:val="22"/>
-          <w:szCs w:val="22"/>
-        </w:rPr>
+      </w:pPr>
+      <w:r>
         <w:t>Приложение № 1</w:t>
       </w:r>
     </w:p>
@@ -45,15 +35,25 @@
           <w:sz w:val="22"/>
           <w:szCs w:val="22"/>
         </w:rPr>
-        <w:t xml:space="preserve">к Договору </w:t>
-      </w:r>
-      <w:r>
-        <w:rPr>
-          <w:b/>
-          <w:sz w:val="22"/>
-          <w:szCs w:val="22"/>
-        </w:rPr>
-        <w:t>№ USР-</w:t>
+        <w:t>к Договору № US</w:t>
+      </w:r>
+      <w:proofErr w:type="gramStart"/>
+      <w:r>
+        <w:rPr>
+          <w:b/>
+          <w:sz w:val="22"/>
+          <w:szCs w:val="22"/>
+        </w:rPr>
+        <w:t>Р</w:t>
+      </w:r>
+      <w:proofErr w:type="gramEnd"/>
+      <w:r>
+        <w:rPr>
+          <w:b/>
+          <w:sz w:val="22"/>
+          <w:szCs w:val="22"/>
+        </w:rPr>
+        <w:t>-</w:t>
       </w:r>
       <w:r>
         <w:rPr>
@@ -161,6 +161,7 @@
       <w:pPr>
         <w:jc w:val="center"/>
         <w:rPr>
+          <w:b/>
           <w:sz w:val="22"/>
           <w:szCs w:val="22"/>
         </w:rPr>
@@ -176,29 +177,24 @@
     </w:p>
     <w:p>
       <w:pPr>
-        <w:pStyle w:val="2"/>
-        <w:rPr>
-          <w:rFonts w:ascii="Times New Roman" w:hAnsi="Times New Roman" w:cs="Times New Roman"/>
-          <w:sz w:val="22"/>
-          <w:szCs w:val="22"/>
-        </w:rPr>
-      </w:pPr>
-    </w:p>
-    <w:p>
-      <w:pPr>
-        <w:pStyle w:val="2"/>
-        <w:rPr>
-          <w:rFonts w:ascii="Times New Roman" w:hAnsi="Times New Roman" w:cs="Times New Roman"/>
-          <w:sz w:val="22"/>
-          <w:szCs w:val="22"/>
+        <w:jc w:val="center"/>
+        <w:rPr>
+          <w:sz w:val="22"/>
+          <w:szCs w:val="22"/>
+        </w:rPr>
+      </w:pPr>
+    </w:p>
+    <w:p>
+      <w:pPr>
+        <w:jc w:val="center"/>
+        <w:rPr>
+          <w:b/>
         </w:rPr>
       </w:pPr>
       <w:bookmarkStart w:id="0" w:name="АР_1"/>
       <w:r>
         <w:rPr>
-          <w:rFonts w:ascii="Times New Roman" w:hAnsi="Times New Roman" w:cs="Times New Roman"/>
-          <w:sz w:val="22"/>
-          <w:szCs w:val="22"/>
+          <w:b/>
         </w:rPr>
         <w:t>АР «АРХИТЕКТУРНЫЕ РЕШЕНИЯ»</w:t>
       </w:r>
@@ -402,7 +398,23 @@
           <w:sz w:val="22"/>
           <w:szCs w:val="22"/>
         </w:rPr>
-        <w:t>План полов включая плинтус с описанием и привязками</w:t>
+        <w:t xml:space="preserve">План </w:t>
+      </w:r>
+      <w:proofErr w:type="gramStart"/>
+      <w:r>
+        <w:rPr>
+          <w:sz w:val="22"/>
+          <w:szCs w:val="22"/>
+        </w:rPr>
+        <w:t>полов</w:t>
+      </w:r>
+      <w:proofErr w:type="gramEnd"/>
+      <w:r>
+        <w:rPr>
+          <w:sz w:val="22"/>
+          <w:szCs w:val="22"/>
+        </w:rPr>
+        <w:t xml:space="preserve"> включая плинтус с описанием и привязками</w:t>
       </w:r>
     </w:p>
     <w:p>
@@ -671,11 +683,9 @@
     </w:p>
     <w:p>
       <w:pPr>
-        <w:pStyle w:val="2"/>
-        <w:rPr>
-          <w:rFonts w:ascii="Times New Roman" w:hAnsi="Times New Roman" w:cs="Times New Roman"/>
-          <w:sz w:val="22"/>
-          <w:szCs w:val="22"/>
+        <w:jc w:val="center"/>
+        <w:rPr>
+          <w:b/>
           <w:lang w:val="en-US"/>
         </w:rPr>
       </w:pPr>
@@ -683,17 +693,13 @@
       <w:bookmarkEnd w:id="0"/>
       <w:r>
         <w:rPr>
-          <w:rFonts w:ascii="Times New Roman" w:hAnsi="Times New Roman" w:cs="Times New Roman"/>
-          <w:sz w:val="22"/>
-          <w:szCs w:val="22"/>
+          <w:b/>
         </w:rPr>
         <w:t xml:space="preserve">ЭОМ </w:t>
       </w:r>
       <w:r>
         <w:rPr>
-          <w:rFonts w:ascii="Times New Roman" w:hAnsi="Times New Roman" w:cs="Times New Roman"/>
-          <w:sz w:val="22"/>
-          <w:szCs w:val="22"/>
+          <w:b/>
           <w:lang w:val="en-US"/>
         </w:rPr>
         <w:t>«ЭЛЕКТРООБОРУДОВАНИЕ И ЭЛЕКТРООСВЕЩЕНИЕ»</w:t>
@@ -808,6 +814,7 @@
           <w:sz w:val="22"/>
           <w:szCs w:val="22"/>
         </w:rPr>
+        <w:lastRenderedPageBreak/>
         <w:t>- Счетчик (указать модель)</w:t>
       </w:r>
     </w:p>
@@ -824,7 +831,23 @@
           <w:sz w:val="22"/>
           <w:szCs w:val="22"/>
         </w:rPr>
-        <w:t>- Щит (сохраняем/меняем) местоположение</w:t>
+        <w:t>- Щит (</w:t>
+      </w:r>
+      <w:proofErr w:type="gramStart"/>
+      <w:r>
+        <w:rPr>
+          <w:sz w:val="22"/>
+          <w:szCs w:val="22"/>
+        </w:rPr>
+        <w:t>сохраняем</w:t>
+      </w:r>
+      <w:proofErr w:type="gramEnd"/>
+      <w:r>
+        <w:rPr>
+          <w:sz w:val="22"/>
+          <w:szCs w:val="22"/>
+        </w:rPr>
+        <w:t>/меняем) местоположение</w:t>
       </w:r>
     </w:p>
     <w:p>
@@ -878,7 +901,6 @@
           <w:sz w:val="22"/>
           <w:szCs w:val="22"/>
         </w:rPr>
-        <w:lastRenderedPageBreak/>
         <w:t xml:space="preserve">- АР или планы с расстановкой розеток, выводов, светильников, выключателей с привязкой к инженерным сетям </w:t>
       </w:r>
     </w:p>
@@ -954,12 +976,29 @@
           <w:szCs w:val="22"/>
         </w:rPr>
       </w:pPr>
-      <w:r>
-        <w:rPr>
-          <w:sz w:val="22"/>
-          <w:szCs w:val="22"/>
-        </w:rPr>
-        <w:t xml:space="preserve">- Мощность используемого оборудования (например: ПКС, уличная вывеска, бойлеры и </w:t>
+      <w:proofErr w:type="gramStart"/>
+      <w:r>
+        <w:rPr>
+          <w:sz w:val="22"/>
+          <w:szCs w:val="22"/>
+        </w:rPr>
+        <w:t>- Мощность используемого оборудования (например:</w:t>
+      </w:r>
+      <w:proofErr w:type="gramEnd"/>
+      <w:r>
+        <w:rPr>
+          <w:sz w:val="22"/>
+          <w:szCs w:val="22"/>
+        </w:rPr>
+        <w:t xml:space="preserve"> </w:t>
+      </w:r>
+      <w:proofErr w:type="gramStart"/>
+      <w:r>
+        <w:rPr>
+          <w:sz w:val="22"/>
+          <w:szCs w:val="22"/>
+        </w:rPr>
+        <w:t xml:space="preserve">ПКС, уличная вывеска, бойлеры и </w:t>
       </w:r>
       <w:proofErr w:type="spellStart"/>
       <w:r>
@@ -977,6 +1016,7 @@
         </w:rPr>
         <w:t>.)</w:t>
       </w:r>
+      <w:proofErr w:type="gramEnd"/>
     </w:p>
     <w:p>
       <w:pPr>
@@ -991,7 +1031,23 @@
           <w:sz w:val="22"/>
           <w:szCs w:val="22"/>
         </w:rPr>
-        <w:t>- Проект ТХ(Технология) при наличии кухни</w:t>
+        <w:t>- Проект Т</w:t>
+      </w:r>
+      <w:proofErr w:type="gramStart"/>
+      <w:r>
+        <w:rPr>
+          <w:sz w:val="22"/>
+          <w:szCs w:val="22"/>
+        </w:rPr>
+        <w:t>Х(</w:t>
+      </w:r>
+      <w:proofErr w:type="gramEnd"/>
+      <w:r>
+        <w:rPr>
+          <w:sz w:val="22"/>
+          <w:szCs w:val="22"/>
+        </w:rPr>
+        <w:t>Технология) при наличии кухни</w:t>
       </w:r>
     </w:p>
     <w:p>
@@ -1036,11 +1092,9 @@
     </w:p>
     <w:p>
       <w:pPr>
-        <w:pStyle w:val="2"/>
-        <w:rPr>
-          <w:rFonts w:ascii="Times New Roman" w:hAnsi="Times New Roman" w:cs="Times New Roman"/>
-          <w:sz w:val="22"/>
-          <w:szCs w:val="22"/>
+        <w:jc w:val="center"/>
+        <w:rPr>
+          <w:b/>
         </w:rPr>
       </w:pPr>
       <w:bookmarkStart w:id="2" w:name="ОВиК_1"/>
@@ -1048,31 +1102,19 @@
       <w:proofErr w:type="spellStart"/>
       <w:r>
         <w:rPr>
-          <w:rFonts w:ascii="Times New Roman" w:hAnsi="Times New Roman" w:cs="Times New Roman"/>
-          <w:sz w:val="22"/>
-          <w:szCs w:val="22"/>
+          <w:b/>
         </w:rPr>
         <w:t>ОВиК</w:t>
       </w:r>
       <w:proofErr w:type="spellEnd"/>
       <w:r>
         <w:rPr>
-          <w:rFonts w:ascii="Times New Roman" w:hAnsi="Times New Roman" w:cs="Times New Roman"/>
-          <w:sz w:val="22"/>
-          <w:szCs w:val="22"/>
+          <w:b/>
         </w:rPr>
         <w:t xml:space="preserve"> «ОБЩЕОБМЕННАЯ ВЕНТИЛЯЦИЯ И КОНДИЦИОНИРОВАНИЕ»</w:t>
       </w:r>
     </w:p>
-    <w:p>
-      <w:pPr>
-        <w:jc w:val="center"/>
-        <w:rPr>
-          <w:sz w:val="22"/>
-          <w:szCs w:val="22"/>
-        </w:rPr>
-      </w:pPr>
-    </w:p>
+    <w:p/>
     <w:p>
       <w:pPr>
         <w:numPr>
@@ -1461,12 +1503,37 @@
           <w:szCs w:val="22"/>
         </w:rPr>
       </w:pPr>
-      <w:r>
-        <w:rPr>
-          <w:sz w:val="22"/>
-          <w:szCs w:val="22"/>
-        </w:rPr>
-        <w:t>Какой Фанкойл устанавливать? кассетный/канальный/на усмотрение нашего инженера/не требуется</w:t>
+      <w:proofErr w:type="gramStart"/>
+      <w:r>
+        <w:rPr>
+          <w:sz w:val="22"/>
+          <w:szCs w:val="22"/>
+        </w:rPr>
+        <w:t>Какой</w:t>
+      </w:r>
+      <w:proofErr w:type="gramEnd"/>
+      <w:r>
+        <w:rPr>
+          <w:sz w:val="22"/>
+          <w:szCs w:val="22"/>
+        </w:rPr>
+        <w:t xml:space="preserve"> </w:t>
+      </w:r>
+      <w:proofErr w:type="spellStart"/>
+      <w:r>
+        <w:rPr>
+          <w:sz w:val="22"/>
+          <w:szCs w:val="22"/>
+        </w:rPr>
+        <w:t>Фанкойл</w:t>
+      </w:r>
+      <w:proofErr w:type="spellEnd"/>
+      <w:r>
+        <w:rPr>
+          <w:sz w:val="22"/>
+          <w:szCs w:val="22"/>
+        </w:rPr>
+        <w:t xml:space="preserve"> устанавливать? кассетный/канальный/на усмотрение нашего инженера/не требуется</w:t>
       </w:r>
     </w:p>
     <w:p>
@@ -1545,23 +1612,242 @@
     </w:p>
     <w:p>
       <w:pPr>
-        <w:pStyle w:val="2"/>
-        <w:rPr>
-          <w:rFonts w:ascii="Times New Roman" w:hAnsi="Times New Roman" w:cs="Times New Roman"/>
-          <w:sz w:val="22"/>
-          <w:szCs w:val="22"/>
+        <w:jc w:val="center"/>
+        <w:rPr>
+          <w:b/>
         </w:rPr>
       </w:pPr>
       <w:bookmarkStart w:id="3" w:name="ВК_1"/>
       <w:bookmarkEnd w:id="2"/>
       <w:r>
         <w:rPr>
-          <w:rFonts w:ascii="Times New Roman" w:hAnsi="Times New Roman" w:cs="Times New Roman"/>
-          <w:sz w:val="22"/>
-          <w:szCs w:val="22"/>
+          <w:b/>
         </w:rPr>
         <w:t>ВК «ВОДОСНАБЖЕНИЕ И КАНАЛИЗАЦИЯ»</w:t>
       </w:r>
+    </w:p>
+    <w:p/>
+    <w:p>
+      <w:pPr>
+        <w:numPr>
+          <w:ilvl w:val="0"/>
+          <w:numId w:val="16"/>
+        </w:numPr>
+        <w:ind w:left="0" w:firstLine="0"/>
+        <w:contextualSpacing/>
+        <w:rPr>
+          <w:b/>
+          <w:sz w:val="22"/>
+          <w:szCs w:val="22"/>
+        </w:rPr>
+      </w:pPr>
+      <w:r>
+        <w:rPr>
+          <w:b/>
+          <w:sz w:val="22"/>
+          <w:szCs w:val="22"/>
+        </w:rPr>
+        <w:t>Предоставить технические условия на подключение ВК от ТЦ:</w:t>
+      </w:r>
+    </w:p>
+    <w:p>
+      <w:pPr>
+        <w:contextualSpacing/>
+        <w:rPr>
+          <w:b/>
+          <w:sz w:val="22"/>
+          <w:szCs w:val="22"/>
+        </w:rPr>
+      </w:pPr>
+      <w:r>
+        <w:rPr>
+          <w:b/>
+          <w:sz w:val="22"/>
+          <w:szCs w:val="22"/>
+        </w:rPr>
+        <w:t>По водоснабжению:</w:t>
+      </w:r>
+    </w:p>
+    <w:p>
+      <w:pPr>
+        <w:pStyle w:val="ad"/>
+        <w:numPr>
+          <w:ilvl w:val="0"/>
+          <w:numId w:val="18"/>
+        </w:numPr>
+        <w:ind w:left="0" w:firstLine="0"/>
+        <w:rPr>
+          <w:sz w:val="22"/>
+          <w:szCs w:val="22"/>
+        </w:rPr>
+      </w:pPr>
+      <w:r>
+        <w:rPr>
+          <w:sz w:val="22"/>
+          <w:szCs w:val="22"/>
+        </w:rPr>
+        <w:t>Точки подключения к существующим системам водоснабжения (привязки в плане и по высоте)</w:t>
+      </w:r>
+    </w:p>
+    <w:p>
+      <w:pPr>
+        <w:pStyle w:val="ad"/>
+        <w:numPr>
+          <w:ilvl w:val="0"/>
+          <w:numId w:val="18"/>
+        </w:numPr>
+        <w:ind w:left="0" w:firstLine="0"/>
+        <w:rPr>
+          <w:sz w:val="22"/>
+          <w:szCs w:val="22"/>
+        </w:rPr>
+      </w:pPr>
+      <w:r>
+        <w:rPr>
+          <w:sz w:val="22"/>
+          <w:szCs w:val="22"/>
+        </w:rPr>
+        <w:t xml:space="preserve">Диаметр трубопроводов </w:t>
+      </w:r>
+    </w:p>
+    <w:p>
+      <w:pPr>
+        <w:pStyle w:val="ad"/>
+        <w:numPr>
+          <w:ilvl w:val="0"/>
+          <w:numId w:val="18"/>
+        </w:numPr>
+        <w:ind w:left="0" w:firstLine="0"/>
+        <w:rPr>
+          <w:sz w:val="22"/>
+          <w:szCs w:val="22"/>
+        </w:rPr>
+      </w:pPr>
+      <w:r>
+        <w:rPr>
+          <w:sz w:val="22"/>
+          <w:szCs w:val="22"/>
+        </w:rPr>
+        <w:t>Давление (напор, расход)</w:t>
+      </w:r>
+    </w:p>
+    <w:p>
+      <w:pPr>
+        <w:pStyle w:val="ad"/>
+        <w:numPr>
+          <w:ilvl w:val="0"/>
+          <w:numId w:val="18"/>
+        </w:numPr>
+        <w:ind w:left="0" w:firstLine="0"/>
+        <w:rPr>
+          <w:sz w:val="22"/>
+          <w:szCs w:val="22"/>
+        </w:rPr>
+      </w:pPr>
+      <w:r>
+        <w:rPr>
+          <w:sz w:val="22"/>
+          <w:szCs w:val="22"/>
+        </w:rPr>
+        <w:lastRenderedPageBreak/>
+        <w:t>Требуемый материал труб и тип изоляции</w:t>
+      </w:r>
+    </w:p>
+    <w:p>
+      <w:pPr>
+        <w:rPr>
+          <w:b/>
+          <w:sz w:val="22"/>
+          <w:szCs w:val="22"/>
+        </w:rPr>
+      </w:pPr>
+      <w:r>
+        <w:rPr>
+          <w:b/>
+          <w:sz w:val="22"/>
+          <w:szCs w:val="22"/>
+        </w:rPr>
+        <w:t>По канализации:</w:t>
+      </w:r>
+    </w:p>
+    <w:p>
+      <w:pPr>
+        <w:pStyle w:val="ad"/>
+        <w:numPr>
+          <w:ilvl w:val="0"/>
+          <w:numId w:val="18"/>
+        </w:numPr>
+        <w:ind w:left="0" w:firstLine="0"/>
+        <w:rPr>
+          <w:sz w:val="22"/>
+          <w:szCs w:val="22"/>
+        </w:rPr>
+      </w:pPr>
+      <w:r>
+        <w:rPr>
+          <w:sz w:val="22"/>
+          <w:szCs w:val="22"/>
+        </w:rPr>
+        <w:t>Точки подключения к существующим системам канализации (привязки в плане и по высоте)</w:t>
+      </w:r>
+    </w:p>
+    <w:p>
+      <w:pPr>
+        <w:pStyle w:val="ad"/>
+        <w:numPr>
+          <w:ilvl w:val="0"/>
+          <w:numId w:val="18"/>
+        </w:numPr>
+        <w:ind w:left="0" w:firstLine="0"/>
+        <w:rPr>
+          <w:sz w:val="22"/>
+          <w:szCs w:val="22"/>
+        </w:rPr>
+      </w:pPr>
+      <w:r>
+        <w:rPr>
+          <w:sz w:val="22"/>
+          <w:szCs w:val="22"/>
+        </w:rPr>
+        <w:t xml:space="preserve">Диаметр трубопроводов </w:t>
+      </w:r>
+    </w:p>
+    <w:p>
+      <w:pPr>
+        <w:pStyle w:val="ad"/>
+        <w:numPr>
+          <w:ilvl w:val="0"/>
+          <w:numId w:val="18"/>
+        </w:numPr>
+        <w:ind w:left="0" w:firstLine="0"/>
+        <w:rPr>
+          <w:sz w:val="22"/>
+          <w:szCs w:val="22"/>
+        </w:rPr>
+      </w:pPr>
+      <w:r>
+        <w:rPr>
+          <w:sz w:val="22"/>
+          <w:szCs w:val="22"/>
+        </w:rPr>
+        <w:t>Требуемый материал труб и тип изоляции</w:t>
+      </w:r>
+    </w:p>
+    <w:p>
+      <w:pPr>
+        <w:rPr>
+          <w:sz w:val="22"/>
+          <w:szCs w:val="22"/>
+        </w:rPr>
+      </w:pPr>
+    </w:p>
+    <w:p>
+      <w:pPr>
+        <w:rPr>
+          <w:sz w:val="22"/>
+          <w:szCs w:val="22"/>
+        </w:rPr>
+      </w:pPr>
     </w:p>
     <w:p>
       <w:pPr>
@@ -1582,217 +1868,297 @@
         <w:ind w:left="0" w:firstLine="0"/>
         <w:contextualSpacing/>
         <w:rPr>
-          <w:b/>
-          <w:sz w:val="22"/>
-          <w:szCs w:val="22"/>
-        </w:rPr>
-      </w:pPr>
-      <w:r>
-        <w:rPr>
-          <w:b/>
-          <w:sz w:val="22"/>
-          <w:szCs w:val="22"/>
-        </w:rPr>
-        <w:t>Предоставить технические условия на подключение ВК от ТЦ:</w:t>
-      </w:r>
-    </w:p>
-    <w:p>
-      <w:pPr>
+          <w:sz w:val="22"/>
+          <w:szCs w:val="22"/>
+        </w:rPr>
+      </w:pPr>
+      <w:r>
+        <w:rPr>
+          <w:b/>
+          <w:sz w:val="22"/>
+          <w:szCs w:val="22"/>
+        </w:rPr>
+        <w:t xml:space="preserve">Предоставить техническое задание </w:t>
+      </w:r>
+    </w:p>
+    <w:p>
+      <w:pPr>
+        <w:pStyle w:val="ad"/>
+        <w:numPr>
+          <w:ilvl w:val="0"/>
+          <w:numId w:val="17"/>
+        </w:numPr>
+        <w:ind w:left="0" w:firstLine="0"/>
+        <w:rPr>
+          <w:sz w:val="22"/>
+          <w:szCs w:val="22"/>
+        </w:rPr>
+      </w:pPr>
+      <w:r>
+        <w:rPr>
+          <w:sz w:val="22"/>
+          <w:szCs w:val="22"/>
+        </w:rPr>
+        <w:t>План с расстановкой сантехнического оборудования (привязки в плане и по высоте)</w:t>
+      </w:r>
+    </w:p>
+    <w:p>
+      <w:pPr>
+        <w:pStyle w:val="ad"/>
+        <w:numPr>
+          <w:ilvl w:val="0"/>
+          <w:numId w:val="17"/>
+        </w:numPr>
+        <w:ind w:left="0" w:firstLine="0"/>
+        <w:rPr>
+          <w:sz w:val="22"/>
+          <w:szCs w:val="22"/>
+        </w:rPr>
+      </w:pPr>
+      <w:r>
+        <w:rPr>
+          <w:sz w:val="22"/>
+          <w:szCs w:val="22"/>
+        </w:rPr>
+        <w:t xml:space="preserve">Указать дополнительное оборудование, к которому необходим подвод воды и канализации (посудомойка, кулер, </w:t>
+      </w:r>
+      <w:proofErr w:type="spellStart"/>
+      <w:r>
+        <w:rPr>
+          <w:sz w:val="22"/>
+          <w:szCs w:val="22"/>
+        </w:rPr>
+        <w:t>кофемашина</w:t>
+      </w:r>
+      <w:proofErr w:type="spellEnd"/>
+      <w:r>
+        <w:rPr>
+          <w:sz w:val="22"/>
+          <w:szCs w:val="22"/>
+        </w:rPr>
+        <w:t xml:space="preserve"> и т.д.)</w:t>
+      </w:r>
+    </w:p>
+    <w:p>
+      <w:pPr>
+        <w:pStyle w:val="ad"/>
+        <w:numPr>
+          <w:ilvl w:val="0"/>
+          <w:numId w:val="17"/>
+        </w:numPr>
+        <w:ind w:left="0" w:firstLine="0"/>
+        <w:rPr>
+          <w:sz w:val="22"/>
+          <w:szCs w:val="22"/>
+        </w:rPr>
+      </w:pPr>
+      <w:r>
+        <w:rPr>
+          <w:sz w:val="22"/>
+          <w:szCs w:val="22"/>
+        </w:rPr>
+        <w:t>Ведомость оборудования с расчетным расходом (на ресторан, кафе, и т.д.)</w:t>
+      </w:r>
+    </w:p>
+    <w:p>
+      <w:pPr>
+        <w:pStyle w:val="ad"/>
+        <w:numPr>
+          <w:ilvl w:val="0"/>
+          <w:numId w:val="17"/>
+        </w:numPr>
+        <w:ind w:left="0" w:firstLine="0"/>
+        <w:rPr>
+          <w:sz w:val="22"/>
+          <w:szCs w:val="22"/>
+        </w:rPr>
+      </w:pPr>
+      <w:r>
+        <w:rPr>
+          <w:sz w:val="22"/>
+          <w:szCs w:val="22"/>
+        </w:rPr>
+        <w:t>Схема водомерного узла (пожелание заказчика)</w:t>
+      </w:r>
+    </w:p>
+    <w:p>
+      <w:pPr>
+        <w:pStyle w:val="ad"/>
+        <w:numPr>
+          <w:ilvl w:val="0"/>
+          <w:numId w:val="17"/>
+        </w:numPr>
+        <w:ind w:left="0" w:firstLine="0"/>
+        <w:rPr>
+          <w:sz w:val="22"/>
+          <w:szCs w:val="22"/>
+        </w:rPr>
+      </w:pPr>
+      <w:r>
+        <w:rPr>
+          <w:sz w:val="22"/>
+          <w:szCs w:val="22"/>
+        </w:rPr>
+        <w:t>Способ прокладки водопровода и канализации</w:t>
+      </w:r>
+    </w:p>
+    <w:p>
+      <w:pPr>
+        <w:pStyle w:val="ad"/>
+        <w:numPr>
+          <w:ilvl w:val="0"/>
+          <w:numId w:val="17"/>
+        </w:numPr>
+        <w:ind w:left="0" w:firstLine="0"/>
+        <w:rPr>
+          <w:sz w:val="22"/>
+          <w:szCs w:val="22"/>
+        </w:rPr>
+      </w:pPr>
+      <w:r>
+        <w:rPr>
+          <w:sz w:val="22"/>
+          <w:szCs w:val="22"/>
+        </w:rPr>
+        <w:t>Насосное оборудование если необходимо</w:t>
+      </w:r>
+    </w:p>
+    <w:p>
+      <w:pPr>
+        <w:pStyle w:val="ad"/>
+        <w:numPr>
+          <w:ilvl w:val="0"/>
+          <w:numId w:val="17"/>
+        </w:numPr>
+        <w:ind w:left="0" w:firstLine="0"/>
+        <w:rPr>
+          <w:sz w:val="22"/>
+          <w:szCs w:val="22"/>
+        </w:rPr>
+      </w:pPr>
+      <w:proofErr w:type="spellStart"/>
+      <w:r>
+        <w:rPr>
+          <w:sz w:val="22"/>
+          <w:szCs w:val="22"/>
+        </w:rPr>
+        <w:t>Жироуловитель</w:t>
+      </w:r>
+      <w:proofErr w:type="spellEnd"/>
+      <w:r>
+        <w:rPr>
+          <w:sz w:val="22"/>
+          <w:szCs w:val="22"/>
+        </w:rPr>
+        <w:t xml:space="preserve"> (</w:t>
+      </w:r>
+      <w:proofErr w:type="gramStart"/>
+      <w:r>
+        <w:rPr>
+          <w:sz w:val="22"/>
+          <w:szCs w:val="22"/>
+        </w:rPr>
+        <w:t>требуется</w:t>
+      </w:r>
+      <w:proofErr w:type="gramEnd"/>
+      <w:r>
+        <w:rPr>
+          <w:sz w:val="22"/>
+          <w:szCs w:val="22"/>
+        </w:rPr>
+        <w:t>/ не требуется)</w:t>
+      </w:r>
+    </w:p>
+    <w:p>
+      <w:pPr>
+        <w:pStyle w:val="ad"/>
+        <w:numPr>
+          <w:ilvl w:val="0"/>
+          <w:numId w:val="17"/>
+        </w:numPr>
+        <w:ind w:left="0" w:firstLine="0"/>
+        <w:rPr>
+          <w:sz w:val="22"/>
+          <w:szCs w:val="22"/>
+        </w:rPr>
+      </w:pPr>
+      <w:r>
+        <w:rPr>
+          <w:sz w:val="22"/>
+          <w:szCs w:val="22"/>
+        </w:rPr>
+        <w:t>Водонагреватель (</w:t>
+      </w:r>
+      <w:proofErr w:type="gramStart"/>
+      <w:r>
+        <w:rPr>
+          <w:sz w:val="22"/>
+          <w:szCs w:val="22"/>
+        </w:rPr>
+        <w:t>требуется</w:t>
+      </w:r>
+      <w:proofErr w:type="gramEnd"/>
+      <w:r>
+        <w:rPr>
+          <w:sz w:val="22"/>
+          <w:szCs w:val="22"/>
+        </w:rPr>
+        <w:t>/ не требуется)</w:t>
+      </w:r>
+    </w:p>
+    <w:p>
+      <w:pPr>
+        <w:rPr>
+          <w:sz w:val="22"/>
+          <w:szCs w:val="22"/>
+        </w:rPr>
+      </w:pPr>
+    </w:p>
+    <w:p>
+      <w:pPr>
+        <w:jc w:val="center"/>
+        <w:rPr>
+          <w:b/>
+        </w:rPr>
+      </w:pPr>
+      <w:bookmarkStart w:id="4" w:name="ТХ_1"/>
+      <w:bookmarkEnd w:id="3"/>
+      <w:r>
+        <w:rPr>
+          <w:b/>
+        </w:rPr>
+        <w:t>ТХ «ТЕХНОЛОГИЧЕСКИЕ РЕШЕНИЯ»</w:t>
+      </w:r>
+    </w:p>
+    <w:p>
+      <w:pPr>
+        <w:rPr>
+          <w:sz w:val="22"/>
+          <w:szCs w:val="22"/>
+        </w:rPr>
+      </w:pPr>
+    </w:p>
+    <w:p>
+      <w:pPr>
+        <w:numPr>
+          <w:ilvl w:val="0"/>
+          <w:numId w:val="3"/>
+        </w:numPr>
+        <w:ind w:left="0" w:firstLine="0"/>
         <w:contextualSpacing/>
         <w:rPr>
-          <w:b/>
-          <w:sz w:val="22"/>
-          <w:szCs w:val="22"/>
-        </w:rPr>
-      </w:pPr>
-      <w:r>
-        <w:rPr>
-          <w:b/>
-          <w:sz w:val="22"/>
-          <w:szCs w:val="22"/>
-        </w:rPr>
-        <w:t>По водоснабжению:</w:t>
-      </w:r>
-    </w:p>
-    <w:p>
-      <w:pPr>
-        <w:pStyle w:val="ad"/>
-        <w:numPr>
-          <w:ilvl w:val="0"/>
-          <w:numId w:val="18"/>
-        </w:numPr>
-        <w:ind w:left="0" w:firstLine="0"/>
-        <w:rPr>
-          <w:sz w:val="22"/>
-          <w:szCs w:val="22"/>
-        </w:rPr>
-      </w:pPr>
-      <w:r>
-        <w:rPr>
-          <w:sz w:val="22"/>
-          <w:szCs w:val="22"/>
-        </w:rPr>
-        <w:t>Точки подключения к существующим системам водоснабжения (привязки в плане и по высоте)</w:t>
-      </w:r>
-    </w:p>
-    <w:p>
-      <w:pPr>
-        <w:pStyle w:val="ad"/>
-        <w:numPr>
-          <w:ilvl w:val="0"/>
-          <w:numId w:val="18"/>
-        </w:numPr>
-        <w:ind w:left="0" w:firstLine="0"/>
-        <w:rPr>
-          <w:sz w:val="22"/>
-          <w:szCs w:val="22"/>
-        </w:rPr>
-      </w:pPr>
-      <w:r>
-        <w:rPr>
-          <w:sz w:val="22"/>
-          <w:szCs w:val="22"/>
-        </w:rPr>
-        <w:t xml:space="preserve">Диаметр трубопроводов </w:t>
-      </w:r>
-    </w:p>
-    <w:p>
-      <w:pPr>
-        <w:pStyle w:val="ad"/>
-        <w:numPr>
-          <w:ilvl w:val="0"/>
-          <w:numId w:val="18"/>
-        </w:numPr>
-        <w:ind w:left="0" w:firstLine="0"/>
-        <w:rPr>
-          <w:sz w:val="22"/>
-          <w:szCs w:val="22"/>
-        </w:rPr>
-      </w:pPr>
-      <w:r>
-        <w:rPr>
-          <w:sz w:val="22"/>
-          <w:szCs w:val="22"/>
-        </w:rPr>
-        <w:t>Давление (напор, расход)</w:t>
-      </w:r>
-    </w:p>
-    <w:p>
-      <w:pPr>
-        <w:pStyle w:val="ad"/>
-        <w:numPr>
-          <w:ilvl w:val="0"/>
-          <w:numId w:val="18"/>
-        </w:numPr>
-        <w:ind w:left="0" w:firstLine="0"/>
-        <w:rPr>
-          <w:sz w:val="22"/>
-          <w:szCs w:val="22"/>
-        </w:rPr>
-      </w:pPr>
-      <w:r>
-        <w:rPr>
-          <w:sz w:val="22"/>
-          <w:szCs w:val="22"/>
-        </w:rPr>
-        <w:t>Требуемый материал труб и тип изоляции</w:t>
-      </w:r>
-    </w:p>
-    <w:p>
-      <w:pPr>
-        <w:rPr>
-          <w:b/>
-          <w:sz w:val="22"/>
-          <w:szCs w:val="22"/>
-        </w:rPr>
-      </w:pPr>
-      <w:r>
-        <w:rPr>
-          <w:b/>
-          <w:sz w:val="22"/>
-          <w:szCs w:val="22"/>
-        </w:rPr>
-        <w:t>По канализации:</w:t>
-      </w:r>
-    </w:p>
-    <w:p>
-      <w:pPr>
-        <w:pStyle w:val="ad"/>
-        <w:numPr>
-          <w:ilvl w:val="0"/>
-          <w:numId w:val="18"/>
-        </w:numPr>
-        <w:ind w:left="0" w:firstLine="0"/>
-        <w:rPr>
-          <w:sz w:val="22"/>
-          <w:szCs w:val="22"/>
-        </w:rPr>
-      </w:pPr>
-      <w:r>
-        <w:rPr>
-          <w:sz w:val="22"/>
-          <w:szCs w:val="22"/>
-        </w:rPr>
-        <w:t>Точки подключения к существующим системам канализации (привязки в плане и по высоте)</w:t>
-      </w:r>
-    </w:p>
-    <w:p>
-      <w:pPr>
-        <w:pStyle w:val="ad"/>
-        <w:numPr>
-          <w:ilvl w:val="0"/>
-          <w:numId w:val="18"/>
-        </w:numPr>
-        <w:ind w:left="0" w:firstLine="0"/>
-        <w:rPr>
-          <w:sz w:val="22"/>
-          <w:szCs w:val="22"/>
-        </w:rPr>
-      </w:pPr>
-      <w:r>
-        <w:rPr>
-          <w:sz w:val="22"/>
-          <w:szCs w:val="22"/>
-        </w:rPr>
-        <w:t xml:space="preserve">Диаметр трубопроводов </w:t>
-      </w:r>
-    </w:p>
-    <w:p>
-      <w:pPr>
-        <w:pStyle w:val="ad"/>
-        <w:numPr>
-          <w:ilvl w:val="0"/>
-          <w:numId w:val="18"/>
-        </w:numPr>
-        <w:ind w:left="0" w:firstLine="0"/>
-        <w:rPr>
-          <w:sz w:val="22"/>
-          <w:szCs w:val="22"/>
-        </w:rPr>
-      </w:pPr>
-      <w:r>
-        <w:rPr>
-          <w:sz w:val="22"/>
-          <w:szCs w:val="22"/>
-        </w:rPr>
-        <w:t>Требуемый материал труб и тип изоляции</w:t>
-      </w:r>
-    </w:p>
-    <w:p>
-      <w:pPr>
-        <w:rPr>
-          <w:sz w:val="22"/>
-          <w:szCs w:val="22"/>
-        </w:rPr>
-      </w:pPr>
-    </w:p>
-    <w:p>
-      <w:pPr>
-        <w:rPr>
-          <w:sz w:val="22"/>
-          <w:szCs w:val="22"/>
-        </w:rPr>
-      </w:pPr>
+          <w:sz w:val="22"/>
+          <w:szCs w:val="22"/>
+        </w:rPr>
+      </w:pPr>
+      <w:r>
+        <w:rPr>
+          <w:b/>
+          <w:sz w:val="22"/>
+          <w:szCs w:val="22"/>
+        </w:rPr>
+        <w:t xml:space="preserve">Предоставить техническое задание </w:t>
+      </w:r>
     </w:p>
     <w:p>
       <w:pPr>
@@ -1803,12 +2169,477 @@
           <w:szCs w:val="22"/>
         </w:rPr>
       </w:pPr>
-    </w:p>
-    <w:p>
-      <w:pPr>
-        <w:numPr>
-          <w:ilvl w:val="0"/>
-          <w:numId w:val="16"/>
+      <w:r>
+        <w:rPr>
+          <w:sz w:val="22"/>
+          <w:szCs w:val="22"/>
+        </w:rPr>
+        <w:t>Предоставить информацию о типе заведения: кафе, ресторан, столовая</w:t>
+      </w:r>
+    </w:p>
+    <w:p>
+      <w:pPr>
+        <w:pStyle w:val="ad"/>
+        <w:ind w:left="0"/>
+        <w:rPr>
+          <w:sz w:val="22"/>
+          <w:szCs w:val="22"/>
+        </w:rPr>
+      </w:pPr>
+      <w:r>
+        <w:rPr>
+          <w:sz w:val="22"/>
+          <w:szCs w:val="22"/>
+        </w:rPr>
+        <w:t>Предоставить информацию о производительности предприятия: - количество посадочных мест, количество цехов, количество выпускаемых блюд в день</w:t>
+      </w:r>
+    </w:p>
+    <w:p>
+      <w:pPr>
+        <w:pStyle w:val="ad"/>
+        <w:ind w:left="0"/>
+        <w:rPr>
+          <w:sz w:val="22"/>
+          <w:szCs w:val="22"/>
+        </w:rPr>
+      </w:pPr>
+      <w:r>
+        <w:rPr>
+          <w:sz w:val="22"/>
+          <w:szCs w:val="22"/>
+        </w:rPr>
+        <w:t>Тип кухни: европейская, азиатская, итальянская и т.д.</w:t>
+      </w:r>
+    </w:p>
+    <w:p>
+      <w:pPr>
+        <w:pStyle w:val="ad"/>
+        <w:ind w:left="0"/>
+        <w:rPr>
+          <w:sz w:val="22"/>
+          <w:szCs w:val="22"/>
+        </w:rPr>
+      </w:pPr>
+      <w:r>
+        <w:rPr>
+          <w:sz w:val="22"/>
+          <w:szCs w:val="22"/>
+        </w:rPr>
+        <w:t>Предоставить информацию о типе посуды: одноразовая, многоразовая</w:t>
+      </w:r>
+    </w:p>
+    <w:p>
+      <w:pPr>
+        <w:pStyle w:val="ad"/>
+        <w:ind w:left="0"/>
+        <w:rPr>
+          <w:sz w:val="22"/>
+          <w:szCs w:val="22"/>
+        </w:rPr>
+      </w:pPr>
+      <w:r>
+        <w:rPr>
+          <w:sz w:val="22"/>
+          <w:szCs w:val="22"/>
+        </w:rPr>
+        <w:t>Форма обслуживания: самообслуживания, обслуживание официантами</w:t>
+      </w:r>
+    </w:p>
+    <w:p>
+      <w:pPr>
+        <w:pStyle w:val="ad"/>
+        <w:ind w:left="0"/>
+        <w:rPr>
+          <w:sz w:val="22"/>
+          <w:szCs w:val="22"/>
+        </w:rPr>
+      </w:pPr>
+      <w:r>
+        <w:rPr>
+          <w:sz w:val="22"/>
+          <w:szCs w:val="22"/>
+        </w:rPr>
+        <w:t>Тип используемой продукции: полуфабрикаты/сырье.</w:t>
+      </w:r>
+    </w:p>
+    <w:p>
+      <w:pPr>
+        <w:pStyle w:val="ad"/>
+        <w:ind w:left="0"/>
+        <w:rPr>
+          <w:sz w:val="22"/>
+          <w:szCs w:val="22"/>
+        </w:rPr>
+      </w:pPr>
+      <w:r>
+        <w:rPr>
+          <w:sz w:val="22"/>
+          <w:szCs w:val="22"/>
+        </w:rPr>
+        <w:t>Ассортимент выпускаемых блюд.</w:t>
+      </w:r>
+    </w:p>
+    <w:p>
+      <w:pPr>
+        <w:pStyle w:val="ad"/>
+        <w:ind w:left="0"/>
+        <w:rPr>
+          <w:sz w:val="22"/>
+          <w:szCs w:val="22"/>
+        </w:rPr>
+      </w:pPr>
+      <w:r>
+        <w:rPr>
+          <w:sz w:val="22"/>
+          <w:szCs w:val="22"/>
+        </w:rPr>
+        <w:t>Предоставить информацию о максимальной электрической мощности.</w:t>
+      </w:r>
+    </w:p>
+    <w:p>
+      <w:pPr>
+        <w:pStyle w:val="ad"/>
+        <w:ind w:left="0"/>
+        <w:rPr>
+          <w:sz w:val="22"/>
+          <w:szCs w:val="22"/>
+        </w:rPr>
+      </w:pPr>
+      <w:r>
+        <w:rPr>
+          <w:sz w:val="22"/>
+          <w:szCs w:val="22"/>
+        </w:rPr>
+        <w:t>Предоставить информацию о высоте потолков</w:t>
+      </w:r>
+    </w:p>
+    <w:p>
+      <w:pPr>
+        <w:pStyle w:val="ad"/>
+        <w:rPr>
+          <w:sz w:val="22"/>
+          <w:szCs w:val="22"/>
+        </w:rPr>
+      </w:pPr>
+    </w:p>
+    <w:p>
+      <w:bookmarkStart w:id="5" w:name="СС_1"/>
+      <w:bookmarkEnd w:id="4"/>
+      <w:r>
+        <w:t>СС «СЕТИ СВЯЗИ»</w:t>
+      </w:r>
+    </w:p>
+    <w:p>
+      <w:pPr>
+        <w:rPr>
+          <w:sz w:val="22"/>
+          <w:szCs w:val="22"/>
+        </w:rPr>
+      </w:pPr>
+    </w:p>
+    <w:p>
+      <w:pPr>
+        <w:pStyle w:val="ad"/>
+        <w:numPr>
+          <w:ilvl w:val="0"/>
+          <w:numId w:val="24"/>
+        </w:numPr>
+        <w:ind w:left="0" w:firstLine="0"/>
+        <w:rPr>
+          <w:sz w:val="22"/>
+          <w:szCs w:val="22"/>
+        </w:rPr>
+      </w:pPr>
+      <w:r>
+        <w:rPr>
+          <w:b/>
+          <w:sz w:val="22"/>
+          <w:szCs w:val="22"/>
+        </w:rPr>
+        <w:t xml:space="preserve">Предоставить техническое задание </w:t>
+      </w:r>
+    </w:p>
+    <w:p>
+      <w:pPr>
+        <w:rPr>
+          <w:sz w:val="22"/>
+          <w:szCs w:val="22"/>
+        </w:rPr>
+      </w:pPr>
+      <w:r>
+        <w:rPr>
+          <w:sz w:val="22"/>
+          <w:szCs w:val="22"/>
+        </w:rPr>
+        <w:tab/>
+        <w:t>1. МУЗЫКА</w:t>
+      </w:r>
+    </w:p>
+    <w:p>
+      <w:pPr>
+        <w:rPr>
+          <w:sz w:val="22"/>
+          <w:szCs w:val="22"/>
+        </w:rPr>
+      </w:pPr>
+      <w:r>
+        <w:rPr>
+          <w:sz w:val="22"/>
+          <w:szCs w:val="22"/>
+        </w:rPr>
+        <w:t>-  Какие помещения озвучиваются либо предусматриваем только кабельную разводку под установку оборудования?</w:t>
+      </w:r>
+    </w:p>
+    <w:p>
+      <w:pPr>
+        <w:rPr>
+          <w:sz w:val="22"/>
+          <w:szCs w:val="22"/>
+        </w:rPr>
+      </w:pPr>
+      <w:r>
+        <w:rPr>
+          <w:sz w:val="22"/>
+          <w:szCs w:val="22"/>
+        </w:rPr>
+        <w:t xml:space="preserve">-  Нужен ли микрофон для объявлений (Как пример на </w:t>
+      </w:r>
+      <w:proofErr w:type="spellStart"/>
+      <w:r>
+        <w:rPr>
+          <w:sz w:val="22"/>
+          <w:szCs w:val="22"/>
+        </w:rPr>
+        <w:t>reception</w:t>
+      </w:r>
+      <w:proofErr w:type="spellEnd"/>
+      <w:r>
+        <w:rPr>
+          <w:sz w:val="22"/>
+          <w:szCs w:val="22"/>
+        </w:rPr>
+        <w:t>)?</w:t>
+      </w:r>
+    </w:p>
+    <w:p>
+      <w:pPr>
+        <w:rPr>
+          <w:sz w:val="22"/>
+          <w:szCs w:val="22"/>
+        </w:rPr>
+      </w:pPr>
+      <w:r>
+        <w:rPr>
+          <w:sz w:val="22"/>
+          <w:szCs w:val="22"/>
+        </w:rPr>
+        <w:t>-  На каком оборудовании проектировать?</w:t>
+      </w:r>
+    </w:p>
+    <w:p>
+      <w:pPr>
+        <w:rPr>
+          <w:sz w:val="22"/>
+          <w:szCs w:val="22"/>
+        </w:rPr>
+      </w:pPr>
+      <w:r>
+        <w:rPr>
+          <w:sz w:val="22"/>
+          <w:szCs w:val="22"/>
+        </w:rPr>
+        <w:t>-  Где будет располагаться усилитель?</w:t>
+      </w:r>
+    </w:p>
+    <w:p>
+      <w:pPr>
+        <w:rPr>
+          <w:sz w:val="22"/>
+          <w:szCs w:val="22"/>
+        </w:rPr>
+      </w:pPr>
+      <w:r>
+        <w:rPr>
+          <w:sz w:val="22"/>
+          <w:szCs w:val="22"/>
+        </w:rPr>
+        <w:tab/>
+        <w:t>2. ВИДЕО</w:t>
+      </w:r>
+    </w:p>
+    <w:p>
+      <w:pPr>
+        <w:rPr>
+          <w:sz w:val="22"/>
+          <w:szCs w:val="22"/>
+        </w:rPr>
+      </w:pPr>
+      <w:r>
+        <w:rPr>
+          <w:sz w:val="22"/>
+          <w:szCs w:val="22"/>
+        </w:rPr>
+        <w:t>-  На каком оборудовании проектировать либо предусматриваем только кабельную разводку под установку оборудования?</w:t>
+      </w:r>
+    </w:p>
+    <w:p>
+      <w:pPr>
+        <w:rPr>
+          <w:sz w:val="22"/>
+          <w:szCs w:val="22"/>
+        </w:rPr>
+      </w:pPr>
+      <w:r>
+        <w:rPr>
+          <w:sz w:val="22"/>
+          <w:szCs w:val="22"/>
+        </w:rPr>
+        <w:lastRenderedPageBreak/>
+        <w:t>-  Сколько видеокамер, в каких местах и что должны просматривать?</w:t>
+      </w:r>
+    </w:p>
+    <w:p>
+      <w:pPr>
+        <w:rPr>
+          <w:sz w:val="22"/>
+          <w:szCs w:val="22"/>
+        </w:rPr>
+      </w:pPr>
+      <w:r>
+        <w:rPr>
+          <w:sz w:val="22"/>
+          <w:szCs w:val="22"/>
+        </w:rPr>
+        <w:t>-  Аналоговое или IP видеонаблюдение планируется?</w:t>
+      </w:r>
+    </w:p>
+    <w:p>
+      <w:pPr>
+        <w:rPr>
+          <w:sz w:val="22"/>
+          <w:szCs w:val="22"/>
+        </w:rPr>
+      </w:pPr>
+      <w:r>
+        <w:rPr>
+          <w:sz w:val="22"/>
+          <w:szCs w:val="22"/>
+        </w:rPr>
+        <w:t>-  Место установки видеорегистратора?</w:t>
+      </w:r>
+    </w:p>
+    <w:p>
+      <w:pPr>
+        <w:rPr>
+          <w:sz w:val="22"/>
+          <w:szCs w:val="22"/>
+        </w:rPr>
+      </w:pPr>
+      <w:r>
+        <w:rPr>
+          <w:sz w:val="22"/>
+          <w:szCs w:val="22"/>
+        </w:rPr>
+        <w:t xml:space="preserve">      3. ИНТЕРНЕТ</w:t>
+      </w:r>
+    </w:p>
+    <w:p>
+      <w:pPr>
+        <w:rPr>
+          <w:sz w:val="22"/>
+          <w:szCs w:val="22"/>
+        </w:rPr>
+      </w:pPr>
+      <w:r>
+        <w:rPr>
+          <w:sz w:val="22"/>
+          <w:szCs w:val="22"/>
+        </w:rPr>
+        <w:t>-  На каком оборудовании проектировать?</w:t>
+      </w:r>
+    </w:p>
+    <w:p>
+      <w:pPr>
+        <w:rPr>
+          <w:sz w:val="22"/>
+          <w:szCs w:val="22"/>
+        </w:rPr>
+      </w:pPr>
+      <w:r>
+        <w:rPr>
+          <w:sz w:val="22"/>
+          <w:szCs w:val="22"/>
+        </w:rPr>
+        <w:t>-  Сколько розеток и где они расположены? Сколько портов имеет каждая розетка?</w:t>
+      </w:r>
+    </w:p>
+    <w:p>
+      <w:pPr>
+        <w:rPr>
+          <w:sz w:val="22"/>
+          <w:szCs w:val="22"/>
+        </w:rPr>
+      </w:pPr>
+      <w:r>
+        <w:rPr>
+          <w:sz w:val="22"/>
+          <w:szCs w:val="22"/>
+        </w:rPr>
+        <w:t>-  Категория кабельной системы 5е или другая?</w:t>
+      </w:r>
+    </w:p>
+    <w:p>
+      <w:pPr>
+        <w:rPr>
+          <w:sz w:val="22"/>
+          <w:szCs w:val="22"/>
+        </w:rPr>
+      </w:pPr>
+      <w:r>
+        <w:rPr>
+          <w:sz w:val="22"/>
+          <w:szCs w:val="22"/>
+        </w:rPr>
+        <w:t>-  Где будет стоять телекоммуникационный шкаф?</w:t>
+      </w:r>
+    </w:p>
+    <w:p>
+      <w:pPr>
+        <w:rPr>
+          <w:sz w:val="22"/>
+          <w:szCs w:val="22"/>
+        </w:rPr>
+      </w:pPr>
+    </w:p>
+    <w:p>
+      <w:pPr>
+        <w:jc w:val="center"/>
+        <w:rPr>
+          <w:b/>
+        </w:rPr>
+      </w:pPr>
+      <w:bookmarkStart w:id="6" w:name="СКС_1"/>
+      <w:bookmarkEnd w:id="5"/>
+      <w:r>
+        <w:rPr>
+          <w:b/>
+        </w:rPr>
+        <w:t>СКС «СТРУКТУРИРОВАННАЯ КАБЕЛЬНАЯ СИСТЕМА И МУЗЫКАЛЬНОЕ СОПРОВОЖДЕНИЕ»</w:t>
+      </w:r>
+    </w:p>
+    <w:p>
+      <w:pPr>
+        <w:rPr>
+          <w:sz w:val="22"/>
+          <w:szCs w:val="22"/>
+        </w:rPr>
+      </w:pPr>
+    </w:p>
+    <w:p>
+      <w:pPr>
+        <w:numPr>
+          <w:ilvl w:val="0"/>
+          <w:numId w:val="19"/>
         </w:numPr>
         <w:ind w:left="0" w:firstLine="0"/>
         <w:contextualSpacing/>
@@ -1823,7 +2654,6 @@
           <w:sz w:val="22"/>
           <w:szCs w:val="22"/>
         </w:rPr>
-        <w:lastRenderedPageBreak/>
         <w:t xml:space="preserve">Предоставить техническое задание </w:t>
       </w:r>
     </w:p>
@@ -1832,7 +2662,7 @@
         <w:pStyle w:val="ad"/>
         <w:numPr>
           <w:ilvl w:val="0"/>
-          <w:numId w:val="17"/>
+          <w:numId w:val="20"/>
         </w:numPr>
         <w:ind w:left="0" w:firstLine="0"/>
         <w:rPr>
@@ -1845,7 +2675,7 @@
           <w:sz w:val="22"/>
           <w:szCs w:val="22"/>
         </w:rPr>
-        <w:t>План с расстановкой сантехнического оборудования (привязки в плане и по высоте)</w:t>
+        <w:t>Предоставить информацию о марке оборудования</w:t>
       </w:r>
     </w:p>
     <w:p>
@@ -1853,7 +2683,7 @@
         <w:pStyle w:val="ad"/>
         <w:numPr>
           <w:ilvl w:val="0"/>
-          <w:numId w:val="17"/>
+          <w:numId w:val="20"/>
         </w:numPr>
         <w:ind w:left="0" w:firstLine="0"/>
         <w:rPr>
@@ -1866,7 +2696,7 @@
           <w:sz w:val="22"/>
           <w:szCs w:val="22"/>
         </w:rPr>
-        <w:t>Указать дополнительное оборудование, к которому необходим подвод воды и канализации (посудомойка, кулер, кофемашина и т.д.)</w:t>
+        <w:t xml:space="preserve">Предоставить информацию о количестве розеток, места их расположения </w:t>
       </w:r>
     </w:p>
     <w:p>
@@ -1874,7 +2704,7 @@
         <w:pStyle w:val="ad"/>
         <w:numPr>
           <w:ilvl w:val="0"/>
-          <w:numId w:val="17"/>
+          <w:numId w:val="20"/>
         </w:numPr>
         <w:ind w:left="0" w:firstLine="0"/>
         <w:rPr>
@@ -1887,7 +2717,7 @@
           <w:sz w:val="22"/>
           <w:szCs w:val="22"/>
         </w:rPr>
-        <w:t>Ведомость оборудования с расчетным расходом (на ресторан, кафе, и т.д.)</w:t>
+        <w:t>Предоставить информацию о количестве портов в каждой розетке</w:t>
       </w:r>
     </w:p>
     <w:p>
@@ -1895,7 +2725,7 @@
         <w:pStyle w:val="ad"/>
         <w:numPr>
           <w:ilvl w:val="0"/>
-          <w:numId w:val="17"/>
+          <w:numId w:val="20"/>
         </w:numPr>
         <w:ind w:left="0" w:firstLine="0"/>
         <w:rPr>
@@ -1908,15 +2738,24 @@
           <w:sz w:val="22"/>
           <w:szCs w:val="22"/>
         </w:rPr>
-        <w:t>Схема водомерного узла (пожелание заказчика)</w:t>
-      </w:r>
+        <w:t xml:space="preserve">Предоставить информацию о категории кабельной системы 5е или </w:t>
+      </w:r>
+      <w:proofErr w:type="gramStart"/>
+      <w:r>
+        <w:rPr>
+          <w:sz w:val="22"/>
+          <w:szCs w:val="22"/>
+        </w:rPr>
+        <w:t>другая</w:t>
+      </w:r>
+      <w:proofErr w:type="gramEnd"/>
     </w:p>
     <w:p>
       <w:pPr>
         <w:pStyle w:val="ad"/>
         <w:numPr>
           <w:ilvl w:val="0"/>
-          <w:numId w:val="17"/>
+          <w:numId w:val="20"/>
         </w:numPr>
         <w:ind w:left="0" w:firstLine="0"/>
         <w:rPr>
@@ -1929,122 +2768,48 @@
           <w:sz w:val="22"/>
           <w:szCs w:val="22"/>
         </w:rPr>
-        <w:t>Способ прокладки водопровода и канализации</w:t>
+        <w:t>Предоставить информацию о месте расположения телекоммуникационного шкафа</w:t>
       </w:r>
     </w:p>
     <w:p>
       <w:pPr>
         <w:pStyle w:val="ad"/>
-        <w:numPr>
-          <w:ilvl w:val="0"/>
-          <w:numId w:val="17"/>
-        </w:numPr>
-        <w:ind w:left="0" w:firstLine="0"/>
-        <w:rPr>
-          <w:sz w:val="22"/>
-          <w:szCs w:val="22"/>
-        </w:rPr>
-      </w:pPr>
-      <w:r>
-        <w:rPr>
-          <w:sz w:val="22"/>
-          <w:szCs w:val="22"/>
-        </w:rPr>
-        <w:t>Насосное оборудование если необходимо</w:t>
-      </w:r>
-    </w:p>
-    <w:p>
-      <w:pPr>
-        <w:pStyle w:val="ad"/>
-        <w:numPr>
-          <w:ilvl w:val="0"/>
-          <w:numId w:val="17"/>
-        </w:numPr>
-        <w:ind w:left="0" w:firstLine="0"/>
-        <w:rPr>
-          <w:sz w:val="22"/>
-          <w:szCs w:val="22"/>
-        </w:rPr>
-      </w:pPr>
-      <w:proofErr w:type="spellStart"/>
-      <w:r>
-        <w:rPr>
-          <w:sz w:val="22"/>
-          <w:szCs w:val="22"/>
-        </w:rPr>
-        <w:t>Жироуловитель</w:t>
-      </w:r>
-      <w:proofErr w:type="spellEnd"/>
-      <w:r>
-        <w:rPr>
-          <w:sz w:val="22"/>
-          <w:szCs w:val="22"/>
-        </w:rPr>
-        <w:t xml:space="preserve"> (требуется/ не требуется)</w:t>
-      </w:r>
-    </w:p>
-    <w:p>
-      <w:pPr>
-        <w:pStyle w:val="ad"/>
-        <w:numPr>
-          <w:ilvl w:val="0"/>
-          <w:numId w:val="17"/>
-        </w:numPr>
-        <w:ind w:left="0" w:firstLine="0"/>
-        <w:rPr>
-          <w:sz w:val="22"/>
-          <w:szCs w:val="22"/>
-        </w:rPr>
-      </w:pPr>
-      <w:r>
-        <w:rPr>
-          <w:sz w:val="22"/>
-          <w:szCs w:val="22"/>
-        </w:rPr>
-        <w:t>Водонагреватель (требуется/ не требуется)</w:t>
-      </w:r>
-    </w:p>
-    <w:p>
-      <w:pPr>
-        <w:rPr>
-          <w:sz w:val="22"/>
-          <w:szCs w:val="22"/>
-        </w:rPr>
-      </w:pPr>
-    </w:p>
-    <w:p>
-      <w:pPr>
-        <w:pStyle w:val="2"/>
-        <w:rPr>
-          <w:rFonts w:ascii="Times New Roman" w:hAnsi="Times New Roman" w:cs="Times New Roman"/>
-          <w:sz w:val="22"/>
-          <w:szCs w:val="22"/>
-        </w:rPr>
-      </w:pPr>
-      <w:bookmarkStart w:id="4" w:name="ТХ_1"/>
-      <w:bookmarkEnd w:id="3"/>
-      <w:r>
-        <w:rPr>
-          <w:rFonts w:ascii="Times New Roman" w:hAnsi="Times New Roman" w:cs="Times New Roman"/>
-          <w:sz w:val="22"/>
-          <w:szCs w:val="22"/>
-        </w:rPr>
-        <w:t xml:space="preserve">ТХ «ТЕХНОЛОГИЧЕСКИЕ РЕШЕНИЯ» </w:t>
-      </w:r>
-    </w:p>
-    <w:p>
-      <w:pPr>
-        <w:rPr>
-          <w:sz w:val="22"/>
-          <w:szCs w:val="22"/>
-        </w:rPr>
-      </w:pPr>
-    </w:p>
-    <w:p>
-      <w:pPr>
-        <w:numPr>
-          <w:ilvl w:val="0"/>
-          <w:numId w:val="3"/>
+        <w:ind w:left="1440"/>
+        <w:rPr>
+          <w:sz w:val="22"/>
+          <w:szCs w:val="22"/>
+        </w:rPr>
+      </w:pPr>
+    </w:p>
+    <w:p>
+      <w:pPr>
+        <w:jc w:val="center"/>
+        <w:rPr>
+          <w:b/>
+        </w:rPr>
+      </w:pPr>
+      <w:bookmarkStart w:id="7" w:name="ВН_1"/>
+      <w:bookmarkEnd w:id="6"/>
+      <w:r>
+        <w:rPr>
+          <w:b/>
+        </w:rPr>
+        <w:t>ВН «ВИДЕОНАБЛЮДЕНИЕ»</w:t>
+      </w:r>
+    </w:p>
+    <w:p>
+      <w:pPr>
+        <w:rPr>
+          <w:sz w:val="22"/>
+          <w:szCs w:val="22"/>
+        </w:rPr>
+      </w:pPr>
+    </w:p>
+    <w:p>
+      <w:pPr>
+        <w:numPr>
+          <w:ilvl w:val="0"/>
+          <w:numId w:val="21"/>
         </w:numPr>
         <w:ind w:left="0" w:firstLine="0"/>
         <w:contextualSpacing/>
@@ -2065,199 +2830,72 @@
     <w:p>
       <w:pPr>
         <w:pStyle w:val="ad"/>
-        <w:ind w:left="0"/>
-        <w:rPr>
-          <w:sz w:val="22"/>
-          <w:szCs w:val="22"/>
-        </w:rPr>
-      </w:pPr>
-      <w:r>
-        <w:rPr>
-          <w:sz w:val="22"/>
-          <w:szCs w:val="22"/>
-        </w:rPr>
-        <w:t>Предоставить информацию о типе заведения: кафе, ресторан, столовая</w:t>
+        <w:numPr>
+          <w:ilvl w:val="0"/>
+          <w:numId w:val="22"/>
+        </w:numPr>
+        <w:ind w:left="0" w:firstLine="0"/>
+        <w:rPr>
+          <w:sz w:val="22"/>
+          <w:szCs w:val="22"/>
+        </w:rPr>
+      </w:pPr>
+      <w:r>
+        <w:rPr>
+          <w:sz w:val="22"/>
+          <w:szCs w:val="22"/>
+        </w:rPr>
+        <w:t xml:space="preserve">Предоставить информацию о марке оборудования. </w:t>
       </w:r>
     </w:p>
     <w:p>
       <w:pPr>
         <w:pStyle w:val="ad"/>
-        <w:ind w:left="0"/>
-        <w:rPr>
-          <w:sz w:val="22"/>
-          <w:szCs w:val="22"/>
-        </w:rPr>
-      </w:pPr>
-      <w:r>
-        <w:rPr>
-          <w:sz w:val="22"/>
-          <w:szCs w:val="22"/>
-        </w:rPr>
-        <w:t>Предоставить информацию о производительности предприятия: - количество посадочных мест, количество цехов, количество выпускаемых блюд в день</w:t>
+        <w:numPr>
+          <w:ilvl w:val="0"/>
+          <w:numId w:val="22"/>
+        </w:numPr>
+        <w:ind w:left="0" w:firstLine="0"/>
+        <w:rPr>
+          <w:sz w:val="22"/>
+          <w:szCs w:val="22"/>
+        </w:rPr>
+      </w:pPr>
+      <w:r>
+        <w:rPr>
+          <w:sz w:val="22"/>
+          <w:szCs w:val="22"/>
+        </w:rPr>
+        <w:t>Сообщить количество видеокамер места расположения, а также угол обзора</w:t>
       </w:r>
     </w:p>
     <w:p>
       <w:pPr>
         <w:pStyle w:val="ad"/>
-        <w:ind w:left="0"/>
-        <w:rPr>
-          <w:sz w:val="22"/>
-          <w:szCs w:val="22"/>
-        </w:rPr>
-      </w:pPr>
-      <w:r>
-        <w:rPr>
-          <w:sz w:val="22"/>
-          <w:szCs w:val="22"/>
-        </w:rPr>
-        <w:t>Тип кухни: европейская, азиатская, итальянская и т.д.</w:t>
+        <w:numPr>
+          <w:ilvl w:val="0"/>
+          <w:numId w:val="22"/>
+        </w:numPr>
+        <w:ind w:left="0" w:firstLine="0"/>
+        <w:rPr>
+          <w:sz w:val="22"/>
+          <w:szCs w:val="22"/>
+        </w:rPr>
+      </w:pPr>
+      <w:r>
+        <w:rPr>
+          <w:sz w:val="22"/>
+          <w:szCs w:val="22"/>
+        </w:rPr>
+        <w:t>Предоставить информацию о типе видеонаблюдение: аналоговое или IP</w:t>
       </w:r>
     </w:p>
     <w:p>
       <w:pPr>
         <w:pStyle w:val="ad"/>
-        <w:ind w:left="0"/>
-        <w:rPr>
-          <w:sz w:val="22"/>
-          <w:szCs w:val="22"/>
-        </w:rPr>
-      </w:pPr>
-      <w:r>
-        <w:rPr>
-          <w:sz w:val="22"/>
-          <w:szCs w:val="22"/>
-        </w:rPr>
-        <w:t>Предоставить информацию о типе посуды: одноразовая, многоразовая</w:t>
-      </w:r>
-    </w:p>
-    <w:p>
-      <w:pPr>
-        <w:pStyle w:val="ad"/>
-        <w:ind w:left="0"/>
-        <w:rPr>
-          <w:sz w:val="22"/>
-          <w:szCs w:val="22"/>
-        </w:rPr>
-      </w:pPr>
-      <w:r>
-        <w:rPr>
-          <w:sz w:val="22"/>
-          <w:szCs w:val="22"/>
-        </w:rPr>
-        <w:t>Форма обслуживания: самообслуживания, обслуживание официантами</w:t>
-      </w:r>
-    </w:p>
-    <w:p>
-      <w:pPr>
-        <w:pStyle w:val="ad"/>
-        <w:ind w:left="0"/>
-        <w:rPr>
-          <w:sz w:val="22"/>
-          <w:szCs w:val="22"/>
-        </w:rPr>
-      </w:pPr>
-      <w:r>
-        <w:rPr>
-          <w:sz w:val="22"/>
-          <w:szCs w:val="22"/>
-        </w:rPr>
-        <w:t>Тип используемой продукции: полуфабрикаты/сырье.</w:t>
-      </w:r>
-    </w:p>
-    <w:p>
-      <w:pPr>
-        <w:pStyle w:val="ad"/>
-        <w:ind w:left="0"/>
-        <w:rPr>
-          <w:sz w:val="22"/>
-          <w:szCs w:val="22"/>
-        </w:rPr>
-      </w:pPr>
-      <w:r>
-        <w:rPr>
-          <w:sz w:val="22"/>
-          <w:szCs w:val="22"/>
-        </w:rPr>
-        <w:t>Ассортимент выпускаемых блюд.</w:t>
-      </w:r>
-    </w:p>
-    <w:p>
-      <w:pPr>
-        <w:pStyle w:val="ad"/>
-        <w:ind w:left="0"/>
-        <w:rPr>
-          <w:sz w:val="22"/>
-          <w:szCs w:val="22"/>
-        </w:rPr>
-      </w:pPr>
-      <w:r>
-        <w:rPr>
-          <w:sz w:val="22"/>
-          <w:szCs w:val="22"/>
-        </w:rPr>
-        <w:t>Предоставить информацию о максимальной электрической мощности.</w:t>
-      </w:r>
-    </w:p>
-    <w:p>
-      <w:pPr>
-        <w:pStyle w:val="ad"/>
-        <w:ind w:left="0"/>
-        <w:rPr>
-          <w:sz w:val="22"/>
-          <w:szCs w:val="22"/>
-        </w:rPr>
-      </w:pPr>
-      <w:r>
-        <w:rPr>
-          <w:sz w:val="22"/>
-          <w:szCs w:val="22"/>
-        </w:rPr>
-        <w:t>Предоставить информацию о высоте потолков</w:t>
-      </w:r>
-    </w:p>
-    <w:p>
-      <w:pPr>
-        <w:pStyle w:val="ad"/>
-        <w:rPr>
-          <w:sz w:val="22"/>
-          <w:szCs w:val="22"/>
-        </w:rPr>
-      </w:pPr>
-    </w:p>
-    <w:p>
-      <w:pPr>
-        <w:pStyle w:val="2"/>
-        <w:rPr>
-          <w:rFonts w:ascii="Times New Roman" w:hAnsi="Times New Roman" w:cs="Times New Roman"/>
-          <w:sz w:val="22"/>
-          <w:szCs w:val="22"/>
-        </w:rPr>
-      </w:pPr>
-      <w:bookmarkStart w:id="5" w:name="СС_1"/>
-      <w:bookmarkEnd w:id="4"/>
-      <w:r>
-        <w:rPr>
-          <w:rFonts w:ascii="Times New Roman" w:hAnsi="Times New Roman" w:cs="Times New Roman"/>
-          <w:sz w:val="22"/>
-          <w:szCs w:val="22"/>
-        </w:rPr>
-        <w:t>СС «СЕТИ СВЯЗИ»</w:t>
-      </w:r>
-    </w:p>
-    <w:p>
-      <w:pPr>
-        <w:rPr>
-          <w:sz w:val="22"/>
-          <w:szCs w:val="22"/>
-        </w:rPr>
-      </w:pPr>
-    </w:p>
-    <w:p>
-      <w:pPr>
-        <w:pStyle w:val="ad"/>
-        <w:numPr>
-          <w:ilvl w:val="0"/>
-          <w:numId w:val="24"/>
+        <w:numPr>
+          <w:ilvl w:val="0"/>
+          <w:numId w:val="22"/>
         </w:numPr>
         <w:ind w:left="0" w:firstLine="0"/>
         <w:rPr>
@@ -2267,297 +2905,50 @@
       </w:pPr>
       <w:r>
         <w:rPr>
-          <w:b/>
-          <w:sz w:val="22"/>
-          <w:szCs w:val="22"/>
-        </w:rPr>
-        <w:t xml:space="preserve">Предоставить техническое задание </w:t>
-      </w:r>
-    </w:p>
-    <w:p>
-      <w:pPr>
-        <w:rPr>
-          <w:sz w:val="22"/>
-          <w:szCs w:val="22"/>
-        </w:rPr>
-      </w:pPr>
-      <w:r>
-        <w:rPr>
-          <w:sz w:val="22"/>
-          <w:szCs w:val="22"/>
-        </w:rPr>
-        <w:tab/>
-        <w:t>1. МУЗЫКА</w:t>
-      </w:r>
-    </w:p>
-    <w:p>
-      <w:pPr>
-        <w:rPr>
-          <w:sz w:val="22"/>
-          <w:szCs w:val="22"/>
-        </w:rPr>
-      </w:pPr>
-      <w:r>
-        <w:rPr>
-          <w:sz w:val="22"/>
-          <w:szCs w:val="22"/>
-        </w:rPr>
-        <w:t>-  Какие помещения озвучиваются либо предусматриваем только кабельную разводку под установку оборудования?</w:t>
-      </w:r>
-    </w:p>
-    <w:p>
-      <w:pPr>
-        <w:rPr>
-          <w:sz w:val="22"/>
-          <w:szCs w:val="22"/>
-        </w:rPr>
-      </w:pPr>
-      <w:r>
-        <w:rPr>
-          <w:sz w:val="22"/>
-          <w:szCs w:val="22"/>
-        </w:rPr>
-        <w:t xml:space="preserve">-  Нужен ли микрофон для объявлений (Как пример на </w:t>
-      </w:r>
-      <w:proofErr w:type="spellStart"/>
-      <w:r>
-        <w:rPr>
-          <w:sz w:val="22"/>
-          <w:szCs w:val="22"/>
-        </w:rPr>
-        <w:t>reception</w:t>
-      </w:r>
-      <w:proofErr w:type="spellEnd"/>
-      <w:r>
-        <w:rPr>
-          <w:sz w:val="22"/>
-          <w:szCs w:val="22"/>
-        </w:rPr>
-        <w:t>)?</w:t>
-      </w:r>
-    </w:p>
-    <w:p>
-      <w:pPr>
-        <w:rPr>
-          <w:sz w:val="22"/>
-          <w:szCs w:val="22"/>
-        </w:rPr>
-      </w:pPr>
-      <w:r>
-        <w:rPr>
-          <w:sz w:val="22"/>
-          <w:szCs w:val="22"/>
-        </w:rPr>
-        <w:t>-  На каком оборудовании проектировать?</w:t>
-      </w:r>
-    </w:p>
-    <w:p>
-      <w:pPr>
-        <w:rPr>
-          <w:sz w:val="22"/>
-          <w:szCs w:val="22"/>
-        </w:rPr>
-      </w:pPr>
-      <w:r>
-        <w:rPr>
-          <w:sz w:val="22"/>
-          <w:szCs w:val="22"/>
-        </w:rPr>
-        <w:t>-  Где будет располагаться усилитель?</w:t>
-      </w:r>
-    </w:p>
-    <w:p>
-      <w:pPr>
-        <w:rPr>
-          <w:sz w:val="22"/>
-          <w:szCs w:val="22"/>
-        </w:rPr>
-      </w:pPr>
-      <w:r>
-        <w:rPr>
-          <w:sz w:val="22"/>
-          <w:szCs w:val="22"/>
-        </w:rPr>
-        <w:tab/>
-        <w:t>2. ВИДЕО</w:t>
-      </w:r>
-    </w:p>
-    <w:p>
-      <w:pPr>
-        <w:rPr>
-          <w:sz w:val="22"/>
-          <w:szCs w:val="22"/>
-        </w:rPr>
-      </w:pPr>
-      <w:r>
-        <w:rPr>
-          <w:sz w:val="22"/>
-          <w:szCs w:val="22"/>
-        </w:rPr>
-        <w:t>-  На каком оборудовании проектировать либо предусматриваем только кабельную разводку под установку оборудования?</w:t>
-      </w:r>
-    </w:p>
-    <w:p>
-      <w:pPr>
-        <w:rPr>
-          <w:sz w:val="22"/>
-          <w:szCs w:val="22"/>
-        </w:rPr>
-      </w:pPr>
-      <w:r>
-        <w:rPr>
-          <w:sz w:val="22"/>
-          <w:szCs w:val="22"/>
-        </w:rPr>
-        <w:t>-  Сколько видеокамер, в каких местах и что должны просматривать?</w:t>
-      </w:r>
-    </w:p>
-    <w:p>
-      <w:pPr>
-        <w:rPr>
-          <w:sz w:val="22"/>
-          <w:szCs w:val="22"/>
-        </w:rPr>
-      </w:pPr>
-      <w:r>
-        <w:rPr>
-          <w:sz w:val="22"/>
-          <w:szCs w:val="22"/>
-        </w:rPr>
-        <w:t>-  Аналоговое или IP видеонаблюдение планируется?</w:t>
-      </w:r>
-    </w:p>
-    <w:p>
-      <w:pPr>
-        <w:rPr>
-          <w:sz w:val="22"/>
-          <w:szCs w:val="22"/>
-        </w:rPr>
-      </w:pPr>
-      <w:r>
-        <w:rPr>
-          <w:sz w:val="22"/>
-          <w:szCs w:val="22"/>
-        </w:rPr>
-        <w:t>-  Место установки видеорегистратора?</w:t>
-      </w:r>
-    </w:p>
-    <w:p>
-      <w:pPr>
-        <w:rPr>
-          <w:sz w:val="22"/>
-          <w:szCs w:val="22"/>
-        </w:rPr>
-      </w:pPr>
-      <w:r>
-        <w:rPr>
-          <w:sz w:val="22"/>
-          <w:szCs w:val="22"/>
-        </w:rPr>
-        <w:t xml:space="preserve">      3. ИНТЕРНЕТ</w:t>
-      </w:r>
-    </w:p>
-    <w:p>
-      <w:pPr>
-        <w:rPr>
-          <w:sz w:val="22"/>
-          <w:szCs w:val="22"/>
-        </w:rPr>
-      </w:pPr>
-      <w:r>
-        <w:rPr>
-          <w:sz w:val="22"/>
-          <w:szCs w:val="22"/>
-        </w:rPr>
-        <w:t>-  На каком оборудовании проектировать?</w:t>
-      </w:r>
-    </w:p>
-    <w:p>
-      <w:pPr>
-        <w:rPr>
-          <w:sz w:val="22"/>
-          <w:szCs w:val="22"/>
-        </w:rPr>
-      </w:pPr>
-      <w:r>
-        <w:rPr>
-          <w:sz w:val="22"/>
-          <w:szCs w:val="22"/>
-        </w:rPr>
-        <w:t>-  Сколько розеток и где они расположены? Сколько портов имеет каждая розетка?</w:t>
-      </w:r>
-    </w:p>
-    <w:p>
-      <w:pPr>
-        <w:rPr>
-          <w:sz w:val="22"/>
-          <w:szCs w:val="22"/>
-        </w:rPr>
-      </w:pPr>
-      <w:r>
-        <w:rPr>
-          <w:sz w:val="22"/>
-          <w:szCs w:val="22"/>
-        </w:rPr>
-        <w:t>-  Категория кабельной системы 5е или другая?</w:t>
-      </w:r>
-    </w:p>
-    <w:p>
-      <w:pPr>
-        <w:rPr>
-          <w:sz w:val="22"/>
-          <w:szCs w:val="22"/>
-        </w:rPr>
-      </w:pPr>
-      <w:r>
-        <w:rPr>
-          <w:sz w:val="22"/>
-          <w:szCs w:val="22"/>
-        </w:rPr>
-        <w:t>-  Где будет стоять телекоммуникационный шкаф?</w:t>
-      </w:r>
-    </w:p>
-    <w:p>
-      <w:pPr>
-        <w:rPr>
-          <w:sz w:val="22"/>
-          <w:szCs w:val="22"/>
-        </w:rPr>
-      </w:pPr>
-    </w:p>
-    <w:p>
-      <w:pPr>
-        <w:pStyle w:val="2"/>
-        <w:rPr>
-          <w:rFonts w:ascii="Times New Roman" w:hAnsi="Times New Roman" w:cs="Times New Roman"/>
-          <w:sz w:val="22"/>
-          <w:szCs w:val="22"/>
-        </w:rPr>
-      </w:pPr>
-      <w:bookmarkStart w:id="6" w:name="СКС_1"/>
-      <w:bookmarkEnd w:id="5"/>
-      <w:r>
-        <w:rPr>
-          <w:rFonts w:ascii="Times New Roman" w:hAnsi="Times New Roman" w:cs="Times New Roman"/>
-          <w:sz w:val="22"/>
-          <w:szCs w:val="22"/>
-        </w:rPr>
-        <w:t>СКС «СТРУКТУРИРОВАННАЯ КАБЕЛЬНАЯ СИСТЕМА И МУЗЫКАЛЬНОЕ СОПРОВОЖДЕНИЕ»</w:t>
-      </w:r>
-    </w:p>
-    <w:p>
-      <w:pPr>
-        <w:rPr>
-          <w:sz w:val="22"/>
-          <w:szCs w:val="22"/>
-        </w:rPr>
-      </w:pPr>
-    </w:p>
-    <w:p>
-      <w:pPr>
-        <w:numPr>
-          <w:ilvl w:val="0"/>
-          <w:numId w:val="19"/>
+          <w:sz w:val="22"/>
+          <w:szCs w:val="22"/>
+        </w:rPr>
+        <w:t>Предоставить информацию о месте расположения видеорегистратора</w:t>
+      </w:r>
+    </w:p>
+    <w:p>
+      <w:pPr>
+        <w:jc w:val="center"/>
+        <w:rPr>
+          <w:sz w:val="22"/>
+          <w:szCs w:val="22"/>
+        </w:rPr>
+      </w:pPr>
+    </w:p>
+    <w:p>
+      <w:pPr>
+        <w:jc w:val="center"/>
+        <w:rPr>
+          <w:b/>
+        </w:rPr>
+      </w:pPr>
+      <w:bookmarkStart w:id="8" w:name="СКУД_1"/>
+      <w:bookmarkEnd w:id="7"/>
+      <w:r>
+        <w:rPr>
+          <w:b/>
+        </w:rPr>
+        <w:t>СКУД «СИСТЕМА КОНТРОЛЯ И УПРАВЛЕНИЕ ДОСТУПОМ»</w:t>
+      </w:r>
+    </w:p>
+    <w:p>
+      <w:pPr>
+        <w:rPr>
+          <w:sz w:val="22"/>
+          <w:szCs w:val="22"/>
+        </w:rPr>
+      </w:pPr>
+    </w:p>
+    <w:p>
+      <w:pPr>
+        <w:numPr>
+          <w:ilvl w:val="0"/>
+          <w:numId w:val="2"/>
         </w:numPr>
         <w:ind w:left="0" w:firstLine="0"/>
         <w:contextualSpacing/>
@@ -2580,7 +2971,7 @@
         <w:pStyle w:val="ad"/>
         <w:numPr>
           <w:ilvl w:val="0"/>
-          <w:numId w:val="20"/>
+          <w:numId w:val="23"/>
         </w:numPr>
         <w:ind w:left="0" w:firstLine="0"/>
         <w:rPr>
@@ -2593,8 +2984,7 @@
           <w:sz w:val="22"/>
           <w:szCs w:val="22"/>
         </w:rPr>
-        <w:lastRenderedPageBreak/>
-        <w:t>Предоставить информацию о марке оборудования</w:t>
+        <w:t xml:space="preserve">Предоставить информацию о марке оборудования. </w:t>
       </w:r>
     </w:p>
     <w:p>
@@ -2602,7 +2992,7 @@
         <w:pStyle w:val="ad"/>
         <w:numPr>
           <w:ilvl w:val="0"/>
-          <w:numId w:val="20"/>
+          <w:numId w:val="23"/>
         </w:numPr>
         <w:ind w:left="0" w:firstLine="0"/>
         <w:rPr>
@@ -2615,7 +3005,7 @@
           <w:sz w:val="22"/>
           <w:szCs w:val="22"/>
         </w:rPr>
-        <w:t xml:space="preserve">Предоставить информацию о количестве розеток, места их расположения </w:t>
+        <w:t xml:space="preserve">Сообщить количество точек прохода и их расположение </w:t>
       </w:r>
     </w:p>
     <w:p>
@@ -2623,7 +3013,7 @@
         <w:pStyle w:val="ad"/>
         <w:numPr>
           <w:ilvl w:val="0"/>
-          <w:numId w:val="20"/>
+          <w:numId w:val="23"/>
         </w:numPr>
         <w:ind w:left="0" w:firstLine="0"/>
         <w:rPr>
@@ -2636,7 +3026,7 @@
           <w:sz w:val="22"/>
           <w:szCs w:val="22"/>
         </w:rPr>
-        <w:t>Предоставить информацию о количестве портов в каждой розетке</w:t>
+        <w:t xml:space="preserve">Предоставить информацию об алгоритме прохода: вход по считывателю, выход по считывателю или по кнопке </w:t>
       </w:r>
     </w:p>
     <w:p>
@@ -2644,7 +3034,7 @@
         <w:pStyle w:val="ad"/>
         <w:numPr>
           <w:ilvl w:val="0"/>
-          <w:numId w:val="20"/>
+          <w:numId w:val="23"/>
         </w:numPr>
         <w:ind w:left="0" w:firstLine="0"/>
         <w:rPr>
@@ -2657,28 +3047,7 @@
           <w:sz w:val="22"/>
           <w:szCs w:val="22"/>
         </w:rPr>
-        <w:t>Предоставить информацию о категории кабельной системы 5е или другая</w:t>
-      </w:r>
-    </w:p>
-    <w:p>
-      <w:pPr>
-        <w:pStyle w:val="ad"/>
-        <w:numPr>
-          <w:ilvl w:val="0"/>
-          <w:numId w:val="20"/>
-        </w:numPr>
-        <w:ind w:left="0" w:firstLine="0"/>
-        <w:rPr>
-          <w:sz w:val="22"/>
-          <w:szCs w:val="22"/>
-        </w:rPr>
-      </w:pPr>
-      <w:r>
-        <w:rPr>
-          <w:sz w:val="22"/>
-          <w:szCs w:val="22"/>
-        </w:rPr>
-        <w:t>Предоставить информацию о месте расположения телекоммуникационного шкафа</w:t>
+        <w:t>Предоставить информацию о месте расположения АРМ СКУД с базой данных карточек</w:t>
       </w:r>
     </w:p>
     <w:p>
@@ -2693,37 +3062,33 @@
     </w:p>
     <w:p>
       <w:pPr>
-        <w:pStyle w:val="2"/>
-        <w:rPr>
-          <w:rFonts w:ascii="Times New Roman" w:hAnsi="Times New Roman" w:cs="Times New Roman"/>
-          <w:sz w:val="22"/>
-          <w:szCs w:val="22"/>
-        </w:rPr>
-      </w:pPr>
-      <w:bookmarkStart w:id="7" w:name="ВН_1"/>
-      <w:bookmarkEnd w:id="6"/>
-      <w:r>
-        <w:rPr>
-          <w:rFonts w:ascii="Times New Roman" w:hAnsi="Times New Roman" w:cs="Times New Roman"/>
-          <w:sz w:val="22"/>
-          <w:szCs w:val="22"/>
-        </w:rPr>
-        <w:t>ВН «ВИДЕОНАБЛЮДЕНИЕ»</w:t>
-      </w:r>
-    </w:p>
-    <w:p>
-      <w:pPr>
-        <w:rPr>
-          <w:sz w:val="22"/>
-          <w:szCs w:val="22"/>
-        </w:rPr>
-      </w:pPr>
-    </w:p>
-    <w:p>
-      <w:pPr>
-        <w:numPr>
-          <w:ilvl w:val="0"/>
-          <w:numId w:val="21"/>
+        <w:jc w:val="center"/>
+        <w:rPr>
+          <w:b/>
+        </w:rPr>
+      </w:pPr>
+      <w:bookmarkStart w:id="9" w:name="СОСТ_1"/>
+      <w:bookmarkEnd w:id="8"/>
+      <w:r>
+        <w:rPr>
+          <w:b/>
+        </w:rPr>
+        <w:t>СОТС «СИСТЕМА ОХРАННО-ТРЕВОЖНОЙ СИГНАЛИЗАЦИИ»</w:t>
+      </w:r>
+    </w:p>
+    <w:p>
+      <w:pPr>
+        <w:rPr>
+          <w:sz w:val="22"/>
+          <w:szCs w:val="22"/>
+        </w:rPr>
+      </w:pPr>
+    </w:p>
+    <w:p>
+      <w:pPr>
+        <w:numPr>
+          <w:ilvl w:val="0"/>
+          <w:numId w:val="33"/>
         </w:numPr>
         <w:ind w:left="0" w:firstLine="0"/>
         <w:contextualSpacing/>
@@ -2746,7 +3111,7 @@
         <w:pStyle w:val="ad"/>
         <w:numPr>
           <w:ilvl w:val="0"/>
-          <w:numId w:val="22"/>
+          <w:numId w:val="37"/>
         </w:numPr>
         <w:ind w:left="0" w:firstLine="0"/>
         <w:rPr>
@@ -2767,7 +3132,7 @@
         <w:pStyle w:val="ad"/>
         <w:numPr>
           <w:ilvl w:val="0"/>
-          <w:numId w:val="22"/>
+          <w:numId w:val="37"/>
         </w:numPr>
         <w:ind w:left="0" w:firstLine="0"/>
         <w:rPr>
@@ -2780,7 +3145,7 @@
           <w:sz w:val="22"/>
           <w:szCs w:val="22"/>
         </w:rPr>
-        <w:t>Сообщить количество видеокамер места расположения, а также угол обзора</w:t>
+        <w:t>Предоставить информацию о количестве рубежей охраны, о типе применяемых охранных датчиков для каждого рубежа охраны</w:t>
       </w:r>
     </w:p>
     <w:p>
@@ -2788,7 +3153,7 @@
         <w:pStyle w:val="ad"/>
         <w:numPr>
           <w:ilvl w:val="0"/>
-          <w:numId w:val="22"/>
+          <w:numId w:val="37"/>
         </w:numPr>
         <w:ind w:left="0" w:firstLine="0"/>
         <w:rPr>
@@ -2801,7 +3166,7 @@
           <w:sz w:val="22"/>
           <w:szCs w:val="22"/>
         </w:rPr>
-        <w:t>Предоставить информацию о типе видеонаблюдение: аналоговое или IP</w:t>
+        <w:t xml:space="preserve">Предоставить информацию о защищаемых помещениях </w:t>
       </w:r>
     </w:p>
     <w:p>
@@ -2809,7 +3174,7 @@
         <w:pStyle w:val="ad"/>
         <w:numPr>
           <w:ilvl w:val="0"/>
-          <w:numId w:val="22"/>
+          <w:numId w:val="37"/>
         </w:numPr>
         <w:ind w:left="0" w:firstLine="0"/>
         <w:rPr>
@@ -2822,51 +3187,1048 @@
           <w:sz w:val="22"/>
           <w:szCs w:val="22"/>
         </w:rPr>
-        <w:t>Предоставить информацию о месте расположения видеорегистратора</w:t>
-      </w:r>
+        <w:t>Предоставить информацию о месте расположения пульта охраны</w:t>
+      </w:r>
+    </w:p>
+    <w:p>
+      <w:pPr>
+        <w:rPr>
+          <w:sz w:val="22"/>
+          <w:szCs w:val="22"/>
+        </w:rPr>
+      </w:pPr>
     </w:p>
     <w:p>
       <w:pPr>
         <w:jc w:val="center"/>
         <w:rPr>
-          <w:sz w:val="22"/>
-          <w:szCs w:val="22"/>
-        </w:rPr>
-      </w:pPr>
-    </w:p>
-    <w:p>
-      <w:pPr>
-        <w:pStyle w:val="2"/>
-        <w:rPr>
-          <w:rFonts w:ascii="Times New Roman" w:hAnsi="Times New Roman" w:cs="Times New Roman"/>
-          <w:sz w:val="22"/>
-          <w:szCs w:val="22"/>
-        </w:rPr>
-      </w:pPr>
-      <w:bookmarkStart w:id="8" w:name="СКУД_1"/>
-      <w:bookmarkEnd w:id="7"/>
-      <w:r>
-        <w:rPr>
-          <w:rFonts w:ascii="Times New Roman" w:hAnsi="Times New Roman" w:cs="Times New Roman"/>
-          <w:sz w:val="22"/>
-          <w:szCs w:val="22"/>
-        </w:rPr>
-        <w:t>СКУД «СИСТЕМА КОНТРОЛЯ И УПРАВЛЕНИЕ ДОСТУПОМ»</w:t>
-      </w:r>
-    </w:p>
-    <w:p>
-      <w:pPr>
-        <w:rPr>
-          <w:sz w:val="22"/>
-          <w:szCs w:val="22"/>
-        </w:rPr>
-      </w:pPr>
-    </w:p>
-    <w:p>
-      <w:pPr>
-        <w:numPr>
-          <w:ilvl w:val="0"/>
-          <w:numId w:val="2"/>
+          <w:b/>
+        </w:rPr>
+      </w:pPr>
+      <w:bookmarkStart w:id="10" w:name="СОУЭ_1"/>
+      <w:bookmarkEnd w:id="9"/>
+      <w:r>
+        <w:rPr>
+          <w:b/>
+        </w:rPr>
+        <w:t>СОУЭ «СИСТЕМА ОПОВЕЩЕНИЯ У УПРАВЛЕНИЯ ЭВАКУАЦИЕЙ</w:t>
+      </w:r>
+    </w:p>
+    <w:p>
+      <w:pPr>
+        <w:rPr>
+          <w:sz w:val="22"/>
+          <w:szCs w:val="22"/>
+        </w:rPr>
+      </w:pPr>
+    </w:p>
+    <w:p>
+      <w:pPr>
+        <w:pStyle w:val="ad"/>
+        <w:numPr>
+          <w:ilvl w:val="0"/>
+          <w:numId w:val="25"/>
+        </w:numPr>
+        <w:rPr>
+          <w:b/>
+          <w:sz w:val="22"/>
+          <w:szCs w:val="22"/>
+        </w:rPr>
+      </w:pPr>
+      <w:r>
+        <w:rPr>
+          <w:b/>
+          <w:sz w:val="22"/>
+          <w:szCs w:val="22"/>
+        </w:rPr>
+        <w:t>Предоставить технические условия на подключение СОУЭ от ТЦ</w:t>
+      </w:r>
+    </w:p>
+    <w:p>
+      <w:pPr>
+        <w:numPr>
+          <w:ilvl w:val="0"/>
+          <w:numId w:val="25"/>
+        </w:numPr>
+        <w:contextualSpacing/>
+        <w:rPr>
+          <w:sz w:val="22"/>
+          <w:szCs w:val="22"/>
+        </w:rPr>
+      </w:pPr>
+      <w:r>
+        <w:rPr>
+          <w:b/>
+          <w:sz w:val="22"/>
+          <w:szCs w:val="22"/>
+        </w:rPr>
+        <w:t xml:space="preserve">Предоставить техническое задание </w:t>
+      </w:r>
+    </w:p>
+    <w:p>
+      <w:pPr>
+        <w:rPr>
+          <w:sz w:val="22"/>
+          <w:szCs w:val="22"/>
+        </w:rPr>
+      </w:pPr>
+      <w:r>
+        <w:rPr>
+          <w:sz w:val="22"/>
+          <w:szCs w:val="22"/>
+        </w:rPr>
+        <w:t xml:space="preserve"> Обязательно:</w:t>
+      </w:r>
+    </w:p>
+    <w:p>
+      <w:pPr>
+        <w:rPr>
+          <w:sz w:val="22"/>
+          <w:szCs w:val="22"/>
+        </w:rPr>
+      </w:pPr>
+      <w:r>
+        <w:rPr>
+          <w:sz w:val="22"/>
+          <w:szCs w:val="22"/>
+        </w:rPr>
+        <w:t>- план расположения существующего оборудования и кабельных трасс либо подтверждение, что система строится без учета существующей системы (существующее оборудование демонтируется/ не установлено)</w:t>
+      </w:r>
+    </w:p>
+    <w:p>
+      <w:pPr>
+        <w:rPr>
+          <w:sz w:val="22"/>
+          <w:szCs w:val="22"/>
+        </w:rPr>
+      </w:pPr>
+      <w:r>
+        <w:rPr>
+          <w:sz w:val="22"/>
+          <w:szCs w:val="22"/>
+        </w:rPr>
+        <w:t xml:space="preserve"> - марка и серия оборудования, на котором строится система; (обязательно)</w:t>
+      </w:r>
+    </w:p>
+    <w:p>
+      <w:pPr>
+        <w:rPr>
+          <w:sz w:val="22"/>
+          <w:szCs w:val="22"/>
+        </w:rPr>
+      </w:pPr>
+      <w:r>
+        <w:rPr>
+          <w:sz w:val="22"/>
+          <w:szCs w:val="22"/>
+        </w:rPr>
+        <w:t xml:space="preserve"> - точка ввода линии оповещения в помещение арендатора; (обязательно)</w:t>
+      </w:r>
+    </w:p>
+    <w:p>
+      <w:pPr>
+        <w:rPr>
+          <w:sz w:val="22"/>
+          <w:szCs w:val="22"/>
+        </w:rPr>
+      </w:pPr>
+      <w:r>
+        <w:rPr>
+          <w:sz w:val="22"/>
+          <w:szCs w:val="22"/>
+        </w:rPr>
+        <w:t xml:space="preserve"> - выделенная мощность на помещение арендатора</w:t>
+      </w:r>
+      <w:proofErr w:type="gramStart"/>
+      <w:r>
+        <w:rPr>
+          <w:sz w:val="22"/>
+          <w:szCs w:val="22"/>
+        </w:rPr>
+        <w:t>.</w:t>
+      </w:r>
+      <w:proofErr w:type="gramEnd"/>
+      <w:r>
+        <w:rPr>
+          <w:sz w:val="22"/>
+          <w:szCs w:val="22"/>
+        </w:rPr>
+        <w:t xml:space="preserve"> (</w:t>
+      </w:r>
+      <w:proofErr w:type="gramStart"/>
+      <w:r>
+        <w:rPr>
+          <w:sz w:val="22"/>
+          <w:szCs w:val="22"/>
+        </w:rPr>
+        <w:t>в</w:t>
+      </w:r>
+      <w:proofErr w:type="gramEnd"/>
+      <w:r>
+        <w:rPr>
+          <w:sz w:val="22"/>
+          <w:szCs w:val="22"/>
+        </w:rPr>
+        <w:t xml:space="preserve"> случае, если не предоставлена – будет использоваться по мнению проектировщика)</w:t>
+      </w:r>
+    </w:p>
+    <w:p>
+      <w:pPr>
+        <w:rPr>
+          <w:sz w:val="22"/>
+          <w:szCs w:val="22"/>
+        </w:rPr>
+      </w:pPr>
+      <w:r>
+        <w:rPr>
+          <w:sz w:val="22"/>
+          <w:szCs w:val="22"/>
+        </w:rPr>
+        <w:t xml:space="preserve"> - пожелания по использованию типа громкоговорителей – настенные или потолочные</w:t>
+      </w:r>
+      <w:proofErr w:type="gramStart"/>
+      <w:r>
+        <w:rPr>
+          <w:sz w:val="22"/>
+          <w:szCs w:val="22"/>
+        </w:rPr>
+        <w:t>.</w:t>
+      </w:r>
+      <w:proofErr w:type="gramEnd"/>
+      <w:r>
+        <w:rPr>
+          <w:sz w:val="22"/>
+          <w:szCs w:val="22"/>
+        </w:rPr>
+        <w:t xml:space="preserve"> (</w:t>
+      </w:r>
+      <w:proofErr w:type="gramStart"/>
+      <w:r>
+        <w:rPr>
+          <w:sz w:val="22"/>
+          <w:szCs w:val="22"/>
+        </w:rPr>
+        <w:t>в</w:t>
+      </w:r>
+      <w:proofErr w:type="gramEnd"/>
+      <w:r>
+        <w:rPr>
+          <w:sz w:val="22"/>
+          <w:szCs w:val="22"/>
+        </w:rPr>
+        <w:t xml:space="preserve"> случае, если не предоставлена – будет использоваться по мнению проектировщика)</w:t>
+      </w:r>
+    </w:p>
+    <w:p>
+      <w:pPr>
+        <w:rPr>
+          <w:sz w:val="22"/>
+          <w:szCs w:val="22"/>
+        </w:rPr>
+      </w:pPr>
+      <w:r>
+        <w:rPr>
+          <w:sz w:val="22"/>
+          <w:szCs w:val="22"/>
+        </w:rPr>
+        <w:t>- сводный план потолка с высотными привязками и отделкой потолка.</w:t>
+      </w:r>
+    </w:p>
+    <w:p>
+      <w:pPr>
+        <w:rPr>
+          <w:sz w:val="22"/>
+          <w:szCs w:val="22"/>
+        </w:rPr>
+      </w:pPr>
+      <w:r>
+        <w:rPr>
+          <w:sz w:val="22"/>
+          <w:szCs w:val="22"/>
+        </w:rPr>
+        <w:t>- При наличии СТУ на здание – необходима его копия.</w:t>
+      </w:r>
+    </w:p>
+    <w:p>
+      <w:pPr>
+        <w:rPr>
+          <w:sz w:val="22"/>
+          <w:szCs w:val="22"/>
+        </w:rPr>
+      </w:pPr>
+    </w:p>
+    <w:p>
+      <w:pPr>
+        <w:jc w:val="center"/>
+        <w:rPr>
+          <w:b/>
+        </w:rPr>
+      </w:pPr>
+      <w:bookmarkStart w:id="11" w:name="АПС_1"/>
+      <w:bookmarkEnd w:id="10"/>
+      <w:r>
+        <w:rPr>
+          <w:b/>
+        </w:rPr>
+        <w:t>АПС «АВТОМАТИЧЕСКАЯ ПОЖАРНАЯ СИГНАЛИЗАЦИЯ»</w:t>
+      </w:r>
+    </w:p>
+    <w:p>
+      <w:pPr>
+        <w:rPr>
+          <w:sz w:val="22"/>
+          <w:szCs w:val="22"/>
+        </w:rPr>
+      </w:pPr>
+    </w:p>
+    <w:p>
+      <w:pPr>
+        <w:pStyle w:val="ad"/>
+        <w:numPr>
+          <w:ilvl w:val="0"/>
+          <w:numId w:val="26"/>
+        </w:numPr>
+        <w:rPr>
+          <w:b/>
+          <w:sz w:val="22"/>
+          <w:szCs w:val="22"/>
+        </w:rPr>
+      </w:pPr>
+      <w:r>
+        <w:rPr>
+          <w:b/>
+          <w:sz w:val="22"/>
+          <w:szCs w:val="22"/>
+        </w:rPr>
+        <w:t>Предоставить технические условия на подключение АПС от ТЦ</w:t>
+      </w:r>
+    </w:p>
+    <w:p>
+      <w:pPr>
+        <w:rPr>
+          <w:sz w:val="22"/>
+          <w:szCs w:val="22"/>
+        </w:rPr>
+      </w:pPr>
+      <w:r>
+        <w:rPr>
+          <w:sz w:val="22"/>
+          <w:szCs w:val="22"/>
+        </w:rPr>
+        <w:t>- план расположения существующего оборудования и кабельных трасс либо подтверждение, что система строится без учета существующей системы (существующее оборудование демонтируется/ не установлено); (обязательно)</w:t>
+      </w:r>
+    </w:p>
+    <w:p>
+      <w:pPr>
+        <w:rPr>
+          <w:sz w:val="22"/>
+          <w:szCs w:val="22"/>
+        </w:rPr>
+      </w:pPr>
+      <w:r>
+        <w:rPr>
+          <w:sz w:val="22"/>
+          <w:szCs w:val="22"/>
+        </w:rPr>
+        <w:t>- точка ввода линии в помещение арендатора; (обязательно)</w:t>
+      </w:r>
+    </w:p>
+    <w:p>
+      <w:pPr>
+        <w:rPr>
+          <w:sz w:val="22"/>
+          <w:szCs w:val="22"/>
+        </w:rPr>
+      </w:pPr>
+      <w:r>
+        <w:rPr>
+          <w:sz w:val="22"/>
+          <w:szCs w:val="22"/>
+        </w:rPr>
+        <w:t xml:space="preserve"> - выделенный диапазон адресов </w:t>
+      </w:r>
+      <w:proofErr w:type="spellStart"/>
+      <w:r>
+        <w:rPr>
+          <w:sz w:val="22"/>
+          <w:szCs w:val="22"/>
+        </w:rPr>
+        <w:t>извещателей</w:t>
+      </w:r>
+      <w:proofErr w:type="spellEnd"/>
+      <w:r>
+        <w:rPr>
+          <w:sz w:val="22"/>
+          <w:szCs w:val="22"/>
+        </w:rPr>
+        <w:t>; (в случае, если не предоставлена – адресация будет выполнена в виде 1.1 – 1.</w:t>
+      </w:r>
+      <w:r>
+        <w:rPr>
+          <w:sz w:val="22"/>
+          <w:szCs w:val="22"/>
+          <w:lang w:val="en-US"/>
+        </w:rPr>
+        <w:t>N</w:t>
+      </w:r>
+      <w:r>
+        <w:rPr>
+          <w:sz w:val="22"/>
+          <w:szCs w:val="22"/>
+        </w:rPr>
+        <w:t>)</w:t>
+      </w:r>
+    </w:p>
+    <w:p>
+      <w:pPr>
+        <w:numPr>
+          <w:ilvl w:val="0"/>
+          <w:numId w:val="26"/>
+        </w:numPr>
+        <w:contextualSpacing/>
+        <w:rPr>
+          <w:sz w:val="22"/>
+          <w:szCs w:val="22"/>
+        </w:rPr>
+      </w:pPr>
+      <w:r>
+        <w:rPr>
+          <w:b/>
+          <w:sz w:val="22"/>
+          <w:szCs w:val="22"/>
+        </w:rPr>
+        <w:t xml:space="preserve">Предоставить техническое задание </w:t>
+      </w:r>
+    </w:p>
+    <w:p>
+      <w:pPr>
+        <w:rPr>
+          <w:sz w:val="22"/>
+          <w:szCs w:val="22"/>
+        </w:rPr>
+      </w:pPr>
+      <w:r>
+        <w:rPr>
+          <w:sz w:val="22"/>
+          <w:szCs w:val="22"/>
+        </w:rPr>
+        <w:t>- марка оборудования, на котором строится система; (обязательно)</w:t>
+      </w:r>
+    </w:p>
+    <w:p>
+      <w:pPr>
+        <w:rPr>
+          <w:sz w:val="22"/>
+          <w:szCs w:val="22"/>
+        </w:rPr>
+      </w:pPr>
+      <w:r>
+        <w:rPr>
+          <w:sz w:val="22"/>
+          <w:szCs w:val="22"/>
+        </w:rPr>
+        <w:t xml:space="preserve"> - модель контроллера, на котором строится система; (обязательно)</w:t>
+      </w:r>
+    </w:p>
+    <w:p>
+      <w:pPr>
+        <w:rPr>
+          <w:sz w:val="22"/>
+          <w:szCs w:val="22"/>
+        </w:rPr>
+      </w:pPr>
+      <w:r>
+        <w:rPr>
+          <w:sz w:val="22"/>
+          <w:szCs w:val="22"/>
+        </w:rPr>
+        <w:t>- в случае</w:t>
+      </w:r>
+      <w:proofErr w:type="gramStart"/>
+      <w:r>
+        <w:rPr>
+          <w:sz w:val="22"/>
+          <w:szCs w:val="22"/>
+        </w:rPr>
+        <w:t>,</w:t>
+      </w:r>
+      <w:proofErr w:type="gramEnd"/>
+      <w:r>
+        <w:rPr>
+          <w:sz w:val="22"/>
+          <w:szCs w:val="22"/>
+        </w:rPr>
+        <w:t xml:space="preserve"> если нет свободных адресов на контроллере под нашу систему – уточнить порядок установки новых контроллеров (арендатором или арендодателем), порядок прокладки кабеля (арендатором или арендодателем), в случае установки арендатором – точку установки контроллера и поэтажные планы с указанием этой точки, номер контроллера.</w:t>
+      </w:r>
+    </w:p>
+    <w:p>
+      <w:pPr>
+        <w:rPr>
+          <w:sz w:val="22"/>
+          <w:szCs w:val="22"/>
+        </w:rPr>
+      </w:pPr>
+      <w:r>
+        <w:rPr>
+          <w:sz w:val="22"/>
+          <w:szCs w:val="22"/>
+        </w:rPr>
+        <w:t>- план потолка с высотными привязками и отделкой потолка, план возводимых перегородок с указанием высот, план с указанием высот перекрытий, балок при наличии.</w:t>
+      </w:r>
+    </w:p>
+    <w:p>
+      <w:pPr>
+        <w:rPr>
+          <w:sz w:val="22"/>
+          <w:szCs w:val="22"/>
+        </w:rPr>
+      </w:pPr>
+      <w:r>
+        <w:rPr>
+          <w:sz w:val="22"/>
+          <w:szCs w:val="22"/>
+        </w:rPr>
+        <w:t>- При наличии СТУ на здание – необходима его копия.</w:t>
+      </w:r>
+    </w:p>
+    <w:p>
+      <w:pPr>
+        <w:rPr>
+          <w:sz w:val="22"/>
+          <w:szCs w:val="22"/>
+        </w:rPr>
+      </w:pPr>
+    </w:p>
+    <w:p>
+      <w:pPr>
+        <w:jc w:val="center"/>
+        <w:rPr>
+          <w:b/>
+          <w:lang w:val="en-US"/>
+        </w:rPr>
+      </w:pPr>
+      <w:bookmarkStart w:id="12" w:name="АПТ_1"/>
+      <w:bookmarkEnd w:id="11"/>
+      <w:r>
+        <w:rPr>
+          <w:b/>
+        </w:rPr>
+        <w:t>АПТ «АВТОМАТИЧЕСКОЕ ПОЖАРОТУШЕНИЕ»</w:t>
+      </w:r>
+    </w:p>
+    <w:p>
+      <w:pPr>
+        <w:rPr>
+          <w:sz w:val="22"/>
+          <w:szCs w:val="22"/>
+        </w:rPr>
+      </w:pPr>
+    </w:p>
+    <w:p>
+      <w:pPr>
+        <w:pStyle w:val="ad"/>
+        <w:numPr>
+          <w:ilvl w:val="0"/>
+          <w:numId w:val="27"/>
+        </w:numPr>
+        <w:rPr>
+          <w:b/>
+          <w:sz w:val="22"/>
+          <w:szCs w:val="22"/>
+        </w:rPr>
+      </w:pPr>
+      <w:r>
+        <w:rPr>
+          <w:b/>
+          <w:sz w:val="22"/>
+          <w:szCs w:val="22"/>
+        </w:rPr>
+        <w:t>Предоставить технические условия на подключение АПТ от ТЦ</w:t>
+      </w:r>
+    </w:p>
+    <w:p>
+      <w:pPr>
+        <w:rPr>
+          <w:sz w:val="22"/>
+          <w:szCs w:val="22"/>
+        </w:rPr>
+      </w:pPr>
+      <w:r>
+        <w:rPr>
+          <w:sz w:val="22"/>
+          <w:szCs w:val="22"/>
+        </w:rPr>
+        <w:t xml:space="preserve">- план расположения существующего оборудования либо подтверждение, что система строится без учета существующей системы (существующее оборудование демонтируется/ не установлено); (обязательно) </w:t>
+      </w:r>
+    </w:p>
+    <w:p>
+      <w:pPr>
+        <w:rPr>
+          <w:sz w:val="22"/>
+          <w:szCs w:val="22"/>
+        </w:rPr>
+      </w:pPr>
+      <w:r>
+        <w:rPr>
+          <w:sz w:val="22"/>
+          <w:szCs w:val="22"/>
+        </w:rPr>
+        <w:t>- место прохождения магистрального трубопровода вблизи магазина; (обязательно)</w:t>
+      </w:r>
+    </w:p>
+    <w:p>
+      <w:pPr>
+        <w:rPr>
+          <w:sz w:val="22"/>
+          <w:szCs w:val="22"/>
+        </w:rPr>
+      </w:pPr>
+      <w:r>
+        <w:rPr>
+          <w:sz w:val="22"/>
+          <w:szCs w:val="22"/>
+        </w:rPr>
+        <w:lastRenderedPageBreak/>
+        <w:t>- высота, на которой проходит магистральный трубопровод; (Если не предоставлено – в проекте будет пометка «уточнить при монтаже»); (обязательно)</w:t>
+      </w:r>
+    </w:p>
+    <w:p>
+      <w:pPr>
+        <w:rPr>
+          <w:sz w:val="22"/>
+          <w:szCs w:val="22"/>
+        </w:rPr>
+      </w:pPr>
+      <w:r>
+        <w:rPr>
+          <w:sz w:val="22"/>
+          <w:szCs w:val="22"/>
+        </w:rPr>
+        <w:t>- диаметр магистрального трубопровода; (обязательно)</w:t>
+      </w:r>
+    </w:p>
+    <w:p>
+      <w:pPr>
+        <w:numPr>
+          <w:ilvl w:val="0"/>
+          <w:numId w:val="27"/>
+        </w:numPr>
+        <w:contextualSpacing/>
+        <w:rPr>
+          <w:sz w:val="22"/>
+          <w:szCs w:val="22"/>
+        </w:rPr>
+      </w:pPr>
+      <w:r>
+        <w:rPr>
+          <w:b/>
+          <w:sz w:val="22"/>
+          <w:szCs w:val="22"/>
+        </w:rPr>
+        <w:t xml:space="preserve">Предоставить техническое задание </w:t>
+      </w:r>
+    </w:p>
+    <w:p>
+      <w:pPr>
+        <w:rPr>
+          <w:sz w:val="22"/>
+          <w:szCs w:val="22"/>
+        </w:rPr>
+      </w:pPr>
+      <w:r>
+        <w:rPr>
+          <w:sz w:val="22"/>
+          <w:szCs w:val="22"/>
+        </w:rPr>
+        <w:t>- высота подвесного потолка и перекрытия ТЦ; (обязательно)</w:t>
+      </w:r>
+    </w:p>
+    <w:p>
+      <w:pPr>
+        <w:rPr>
+          <w:sz w:val="22"/>
+          <w:szCs w:val="22"/>
+        </w:rPr>
+      </w:pPr>
+      <w:r>
+        <w:rPr>
+          <w:sz w:val="22"/>
+          <w:szCs w:val="22"/>
+        </w:rPr>
+        <w:t>- план потолка с высотными привязками и отделкой, план возводимых перегородок с указанием высот</w:t>
+      </w:r>
+    </w:p>
+    <w:p>
+      <w:pPr>
+        <w:rPr>
+          <w:sz w:val="22"/>
+          <w:szCs w:val="22"/>
+        </w:rPr>
+      </w:pPr>
+      <w:r>
+        <w:rPr>
+          <w:sz w:val="22"/>
+          <w:szCs w:val="22"/>
+        </w:rPr>
+        <w:t>- При наличии СТУ на здание – необходима его копия (обязательно).</w:t>
+      </w:r>
+    </w:p>
+    <w:p>
+      <w:pPr>
+        <w:rPr>
+          <w:sz w:val="22"/>
+          <w:szCs w:val="22"/>
+        </w:rPr>
+      </w:pPr>
+    </w:p>
+    <w:p>
+      <w:pPr>
+        <w:jc w:val="center"/>
+        <w:rPr>
+          <w:b/>
+        </w:rPr>
+      </w:pPr>
+      <w:bookmarkStart w:id="13" w:name="СПА_1"/>
+      <w:bookmarkEnd w:id="12"/>
+      <w:r>
+        <w:rPr>
+          <w:b/>
+        </w:rPr>
+        <w:t>СПА «СИСТЕМА ПОЖАРНОЙ АВТОМАТИКИ»</w:t>
+      </w:r>
+    </w:p>
+    <w:p>
+      <w:pPr>
+        <w:rPr>
+          <w:sz w:val="22"/>
+          <w:szCs w:val="22"/>
+        </w:rPr>
+      </w:pPr>
+    </w:p>
+    <w:p>
+      <w:pPr>
+        <w:pStyle w:val="ad"/>
+        <w:numPr>
+          <w:ilvl w:val="0"/>
+          <w:numId w:val="28"/>
+        </w:numPr>
+        <w:rPr>
+          <w:sz w:val="22"/>
+          <w:szCs w:val="22"/>
+        </w:rPr>
+      </w:pPr>
+      <w:r>
+        <w:rPr>
+          <w:b/>
+          <w:sz w:val="22"/>
+          <w:szCs w:val="22"/>
+        </w:rPr>
+        <w:t xml:space="preserve">Предоставить техническое задание </w:t>
+      </w:r>
+    </w:p>
+    <w:p>
+      <w:pPr>
+        <w:rPr>
+          <w:sz w:val="22"/>
+          <w:szCs w:val="22"/>
+        </w:rPr>
+      </w:pPr>
+      <w:r>
+        <w:rPr>
+          <w:sz w:val="22"/>
+          <w:szCs w:val="22"/>
+        </w:rPr>
+        <w:t>- план расположения существующего оборудования и кабельных трасс либо подтверждение, что система строится без учета существующей системы (существующее оборудование демонтируется/ не установлено); (обязательно)</w:t>
+      </w:r>
+    </w:p>
+    <w:p>
+      <w:pPr>
+        <w:rPr>
+          <w:sz w:val="22"/>
+          <w:szCs w:val="22"/>
+        </w:rPr>
+      </w:pPr>
+      <w:r>
+        <w:rPr>
+          <w:sz w:val="22"/>
+          <w:szCs w:val="22"/>
+        </w:rPr>
+        <w:t>- список оборудования, которым нужно управлять; (обязательно)</w:t>
+      </w:r>
+    </w:p>
+    <w:p>
+      <w:pPr>
+        <w:rPr>
+          <w:sz w:val="22"/>
+          <w:szCs w:val="22"/>
+        </w:rPr>
+      </w:pPr>
+      <w:r>
+        <w:rPr>
+          <w:sz w:val="22"/>
+          <w:szCs w:val="22"/>
+        </w:rPr>
+        <w:t>- характеристики сигналов, принимаемых этим оборудованием; (обязательно)</w:t>
+      </w:r>
+    </w:p>
+    <w:p>
+      <w:pPr>
+        <w:rPr>
+          <w:sz w:val="22"/>
+          <w:szCs w:val="22"/>
+        </w:rPr>
+      </w:pPr>
+      <w:r>
+        <w:rPr>
+          <w:sz w:val="22"/>
+          <w:szCs w:val="22"/>
+        </w:rPr>
+        <w:t>- марка оборудования, на котором строится система СПА/АПС здания; (обязательно)</w:t>
+      </w:r>
+    </w:p>
+    <w:p>
+      <w:pPr>
+        <w:rPr>
+          <w:sz w:val="22"/>
+          <w:szCs w:val="22"/>
+        </w:rPr>
+      </w:pPr>
+      <w:r>
+        <w:rPr>
+          <w:sz w:val="22"/>
+          <w:szCs w:val="22"/>
+        </w:rPr>
+        <w:t>- При наличии СТУ на здание – необходима его копия.</w:t>
+      </w:r>
+    </w:p>
+    <w:p>
+      <w:pPr>
+        <w:rPr>
+          <w:sz w:val="22"/>
+          <w:szCs w:val="22"/>
+        </w:rPr>
+      </w:pPr>
+    </w:p>
+    <w:bookmarkEnd w:id="13"/>
+    <w:p>
+      <w:pPr>
+        <w:rPr>
+          <w:sz w:val="22"/>
+          <w:szCs w:val="22"/>
+        </w:rPr>
+      </w:pPr>
+    </w:p>
+    <w:p>
+      <w:pPr>
+        <w:jc w:val="center"/>
+        <w:rPr>
+          <w:b/>
+        </w:rPr>
+      </w:pPr>
+      <w:bookmarkStart w:id="14" w:name="ВПВ_1"/>
+      <w:r>
+        <w:rPr>
+          <w:b/>
+        </w:rPr>
+        <w:t>ВПВ «ВНУТРЕННИЙ ПРОТИВОПОЖАРНЫЙ ВОДОПРОВОД»</w:t>
+      </w:r>
+    </w:p>
+    <w:p>
+      <w:pPr>
+        <w:rPr>
+          <w:sz w:val="22"/>
+          <w:szCs w:val="22"/>
+        </w:rPr>
+      </w:pPr>
+    </w:p>
+    <w:p>
+      <w:pPr>
+        <w:pStyle w:val="ad"/>
+        <w:numPr>
+          <w:ilvl w:val="0"/>
+          <w:numId w:val="29"/>
+        </w:numPr>
+        <w:rPr>
+          <w:b/>
+          <w:sz w:val="22"/>
+          <w:szCs w:val="22"/>
+        </w:rPr>
+      </w:pPr>
+      <w:r>
+        <w:rPr>
+          <w:b/>
+          <w:sz w:val="22"/>
+          <w:szCs w:val="22"/>
+        </w:rPr>
+        <w:t>Предоставить технические условия на подключение ВПВ от ТЦ</w:t>
+      </w:r>
+    </w:p>
+    <w:p>
+      <w:pPr>
+        <w:rPr>
+          <w:sz w:val="22"/>
+          <w:szCs w:val="22"/>
+        </w:rPr>
+      </w:pPr>
+      <w:r>
+        <w:rPr>
+          <w:sz w:val="22"/>
+          <w:szCs w:val="22"/>
+        </w:rPr>
+        <w:t>- план расположения существующего оборудования либо подтверждение, что система строится без учета существующей системы (существующее оборудование демонтируется/ не установлено); (обязательно)</w:t>
+      </w:r>
+    </w:p>
+    <w:p>
+      <w:pPr>
+        <w:rPr>
+          <w:sz w:val="22"/>
+          <w:szCs w:val="22"/>
+        </w:rPr>
+      </w:pPr>
+      <w:r>
+        <w:rPr>
+          <w:sz w:val="22"/>
+          <w:szCs w:val="22"/>
+        </w:rPr>
+        <w:t xml:space="preserve">- точка подключения ВПВ – от </w:t>
+      </w:r>
+      <w:proofErr w:type="spellStart"/>
+      <w:r>
+        <w:rPr>
+          <w:sz w:val="22"/>
+          <w:szCs w:val="22"/>
+        </w:rPr>
+        <w:t>спринклерной</w:t>
+      </w:r>
+      <w:proofErr w:type="spellEnd"/>
+      <w:r>
+        <w:rPr>
+          <w:sz w:val="22"/>
+          <w:szCs w:val="22"/>
+        </w:rPr>
+        <w:t xml:space="preserve"> системы, от хоз</w:t>
+      </w:r>
+      <w:proofErr w:type="gramStart"/>
+      <w:r>
+        <w:rPr>
+          <w:sz w:val="22"/>
+          <w:szCs w:val="22"/>
+        </w:rPr>
+        <w:t>.-</w:t>
+      </w:r>
+      <w:proofErr w:type="gramEnd"/>
+      <w:r>
+        <w:rPr>
+          <w:sz w:val="22"/>
+          <w:szCs w:val="22"/>
+        </w:rPr>
+        <w:t>быт. водопровода, от специального стояка? (обязательно)</w:t>
+      </w:r>
+    </w:p>
+    <w:p>
+      <w:pPr>
+        <w:numPr>
+          <w:ilvl w:val="0"/>
+          <w:numId w:val="29"/>
+        </w:numPr>
+        <w:contextualSpacing/>
+        <w:rPr>
+          <w:sz w:val="22"/>
+          <w:szCs w:val="22"/>
+        </w:rPr>
+      </w:pPr>
+      <w:r>
+        <w:rPr>
+          <w:b/>
+          <w:sz w:val="22"/>
+          <w:szCs w:val="22"/>
+        </w:rPr>
+        <w:t xml:space="preserve">Предоставить техническое задание </w:t>
+      </w:r>
+    </w:p>
+    <w:p>
+      <w:pPr>
+        <w:rPr>
+          <w:sz w:val="22"/>
+          <w:szCs w:val="22"/>
+        </w:rPr>
+      </w:pPr>
+      <w:r>
+        <w:rPr>
+          <w:sz w:val="22"/>
+          <w:szCs w:val="22"/>
+        </w:rPr>
+        <w:t xml:space="preserve">- пожелания к типу шкафа – закрытый/со стеклом, </w:t>
+      </w:r>
+      <w:proofErr w:type="gramStart"/>
+      <w:r>
+        <w:rPr>
+          <w:sz w:val="22"/>
+          <w:szCs w:val="22"/>
+        </w:rPr>
+        <w:t>белый</w:t>
+      </w:r>
+      <w:proofErr w:type="gramEnd"/>
+      <w:r>
+        <w:rPr>
+          <w:sz w:val="22"/>
+          <w:szCs w:val="22"/>
+        </w:rPr>
+        <w:t>/красный? (если не предоставлена информация – белый со стеклом).</w:t>
+      </w:r>
+    </w:p>
+    <w:p>
+      <w:pPr>
+        <w:rPr>
+          <w:sz w:val="22"/>
+          <w:szCs w:val="22"/>
+        </w:rPr>
+      </w:pPr>
+      <w:r>
+        <w:rPr>
+          <w:sz w:val="22"/>
+          <w:szCs w:val="22"/>
+        </w:rPr>
+        <w:t>- При наличии СТУ на здание – необходима его копия (обязательно).</w:t>
+      </w:r>
+    </w:p>
+    <w:p>
+      <w:pPr>
+        <w:rPr>
+          <w:sz w:val="22"/>
+          <w:szCs w:val="22"/>
+        </w:rPr>
+      </w:pPr>
+    </w:p>
+    <w:p>
+      <w:pPr>
+        <w:jc w:val="center"/>
+        <w:rPr>
+          <w:b/>
+        </w:rPr>
+      </w:pPr>
+      <w:bookmarkStart w:id="15" w:name="РАО_1"/>
+      <w:bookmarkEnd w:id="14"/>
+      <w:r>
+        <w:rPr>
+          <w:b/>
+        </w:rPr>
+        <w:t>РАО «РАСЧЕТ АВАРИЙНОГО ОСВЕЩЕНИЯ»</w:t>
+      </w:r>
+    </w:p>
+    <w:p>
+      <w:pPr>
+        <w:rPr>
+          <w:sz w:val="22"/>
+          <w:szCs w:val="22"/>
+        </w:rPr>
+      </w:pPr>
+    </w:p>
+    <w:p>
+      <w:pPr>
+        <w:numPr>
+          <w:ilvl w:val="0"/>
+          <w:numId w:val="30"/>
         </w:numPr>
         <w:ind w:left="0" w:firstLine="0"/>
         <w:contextualSpacing/>
@@ -2889,7 +4251,7 @@
         <w:pStyle w:val="ad"/>
         <w:numPr>
           <w:ilvl w:val="0"/>
-          <w:numId w:val="23"/>
+          <w:numId w:val="34"/>
         </w:numPr>
         <w:ind w:left="0" w:firstLine="0"/>
         <w:rPr>
@@ -2902,7 +4264,7 @@
           <w:sz w:val="22"/>
           <w:szCs w:val="22"/>
         </w:rPr>
-        <w:t xml:space="preserve">Предоставить информацию о марке оборудования. </w:t>
+        <w:t>Стены, проёмы, пол, потолок</w:t>
       </w:r>
     </w:p>
     <w:p>
@@ -2910,7 +4272,7 @@
         <w:pStyle w:val="ad"/>
         <w:numPr>
           <w:ilvl w:val="0"/>
-          <w:numId w:val="23"/>
+          <w:numId w:val="34"/>
         </w:numPr>
         <w:ind w:left="0" w:firstLine="0"/>
         <w:rPr>
@@ -2923,7 +4285,7 @@
           <w:sz w:val="22"/>
           <w:szCs w:val="22"/>
         </w:rPr>
-        <w:t xml:space="preserve">Сообщить количество точек прохода и их расположение </w:t>
+        <w:t>Расстановка светильников с ведомостью и мощностями</w:t>
       </w:r>
     </w:p>
     <w:p>
@@ -2931,7 +4293,7 @@
         <w:pStyle w:val="ad"/>
         <w:numPr>
           <w:ilvl w:val="0"/>
-          <w:numId w:val="23"/>
+          <w:numId w:val="34"/>
         </w:numPr>
         <w:ind w:left="0" w:firstLine="0"/>
         <w:rPr>
@@ -2944,73 +4306,41 @@
           <w:sz w:val="22"/>
           <w:szCs w:val="22"/>
         </w:rPr>
-        <w:t xml:space="preserve">Предоставить информацию об алгоритме прохода: вход по считывателю, выход по считывателю или по кнопке </w:t>
+        <w:t>Расстановка оборудования и мебели</w:t>
       </w:r>
     </w:p>
     <w:p>
       <w:pPr>
         <w:pStyle w:val="ad"/>
-        <w:numPr>
-          <w:ilvl w:val="0"/>
-          <w:numId w:val="23"/>
-        </w:numPr>
-        <w:ind w:left="0" w:firstLine="0"/>
-        <w:rPr>
-          <w:sz w:val="22"/>
-          <w:szCs w:val="22"/>
-        </w:rPr>
-      </w:pPr>
-      <w:r>
-        <w:rPr>
-          <w:sz w:val="22"/>
-          <w:szCs w:val="22"/>
-        </w:rPr>
-        <w:t>Предоставить информацию о месте расположения АРМ СКУД с базой данных карточек</w:t>
-      </w:r>
-    </w:p>
-    <w:p>
-      <w:pPr>
-        <w:pStyle w:val="ad"/>
-        <w:ind w:left="1440"/>
-        <w:rPr>
-          <w:sz w:val="22"/>
-          <w:szCs w:val="22"/>
-        </w:rPr>
-      </w:pPr>
-    </w:p>
-    <w:p>
-      <w:pPr>
-        <w:pStyle w:val="2"/>
-        <w:rPr>
-          <w:rFonts w:ascii="Times New Roman" w:hAnsi="Times New Roman" w:cs="Times New Roman"/>
-          <w:sz w:val="22"/>
-          <w:szCs w:val="22"/>
-        </w:rPr>
-      </w:pPr>
-      <w:bookmarkStart w:id="9" w:name="СОСТ_1"/>
-      <w:bookmarkEnd w:id="8"/>
-      <w:r>
-        <w:rPr>
-          <w:rFonts w:ascii="Times New Roman" w:hAnsi="Times New Roman" w:cs="Times New Roman"/>
-          <w:sz w:val="22"/>
-          <w:szCs w:val="22"/>
-        </w:rPr>
-        <w:t>СОТС «СИСТЕМА ОХРАННО-ТРЕВОЖНОЙ СИГНАЛИЗАЦИИ»</w:t>
-      </w:r>
-    </w:p>
-    <w:p>
-      <w:pPr>
-        <w:rPr>
-          <w:sz w:val="22"/>
-          <w:szCs w:val="22"/>
-        </w:rPr>
-      </w:pPr>
-    </w:p>
-    <w:p>
-      <w:pPr>
-        <w:numPr>
-          <w:ilvl w:val="0"/>
-          <w:numId w:val="33"/>
+        <w:ind w:left="1146"/>
+        <w:rPr>
+          <w:sz w:val="22"/>
+          <w:szCs w:val="22"/>
+        </w:rPr>
+      </w:pPr>
+    </w:p>
+    <w:p>
+      <w:pPr>
+        <w:jc w:val="center"/>
+        <w:rPr>
+          <w:b/>
+        </w:rPr>
+      </w:pPr>
+      <w:bookmarkStart w:id="16" w:name="РО_1"/>
+      <w:bookmarkEnd w:id="15"/>
+      <w:r>
+        <w:rPr>
+          <w:b/>
+        </w:rPr>
+        <w:t>РО «РАСЧЕТ ОСВЕЩЕНИЯ»</w:t>
+      </w:r>
+    </w:p>
+    <w:p/>
+    <w:p>
+      <w:pPr>
+        <w:numPr>
+          <w:ilvl w:val="0"/>
+          <w:numId w:val="31"/>
         </w:numPr>
         <w:ind w:left="0" w:firstLine="0"/>
         <w:contextualSpacing/>
@@ -3033,7 +4363,7 @@
         <w:pStyle w:val="ad"/>
         <w:numPr>
           <w:ilvl w:val="0"/>
-          <w:numId w:val="37"/>
+          <w:numId w:val="35"/>
         </w:numPr>
         <w:ind w:left="0" w:firstLine="0"/>
         <w:rPr>
@@ -3046,7 +4376,7 @@
           <w:sz w:val="22"/>
           <w:szCs w:val="22"/>
         </w:rPr>
-        <w:t xml:space="preserve">Предоставить информацию о марке оборудования. </w:t>
+        <w:t>Стены, проёмы, пол, потолок</w:t>
       </w:r>
     </w:p>
     <w:p>
@@ -3054,7 +4384,7 @@
         <w:pStyle w:val="ad"/>
         <w:numPr>
           <w:ilvl w:val="0"/>
-          <w:numId w:val="37"/>
+          <w:numId w:val="35"/>
         </w:numPr>
         <w:ind w:left="0" w:firstLine="0"/>
         <w:rPr>
@@ -3067,7 +4397,7 @@
           <w:sz w:val="22"/>
           <w:szCs w:val="22"/>
         </w:rPr>
-        <w:t>Предоставить информацию о количестве рубежей охраны, о типе применяемых охранных датчиков для каждого рубежа охраны</w:t>
+        <w:t>Расстановка светильников с ведомостью и мощностями</w:t>
       </w:r>
     </w:p>
     <w:p>
@@ -3075,7 +4405,7 @@
         <w:pStyle w:val="ad"/>
         <w:numPr>
           <w:ilvl w:val="0"/>
-          <w:numId w:val="37"/>
+          <w:numId w:val="35"/>
         </w:numPr>
         <w:ind w:left="0" w:firstLine="0"/>
         <w:rPr>
@@ -3088,966 +4418,55 @@
           <w:sz w:val="22"/>
           <w:szCs w:val="22"/>
         </w:rPr>
-        <w:t xml:space="preserve">Предоставить информацию о защищаемых помещениях </w:t>
-      </w:r>
-    </w:p>
-    <w:p>
-      <w:pPr>
-        <w:pStyle w:val="ad"/>
-        <w:numPr>
-          <w:ilvl w:val="0"/>
-          <w:numId w:val="37"/>
-        </w:numPr>
-        <w:ind w:left="0" w:firstLine="0"/>
-        <w:rPr>
-          <w:sz w:val="22"/>
-          <w:szCs w:val="22"/>
-        </w:rPr>
-      </w:pPr>
-      <w:r>
-        <w:rPr>
-          <w:sz w:val="22"/>
-          <w:szCs w:val="22"/>
-        </w:rPr>
-        <w:t>Предоставить информацию о месте расположения пульта охраны</w:t>
-      </w:r>
-    </w:p>
-    <w:p>
-      <w:pPr>
-        <w:rPr>
-          <w:sz w:val="22"/>
-          <w:szCs w:val="22"/>
-        </w:rPr>
-      </w:pPr>
-    </w:p>
-    <w:p>
-      <w:pPr>
-        <w:pStyle w:val="2"/>
-        <w:rPr>
-          <w:rFonts w:ascii="Times New Roman" w:hAnsi="Times New Roman" w:cs="Times New Roman"/>
-          <w:sz w:val="22"/>
-          <w:szCs w:val="22"/>
-        </w:rPr>
-      </w:pPr>
-      <w:bookmarkStart w:id="10" w:name="СОУЭ_1"/>
-      <w:bookmarkEnd w:id="9"/>
-      <w:r>
-        <w:rPr>
-          <w:rFonts w:ascii="Times New Roman" w:hAnsi="Times New Roman" w:cs="Times New Roman"/>
-          <w:sz w:val="22"/>
-          <w:szCs w:val="22"/>
-        </w:rPr>
-        <w:t>СОУЭ «СИСТЕМА ОПОВЕЩЕНИЯ У УПРАВЛЕНИЯ ЭВАКУАЦИЕЙ</w:t>
-      </w:r>
-    </w:p>
-    <w:p>
-      <w:pPr>
-        <w:rPr>
-          <w:sz w:val="22"/>
-          <w:szCs w:val="22"/>
-        </w:rPr>
-      </w:pPr>
-    </w:p>
-    <w:p>
-      <w:pPr>
-        <w:pStyle w:val="ad"/>
-        <w:numPr>
-          <w:ilvl w:val="0"/>
-          <w:numId w:val="25"/>
-        </w:numPr>
-        <w:rPr>
-          <w:b/>
-          <w:sz w:val="22"/>
-          <w:szCs w:val="22"/>
-        </w:rPr>
-      </w:pPr>
-      <w:r>
-        <w:rPr>
-          <w:b/>
-          <w:sz w:val="22"/>
-          <w:szCs w:val="22"/>
-        </w:rPr>
-        <w:t>Предоставить технические условия на подключение СОУЭ от ТЦ</w:t>
-      </w:r>
-    </w:p>
-    <w:p>
-      <w:pPr>
-        <w:numPr>
-          <w:ilvl w:val="0"/>
-          <w:numId w:val="25"/>
-        </w:numPr>
-        <w:contextualSpacing/>
-        <w:rPr>
-          <w:sz w:val="22"/>
-          <w:szCs w:val="22"/>
-        </w:rPr>
-      </w:pPr>
-      <w:r>
-        <w:rPr>
-          <w:b/>
-          <w:sz w:val="22"/>
-          <w:szCs w:val="22"/>
-        </w:rPr>
-        <w:t xml:space="preserve">Предоставить техническое задание </w:t>
-      </w:r>
-    </w:p>
-    <w:p>
-      <w:pPr>
-        <w:rPr>
-          <w:sz w:val="22"/>
-          <w:szCs w:val="22"/>
-        </w:rPr>
-      </w:pPr>
-      <w:r>
-        <w:rPr>
-          <w:sz w:val="22"/>
-          <w:szCs w:val="22"/>
-        </w:rPr>
-        <w:t xml:space="preserve"> Обязательно:</w:t>
-      </w:r>
-    </w:p>
-    <w:p>
-      <w:pPr>
-        <w:rPr>
-          <w:sz w:val="22"/>
-          <w:szCs w:val="22"/>
-        </w:rPr>
-      </w:pPr>
-      <w:r>
-        <w:rPr>
-          <w:sz w:val="22"/>
-          <w:szCs w:val="22"/>
-        </w:rPr>
-        <w:t>- план расположения существующего оборудования и кабельных трасс либо подтверждение, что система строится без учета существующей системы (существующее оборудование демонтируется/ не установлено)</w:t>
-      </w:r>
-    </w:p>
-    <w:p>
-      <w:pPr>
-        <w:rPr>
-          <w:sz w:val="22"/>
-          <w:szCs w:val="22"/>
-        </w:rPr>
-      </w:pPr>
-      <w:r>
-        <w:rPr>
-          <w:sz w:val="22"/>
-          <w:szCs w:val="22"/>
-        </w:rPr>
-        <w:t xml:space="preserve"> - марка и серия оборудования, на котором строится система; (обязательно)</w:t>
-      </w:r>
-    </w:p>
-    <w:p>
-      <w:pPr>
-        <w:rPr>
-          <w:sz w:val="22"/>
-          <w:szCs w:val="22"/>
-        </w:rPr>
-      </w:pPr>
-      <w:r>
-        <w:rPr>
-          <w:sz w:val="22"/>
-          <w:szCs w:val="22"/>
-        </w:rPr>
-        <w:t xml:space="preserve"> - точка ввода линии оповещения в помещение арендатора; (обязательно)</w:t>
-      </w:r>
-    </w:p>
-    <w:p>
-      <w:pPr>
-        <w:rPr>
-          <w:sz w:val="22"/>
-          <w:szCs w:val="22"/>
-        </w:rPr>
-      </w:pPr>
-      <w:r>
-        <w:rPr>
-          <w:sz w:val="22"/>
-          <w:szCs w:val="22"/>
-        </w:rPr>
-        <w:t xml:space="preserve"> - выделенная мощность на помещение арендатора. (в случае, если не предоставлена – будет использоваться по мнению проектировщика)</w:t>
-      </w:r>
-    </w:p>
-    <w:p>
-      <w:pPr>
-        <w:rPr>
-          <w:sz w:val="22"/>
-          <w:szCs w:val="22"/>
-        </w:rPr>
-      </w:pPr>
-      <w:r>
-        <w:rPr>
-          <w:sz w:val="22"/>
-          <w:szCs w:val="22"/>
-        </w:rPr>
-        <w:t xml:space="preserve"> - пожелания по использованию типа громкоговорителей – настенные или потолочные. (в случае, если не предоставлена – будет использоваться по мнению проектировщика)</w:t>
-      </w:r>
-    </w:p>
-    <w:p>
-      <w:pPr>
-        <w:rPr>
-          <w:sz w:val="22"/>
-          <w:szCs w:val="22"/>
-        </w:rPr>
-      </w:pPr>
-      <w:r>
-        <w:rPr>
-          <w:sz w:val="22"/>
-          <w:szCs w:val="22"/>
-        </w:rPr>
-        <w:t>- сводный план потолка с высотными привязками и отделкой потолка.</w:t>
-      </w:r>
-    </w:p>
-    <w:p>
-      <w:pPr>
-        <w:rPr>
-          <w:sz w:val="22"/>
-          <w:szCs w:val="22"/>
-        </w:rPr>
-      </w:pPr>
-      <w:r>
-        <w:rPr>
-          <w:sz w:val="22"/>
-          <w:szCs w:val="22"/>
-        </w:rPr>
-        <w:t>- При наличии СТУ на здание – необходима его копия.</w:t>
-      </w:r>
-    </w:p>
-    <w:p>
-      <w:pPr>
-        <w:rPr>
-          <w:sz w:val="22"/>
-          <w:szCs w:val="22"/>
-        </w:rPr>
-      </w:pPr>
-    </w:p>
-    <w:p>
-      <w:pPr>
-        <w:pStyle w:val="2"/>
-        <w:rPr>
-          <w:rFonts w:ascii="Times New Roman" w:hAnsi="Times New Roman" w:cs="Times New Roman"/>
-          <w:sz w:val="22"/>
-          <w:szCs w:val="22"/>
-        </w:rPr>
-      </w:pPr>
-      <w:bookmarkStart w:id="11" w:name="АПС_1"/>
-      <w:bookmarkEnd w:id="10"/>
-      <w:r>
-        <w:rPr>
-          <w:rFonts w:ascii="Times New Roman" w:hAnsi="Times New Roman" w:cs="Times New Roman"/>
-          <w:sz w:val="22"/>
-          <w:szCs w:val="22"/>
-        </w:rPr>
-        <w:lastRenderedPageBreak/>
-        <w:t>АПС «АВТОМАТИЧЕСКАЯ ПОЖАРНАЯ СИГНАЛИЗАЦИЯ»</w:t>
-      </w:r>
-    </w:p>
-    <w:p>
-      <w:pPr>
-        <w:rPr>
-          <w:sz w:val="22"/>
-          <w:szCs w:val="22"/>
-        </w:rPr>
-      </w:pPr>
-    </w:p>
-    <w:p>
-      <w:pPr>
-        <w:pStyle w:val="ad"/>
-        <w:numPr>
-          <w:ilvl w:val="0"/>
-          <w:numId w:val="26"/>
-        </w:numPr>
-        <w:rPr>
-          <w:b/>
-          <w:sz w:val="22"/>
-          <w:szCs w:val="22"/>
-        </w:rPr>
-      </w:pPr>
-      <w:r>
-        <w:rPr>
-          <w:b/>
-          <w:sz w:val="22"/>
-          <w:szCs w:val="22"/>
-        </w:rPr>
-        <w:t>Предоставить технические условия на подключение АПС от ТЦ</w:t>
-      </w:r>
-    </w:p>
-    <w:p>
-      <w:pPr>
-        <w:rPr>
-          <w:sz w:val="22"/>
-          <w:szCs w:val="22"/>
-        </w:rPr>
-      </w:pPr>
-      <w:r>
-        <w:rPr>
-          <w:sz w:val="22"/>
-          <w:szCs w:val="22"/>
-        </w:rPr>
-        <w:t>- план расположения существующего оборудования и кабельных трасс либо подтверждение, что система строится без учета существующей системы (существующее оборудование демонтируется/ не установлено); (обязательно)</w:t>
-      </w:r>
-    </w:p>
-    <w:p>
-      <w:pPr>
-        <w:rPr>
-          <w:sz w:val="22"/>
-          <w:szCs w:val="22"/>
-        </w:rPr>
-      </w:pPr>
-      <w:r>
-        <w:rPr>
-          <w:sz w:val="22"/>
-          <w:szCs w:val="22"/>
-        </w:rPr>
-        <w:t>- точка ввода линии в помещение арендатора; (обязательно)</w:t>
-      </w:r>
-    </w:p>
-    <w:p>
-      <w:pPr>
-        <w:rPr>
-          <w:sz w:val="22"/>
-          <w:szCs w:val="22"/>
-        </w:rPr>
-      </w:pPr>
-      <w:r>
-        <w:rPr>
-          <w:sz w:val="22"/>
-          <w:szCs w:val="22"/>
-        </w:rPr>
-        <w:t xml:space="preserve"> - выделенный диапазон адресов извещателей; (в случае, если не предоставлена – адресация будет выполнена в виде 1.1 – 1.</w:t>
-      </w:r>
-      <w:r>
-        <w:rPr>
-          <w:sz w:val="22"/>
-          <w:szCs w:val="22"/>
-          <w:lang w:val="en-US"/>
-        </w:rPr>
-        <w:t>N</w:t>
-      </w:r>
-      <w:r>
-        <w:rPr>
-          <w:sz w:val="22"/>
-          <w:szCs w:val="22"/>
-        </w:rPr>
-        <w:t>)</w:t>
-      </w:r>
-    </w:p>
-    <w:p>
-      <w:pPr>
-        <w:numPr>
-          <w:ilvl w:val="0"/>
-          <w:numId w:val="26"/>
-        </w:numPr>
-        <w:contextualSpacing/>
-        <w:rPr>
-          <w:sz w:val="22"/>
-          <w:szCs w:val="22"/>
-        </w:rPr>
-      </w:pPr>
-      <w:r>
-        <w:rPr>
-          <w:b/>
-          <w:sz w:val="22"/>
-          <w:szCs w:val="22"/>
-        </w:rPr>
-        <w:t xml:space="preserve">Предоставить техническое задание </w:t>
-      </w:r>
-    </w:p>
-    <w:p>
-      <w:pPr>
-        <w:rPr>
-          <w:sz w:val="22"/>
-          <w:szCs w:val="22"/>
-        </w:rPr>
-      </w:pPr>
-      <w:r>
-        <w:rPr>
-          <w:sz w:val="22"/>
-          <w:szCs w:val="22"/>
-        </w:rPr>
-        <w:t>- марка оборудования, на котором строится система; (обязательно)</w:t>
-      </w:r>
-    </w:p>
-    <w:p>
-      <w:pPr>
-        <w:rPr>
-          <w:sz w:val="22"/>
-          <w:szCs w:val="22"/>
-        </w:rPr>
-      </w:pPr>
-      <w:r>
-        <w:rPr>
-          <w:sz w:val="22"/>
-          <w:szCs w:val="22"/>
-        </w:rPr>
-        <w:t xml:space="preserve"> - модель контроллера, на котором строится система; (обязательно)</w:t>
-      </w:r>
-    </w:p>
-    <w:p>
-      <w:pPr>
-        <w:rPr>
-          <w:sz w:val="22"/>
-          <w:szCs w:val="22"/>
-        </w:rPr>
-      </w:pPr>
-      <w:r>
-        <w:rPr>
-          <w:sz w:val="22"/>
-          <w:szCs w:val="22"/>
-        </w:rPr>
-        <w:t>- в случае, если нет свободных адресов на контроллере под нашу систему – уточнить порядок установки новых контроллеров (арендатором или арендодателем), порядок прокладки кабеля (арендатором или арендодателем), в случае установки арендатором – точку установки контроллера и поэтажные планы с указанием этой точки, номер контроллера.</w:t>
-      </w:r>
-    </w:p>
-    <w:p>
-      <w:pPr>
-        <w:rPr>
-          <w:sz w:val="22"/>
-          <w:szCs w:val="22"/>
-        </w:rPr>
-      </w:pPr>
-      <w:r>
-        <w:rPr>
-          <w:sz w:val="22"/>
-          <w:szCs w:val="22"/>
-        </w:rPr>
-        <w:t>- план потолка с высотными привязками и отделкой потолка, план возводимых перегородок с указанием высот, план с указанием высот перекрытий, балок при наличии.</w:t>
-      </w:r>
-    </w:p>
-    <w:p>
-      <w:pPr>
-        <w:rPr>
-          <w:sz w:val="22"/>
-          <w:szCs w:val="22"/>
-        </w:rPr>
-      </w:pPr>
-      <w:r>
-        <w:rPr>
-          <w:sz w:val="22"/>
-          <w:szCs w:val="22"/>
-        </w:rPr>
-        <w:t>- При наличии СТУ на здание – необходима его копия.</w:t>
-      </w:r>
-    </w:p>
-    <w:p>
-      <w:pPr>
-        <w:rPr>
-          <w:sz w:val="22"/>
-          <w:szCs w:val="22"/>
-        </w:rPr>
-      </w:pPr>
-    </w:p>
-    <w:p>
-      <w:pPr>
-        <w:pStyle w:val="2"/>
-        <w:rPr>
-          <w:rFonts w:ascii="Times New Roman" w:hAnsi="Times New Roman" w:cs="Times New Roman"/>
-          <w:sz w:val="22"/>
-          <w:szCs w:val="22"/>
-          <w:lang w:val="en-US"/>
-        </w:rPr>
-      </w:pPr>
-      <w:bookmarkStart w:id="12" w:name="АПТ_1"/>
-      <w:bookmarkEnd w:id="11"/>
-      <w:r>
-        <w:rPr>
-          <w:rFonts w:ascii="Times New Roman" w:hAnsi="Times New Roman" w:cs="Times New Roman"/>
-          <w:sz w:val="22"/>
-          <w:szCs w:val="22"/>
-        </w:rPr>
-        <w:t>АПТ «АВТОМАТИЧЕСКОЕ ПОЖАРОТУШЕНИЕ»</w:t>
-      </w:r>
-    </w:p>
-    <w:p>
-      <w:pPr>
-        <w:rPr>
-          <w:sz w:val="22"/>
-          <w:szCs w:val="22"/>
-        </w:rPr>
-      </w:pPr>
-    </w:p>
-    <w:p>
-      <w:pPr>
-        <w:pStyle w:val="ad"/>
-        <w:numPr>
-          <w:ilvl w:val="0"/>
-          <w:numId w:val="27"/>
-        </w:numPr>
-        <w:rPr>
-          <w:b/>
-          <w:sz w:val="22"/>
-          <w:szCs w:val="22"/>
-        </w:rPr>
-      </w:pPr>
-      <w:r>
-        <w:rPr>
-          <w:b/>
-          <w:sz w:val="22"/>
-          <w:szCs w:val="22"/>
-        </w:rPr>
-        <w:t>Предоставить технические условия на подключение АПТ от ТЦ</w:t>
-      </w:r>
-    </w:p>
-    <w:p>
-      <w:pPr>
-        <w:rPr>
-          <w:sz w:val="22"/>
-          <w:szCs w:val="22"/>
-        </w:rPr>
-      </w:pPr>
-      <w:r>
-        <w:rPr>
-          <w:sz w:val="22"/>
-          <w:szCs w:val="22"/>
-        </w:rPr>
-        <w:t xml:space="preserve">- план расположения существующего оборудования либо подтверждение, что система строится без учета существующей системы (существующее оборудование демонтируется/ не установлено); (обязательно) </w:t>
-      </w:r>
-    </w:p>
-    <w:p>
-      <w:pPr>
-        <w:rPr>
-          <w:sz w:val="22"/>
-          <w:szCs w:val="22"/>
-        </w:rPr>
-      </w:pPr>
-      <w:r>
-        <w:rPr>
-          <w:sz w:val="22"/>
-          <w:szCs w:val="22"/>
-        </w:rPr>
-        <w:t>- место прохождения магистрального трубопровода вблизи магазина; (обязательно)</w:t>
-      </w:r>
-    </w:p>
-    <w:p>
-      <w:pPr>
-        <w:rPr>
-          <w:sz w:val="22"/>
-          <w:szCs w:val="22"/>
-        </w:rPr>
-      </w:pPr>
-      <w:r>
-        <w:rPr>
-          <w:sz w:val="22"/>
-          <w:szCs w:val="22"/>
-        </w:rPr>
-        <w:t>- высота, на которой проходит магистральный трубопровод; (Если не предоставлено – в проекте будет пометка «уточнить при монтаже»); (обязательно)</w:t>
-      </w:r>
-    </w:p>
-    <w:p>
-      <w:pPr>
-        <w:rPr>
-          <w:sz w:val="22"/>
-          <w:szCs w:val="22"/>
-        </w:rPr>
-      </w:pPr>
-      <w:r>
-        <w:rPr>
-          <w:sz w:val="22"/>
-          <w:szCs w:val="22"/>
-        </w:rPr>
-        <w:t>- диаметр магистрального трубопровода; (обязательно)</w:t>
-      </w:r>
-    </w:p>
-    <w:p>
-      <w:pPr>
-        <w:numPr>
-          <w:ilvl w:val="0"/>
-          <w:numId w:val="27"/>
-        </w:numPr>
-        <w:contextualSpacing/>
-        <w:rPr>
-          <w:sz w:val="22"/>
-          <w:szCs w:val="22"/>
-        </w:rPr>
-      </w:pPr>
-      <w:r>
-        <w:rPr>
-          <w:b/>
-          <w:sz w:val="22"/>
-          <w:szCs w:val="22"/>
-        </w:rPr>
-        <w:t xml:space="preserve">Предоставить техническое задание </w:t>
-      </w:r>
-    </w:p>
-    <w:p>
-      <w:pPr>
-        <w:rPr>
-          <w:sz w:val="22"/>
-          <w:szCs w:val="22"/>
-        </w:rPr>
-      </w:pPr>
-      <w:r>
-        <w:rPr>
-          <w:sz w:val="22"/>
-          <w:szCs w:val="22"/>
-        </w:rPr>
-        <w:t>- высота подвесного потолка и перекрытия ТЦ; (обязательно)</w:t>
-      </w:r>
-    </w:p>
-    <w:p>
-      <w:pPr>
-        <w:rPr>
-          <w:sz w:val="22"/>
-          <w:szCs w:val="22"/>
-        </w:rPr>
-      </w:pPr>
-      <w:r>
-        <w:rPr>
-          <w:sz w:val="22"/>
-          <w:szCs w:val="22"/>
-        </w:rPr>
-        <w:t>- план потолка с высотными привязками и отделкой, план возводимых перегородок с указанием высот</w:t>
-      </w:r>
-    </w:p>
-    <w:p>
-      <w:pPr>
-        <w:rPr>
-          <w:sz w:val="22"/>
-          <w:szCs w:val="22"/>
-        </w:rPr>
-      </w:pPr>
-      <w:r>
-        <w:rPr>
-          <w:sz w:val="22"/>
-          <w:szCs w:val="22"/>
-        </w:rPr>
-        <w:t>- При наличии СТУ на здание – необходима его копия (обязательно).</w:t>
-      </w:r>
-    </w:p>
-    <w:p>
-      <w:pPr>
-        <w:rPr>
-          <w:sz w:val="22"/>
-          <w:szCs w:val="22"/>
-        </w:rPr>
-      </w:pPr>
-    </w:p>
-    <w:p>
-      <w:pPr>
-        <w:pStyle w:val="2"/>
-        <w:rPr>
-          <w:rFonts w:ascii="Times New Roman" w:hAnsi="Times New Roman" w:cs="Times New Roman"/>
-          <w:sz w:val="22"/>
-          <w:szCs w:val="22"/>
-        </w:rPr>
-      </w:pPr>
-      <w:bookmarkStart w:id="13" w:name="СПА_1"/>
-      <w:bookmarkEnd w:id="12"/>
-      <w:r>
-        <w:rPr>
-          <w:rFonts w:ascii="Times New Roman" w:hAnsi="Times New Roman" w:cs="Times New Roman"/>
-          <w:sz w:val="22"/>
-          <w:szCs w:val="22"/>
-        </w:rPr>
-        <w:t>СПА «СИСТЕМА ПОЖАРНОЙ АВТОМАТИКИ»</w:t>
-      </w:r>
-    </w:p>
-    <w:p>
-      <w:pPr>
-        <w:rPr>
-          <w:sz w:val="22"/>
-          <w:szCs w:val="22"/>
-        </w:rPr>
-      </w:pPr>
-    </w:p>
-    <w:p>
-      <w:pPr>
-        <w:pStyle w:val="ad"/>
-        <w:numPr>
-          <w:ilvl w:val="0"/>
-          <w:numId w:val="28"/>
-        </w:numPr>
-        <w:rPr>
-          <w:sz w:val="22"/>
-          <w:szCs w:val="22"/>
-        </w:rPr>
-      </w:pPr>
-      <w:r>
-        <w:rPr>
-          <w:b/>
-          <w:sz w:val="22"/>
-          <w:szCs w:val="22"/>
-        </w:rPr>
-        <w:t xml:space="preserve">Предоставить техническое задание </w:t>
-      </w:r>
-    </w:p>
-    <w:p>
-      <w:pPr>
-        <w:rPr>
-          <w:sz w:val="22"/>
-          <w:szCs w:val="22"/>
-        </w:rPr>
-      </w:pPr>
-      <w:r>
-        <w:rPr>
-          <w:sz w:val="22"/>
-          <w:szCs w:val="22"/>
-        </w:rPr>
-        <w:t>- план расположения существующего оборудования и кабельных трасс либо подтверждение, что система строится без учета существующей системы (существующее оборудование демонтируется/ не установлено); (обязательно)</w:t>
-      </w:r>
-    </w:p>
-    <w:p>
-      <w:pPr>
-        <w:rPr>
-          <w:sz w:val="22"/>
-          <w:szCs w:val="22"/>
-        </w:rPr>
-      </w:pPr>
-      <w:r>
-        <w:rPr>
-          <w:sz w:val="22"/>
-          <w:szCs w:val="22"/>
-        </w:rPr>
-        <w:t>- список оборудования, которым нужно управлять; (обязательно)</w:t>
-      </w:r>
-    </w:p>
-    <w:p>
-      <w:pPr>
-        <w:rPr>
-          <w:sz w:val="22"/>
-          <w:szCs w:val="22"/>
-        </w:rPr>
-      </w:pPr>
-      <w:r>
-        <w:rPr>
-          <w:sz w:val="22"/>
-          <w:szCs w:val="22"/>
-        </w:rPr>
-        <w:t>- характеристики сигналов, принимаемых этим оборудованием; (обязательно)</w:t>
-      </w:r>
-    </w:p>
-    <w:p>
-      <w:pPr>
-        <w:rPr>
-          <w:sz w:val="22"/>
-          <w:szCs w:val="22"/>
-        </w:rPr>
-      </w:pPr>
-      <w:r>
-        <w:rPr>
-          <w:sz w:val="22"/>
-          <w:szCs w:val="22"/>
-        </w:rPr>
-        <w:t>- марка оборудования, на котором строится система СПА/АПС здания; (обязательно)</w:t>
-      </w:r>
-    </w:p>
-    <w:p>
-      <w:pPr>
-        <w:rPr>
-          <w:sz w:val="22"/>
-          <w:szCs w:val="22"/>
-        </w:rPr>
-      </w:pPr>
-      <w:r>
-        <w:rPr>
-          <w:sz w:val="22"/>
-          <w:szCs w:val="22"/>
-        </w:rPr>
-        <w:t>- При наличии СТУ на здание – необходима его копия.</w:t>
-      </w:r>
-    </w:p>
-    <w:p>
-      <w:pPr>
-        <w:rPr>
-          <w:sz w:val="22"/>
-          <w:szCs w:val="22"/>
-        </w:rPr>
-      </w:pPr>
-    </w:p>
-    <w:bookmarkEnd w:id="13"/>
-    <w:p>
-      <w:pPr>
-        <w:rPr>
-          <w:sz w:val="22"/>
-          <w:szCs w:val="22"/>
-        </w:rPr>
-      </w:pPr>
-    </w:p>
-    <w:p>
-      <w:pPr>
-        <w:pStyle w:val="2"/>
-        <w:rPr>
-          <w:rFonts w:ascii="Times New Roman" w:hAnsi="Times New Roman" w:cs="Times New Roman"/>
-          <w:sz w:val="22"/>
-          <w:szCs w:val="22"/>
-        </w:rPr>
-      </w:pPr>
-      <w:bookmarkStart w:id="14" w:name="ВПВ_1"/>
-      <w:r>
-        <w:rPr>
-          <w:rFonts w:ascii="Times New Roman" w:hAnsi="Times New Roman" w:cs="Times New Roman"/>
-          <w:sz w:val="22"/>
-          <w:szCs w:val="22"/>
-        </w:rPr>
-        <w:t>ВПВ «ВНУТРЕННИЙ ПРОТИВОПОЖАРНЫЙ ВОДОПРОВОД»</w:t>
-      </w:r>
-    </w:p>
-    <w:p>
-      <w:pPr>
-        <w:rPr>
-          <w:sz w:val="22"/>
-          <w:szCs w:val="22"/>
-        </w:rPr>
-      </w:pPr>
-    </w:p>
-    <w:p>
-      <w:pPr>
-        <w:pStyle w:val="ad"/>
-        <w:numPr>
-          <w:ilvl w:val="0"/>
-          <w:numId w:val="29"/>
-        </w:numPr>
-        <w:rPr>
-          <w:b/>
-          <w:sz w:val="22"/>
-          <w:szCs w:val="22"/>
-        </w:rPr>
-      </w:pPr>
-      <w:r>
-        <w:rPr>
-          <w:b/>
-          <w:sz w:val="22"/>
-          <w:szCs w:val="22"/>
-        </w:rPr>
-        <w:t>Предоставить технические условия на подключение ВПВ от ТЦ</w:t>
-      </w:r>
-    </w:p>
-    <w:p>
-      <w:pPr>
-        <w:rPr>
-          <w:sz w:val="22"/>
-          <w:szCs w:val="22"/>
-        </w:rPr>
-      </w:pPr>
-      <w:r>
-        <w:rPr>
-          <w:sz w:val="22"/>
-          <w:szCs w:val="22"/>
-        </w:rPr>
-        <w:lastRenderedPageBreak/>
-        <w:t>- план расположения существующего оборудования либо подтверждение, что система строится без учета существующей системы (существующее оборудование демонтируется/ не установлено); (обязательно)</w:t>
-      </w:r>
-    </w:p>
-    <w:p>
-      <w:pPr>
-        <w:rPr>
-          <w:sz w:val="22"/>
-          <w:szCs w:val="22"/>
-        </w:rPr>
-      </w:pPr>
-      <w:r>
-        <w:rPr>
-          <w:sz w:val="22"/>
-          <w:szCs w:val="22"/>
-        </w:rPr>
-        <w:t xml:space="preserve">- точка подключения ВПВ – от </w:t>
-      </w:r>
-      <w:proofErr w:type="spellStart"/>
-      <w:r>
-        <w:rPr>
-          <w:sz w:val="22"/>
-          <w:szCs w:val="22"/>
-        </w:rPr>
-        <w:t>спринклерной</w:t>
-      </w:r>
-      <w:proofErr w:type="spellEnd"/>
-      <w:r>
-        <w:rPr>
-          <w:sz w:val="22"/>
-          <w:szCs w:val="22"/>
-        </w:rPr>
-        <w:t xml:space="preserve"> системы, от хоз.-быт. водопровода, от специального стояка? (обязательно)</w:t>
-      </w:r>
-    </w:p>
-    <w:p>
-      <w:pPr>
-        <w:numPr>
-          <w:ilvl w:val="0"/>
-          <w:numId w:val="29"/>
-        </w:numPr>
-        <w:contextualSpacing/>
-        <w:rPr>
-          <w:sz w:val="22"/>
-          <w:szCs w:val="22"/>
-        </w:rPr>
-      </w:pPr>
-      <w:r>
-        <w:rPr>
-          <w:b/>
-          <w:sz w:val="22"/>
-          <w:szCs w:val="22"/>
-        </w:rPr>
-        <w:t xml:space="preserve">Предоставить техническое задание </w:t>
-      </w:r>
-    </w:p>
-    <w:p>
-      <w:pPr>
-        <w:rPr>
-          <w:sz w:val="22"/>
-          <w:szCs w:val="22"/>
-        </w:rPr>
-      </w:pPr>
-      <w:r>
-        <w:rPr>
-          <w:sz w:val="22"/>
-          <w:szCs w:val="22"/>
-        </w:rPr>
-        <w:t>- пожелания к типу шкафа – закрытый/со стеклом, белый/красный? (если не предоставлена информация – белый со стеклом).</w:t>
-      </w:r>
-    </w:p>
-    <w:p>
-      <w:pPr>
-        <w:rPr>
-          <w:sz w:val="22"/>
-          <w:szCs w:val="22"/>
-        </w:rPr>
-      </w:pPr>
-      <w:r>
-        <w:rPr>
-          <w:sz w:val="22"/>
-          <w:szCs w:val="22"/>
-        </w:rPr>
-        <w:t>- При наличии СТУ на здание – необходима его копия (обязательно).</w:t>
-      </w:r>
-    </w:p>
-    <w:p>
-      <w:pPr>
-        <w:rPr>
-          <w:sz w:val="22"/>
-          <w:szCs w:val="22"/>
-        </w:rPr>
-      </w:pPr>
-    </w:p>
-    <w:p>
-      <w:pPr>
-        <w:pStyle w:val="2"/>
-        <w:rPr>
-          <w:rFonts w:ascii="Times New Roman" w:hAnsi="Times New Roman" w:cs="Times New Roman"/>
-          <w:sz w:val="22"/>
-          <w:szCs w:val="22"/>
-        </w:rPr>
-      </w:pPr>
-      <w:bookmarkStart w:id="15" w:name="РАО_1"/>
-      <w:bookmarkEnd w:id="14"/>
-      <w:r>
-        <w:rPr>
-          <w:rFonts w:ascii="Times New Roman" w:hAnsi="Times New Roman" w:cs="Times New Roman"/>
-          <w:sz w:val="22"/>
-          <w:szCs w:val="22"/>
-        </w:rPr>
-        <w:t>РАО «РАСЧЕТ АВАРИЙНОГО ОСВЕЩЕНИЯ»</w:t>
-      </w:r>
-    </w:p>
-    <w:p>
-      <w:pPr>
-        <w:rPr>
-          <w:sz w:val="22"/>
-          <w:szCs w:val="22"/>
-        </w:rPr>
-      </w:pPr>
-    </w:p>
-    <w:p>
-      <w:pPr>
-        <w:numPr>
-          <w:ilvl w:val="0"/>
-          <w:numId w:val="30"/>
+        <w:t>Расстановка оборудования и мебели</w:t>
+      </w:r>
+    </w:p>
+    <w:p>
+      <w:pPr>
+        <w:ind w:firstLine="426"/>
+        <w:rPr>
+          <w:sz w:val="22"/>
+          <w:szCs w:val="22"/>
+        </w:rPr>
+      </w:pPr>
+    </w:p>
+    <w:p>
+      <w:pPr>
+        <w:jc w:val="center"/>
+        <w:rPr>
+          <w:b/>
+        </w:rPr>
+      </w:pPr>
+      <w:bookmarkStart w:id="17" w:name="КР_1"/>
+      <w:bookmarkEnd w:id="16"/>
+      <w:proofErr w:type="gramStart"/>
+      <w:r>
+        <w:rPr>
+          <w:b/>
+        </w:rPr>
+        <w:t>КР</w:t>
+      </w:r>
+      <w:proofErr w:type="gramEnd"/>
+      <w:r>
+        <w:rPr>
+          <w:b/>
+        </w:rPr>
+        <w:t xml:space="preserve"> «КОНСТРУКТИВНЫЕ РЕШЕНИЯ»</w:t>
+      </w:r>
+    </w:p>
+    <w:p>
+      <w:pPr>
+        <w:rPr>
+          <w:sz w:val="22"/>
+          <w:szCs w:val="22"/>
+        </w:rPr>
+      </w:pPr>
+    </w:p>
+    <w:p>
+      <w:pPr>
+        <w:numPr>
+          <w:ilvl w:val="0"/>
+          <w:numId w:val="32"/>
         </w:numPr>
         <w:ind w:left="0" w:firstLine="0"/>
         <w:contextualSpacing/>
@@ -4070,7 +4489,7 @@
         <w:pStyle w:val="ad"/>
         <w:numPr>
           <w:ilvl w:val="0"/>
-          <w:numId w:val="34"/>
+          <w:numId w:val="36"/>
         </w:numPr>
         <w:ind w:left="0" w:firstLine="0"/>
         <w:rPr>
@@ -4083,7 +4502,7 @@
           <w:sz w:val="22"/>
           <w:szCs w:val="22"/>
         </w:rPr>
-        <w:t>Стены, проёмы, пол, потолок</w:t>
+        <w:t>Масса оборудования, применяемые материалы</w:t>
       </w:r>
     </w:p>
     <w:p>
@@ -4091,7 +4510,7 @@
         <w:pStyle w:val="ad"/>
         <w:numPr>
           <w:ilvl w:val="0"/>
-          <w:numId w:val="34"/>
+          <w:numId w:val="36"/>
         </w:numPr>
         <w:ind w:left="0" w:firstLine="0"/>
         <w:rPr>
@@ -4104,7 +4523,7 @@
           <w:sz w:val="22"/>
           <w:szCs w:val="22"/>
         </w:rPr>
-        <w:t>Расстановка светильников с ведомостью и мощностями</w:t>
+        <w:t>Пирог перекрытий, конструкция существующих стен</w:t>
       </w:r>
     </w:p>
     <w:p>
@@ -4112,7 +4531,7 @@
         <w:pStyle w:val="ad"/>
         <w:numPr>
           <w:ilvl w:val="0"/>
-          <w:numId w:val="34"/>
+          <w:numId w:val="36"/>
         </w:numPr>
         <w:ind w:left="0" w:firstLine="0"/>
         <w:rPr>
@@ -4125,251 +4544,6 @@
           <w:sz w:val="22"/>
           <w:szCs w:val="22"/>
         </w:rPr>
-        <w:t>Расстановка оборудования и мебели</w:t>
-      </w:r>
-    </w:p>
-    <w:p>
-      <w:pPr>
-        <w:pStyle w:val="ad"/>
-        <w:ind w:left="1146"/>
-        <w:rPr>
-          <w:sz w:val="22"/>
-          <w:szCs w:val="22"/>
-        </w:rPr>
-      </w:pPr>
-    </w:p>
-    <w:p>
-      <w:pPr>
-        <w:pStyle w:val="2"/>
-        <w:rPr>
-          <w:rFonts w:ascii="Times New Roman" w:hAnsi="Times New Roman" w:cs="Times New Roman"/>
-          <w:sz w:val="22"/>
-          <w:szCs w:val="22"/>
-        </w:rPr>
-      </w:pPr>
-      <w:bookmarkStart w:id="16" w:name="РО_1"/>
-      <w:bookmarkEnd w:id="15"/>
-      <w:r>
-        <w:rPr>
-          <w:rFonts w:ascii="Times New Roman" w:hAnsi="Times New Roman" w:cs="Times New Roman"/>
-          <w:sz w:val="22"/>
-          <w:szCs w:val="22"/>
-        </w:rPr>
-        <w:t>РО «РАСЧЕТ ОСВЕЩЕНИЯ»</w:t>
-      </w:r>
-    </w:p>
-    <w:p>
-      <w:pPr>
-        <w:rPr>
-          <w:sz w:val="22"/>
-          <w:szCs w:val="22"/>
-        </w:rPr>
-      </w:pPr>
-    </w:p>
-    <w:p>
-      <w:pPr>
-        <w:numPr>
-          <w:ilvl w:val="0"/>
-          <w:numId w:val="31"/>
-        </w:numPr>
-        <w:ind w:left="0" w:firstLine="0"/>
-        <w:contextualSpacing/>
-        <w:rPr>
-          <w:sz w:val="22"/>
-          <w:szCs w:val="22"/>
-        </w:rPr>
-      </w:pPr>
-      <w:r>
-        <w:rPr>
-          <w:b/>
-          <w:sz w:val="22"/>
-          <w:szCs w:val="22"/>
-        </w:rPr>
-        <w:t xml:space="preserve">Предоставить техническое задание </w:t>
-      </w:r>
-    </w:p>
-    <w:p>
-      <w:pPr>
-        <w:pStyle w:val="ad"/>
-        <w:numPr>
-          <w:ilvl w:val="0"/>
-          <w:numId w:val="35"/>
-        </w:numPr>
-        <w:ind w:left="0" w:firstLine="0"/>
-        <w:rPr>
-          <w:sz w:val="22"/>
-          <w:szCs w:val="22"/>
-        </w:rPr>
-      </w:pPr>
-      <w:r>
-        <w:rPr>
-          <w:sz w:val="22"/>
-          <w:szCs w:val="22"/>
-        </w:rPr>
-        <w:t>Стены, проёмы, пол, потолок</w:t>
-      </w:r>
-    </w:p>
-    <w:p>
-      <w:pPr>
-        <w:pStyle w:val="ad"/>
-        <w:numPr>
-          <w:ilvl w:val="0"/>
-          <w:numId w:val="35"/>
-        </w:numPr>
-        <w:ind w:left="0" w:firstLine="0"/>
-        <w:rPr>
-          <w:sz w:val="22"/>
-          <w:szCs w:val="22"/>
-        </w:rPr>
-      </w:pPr>
-      <w:r>
-        <w:rPr>
-          <w:sz w:val="22"/>
-          <w:szCs w:val="22"/>
-        </w:rPr>
-        <w:t>Расстановка светильников с ведомостью и мощностями</w:t>
-      </w:r>
-    </w:p>
-    <w:p>
-      <w:pPr>
-        <w:pStyle w:val="ad"/>
-        <w:numPr>
-          <w:ilvl w:val="0"/>
-          <w:numId w:val="35"/>
-        </w:numPr>
-        <w:ind w:left="0" w:firstLine="0"/>
-        <w:rPr>
-          <w:sz w:val="22"/>
-          <w:szCs w:val="22"/>
-        </w:rPr>
-      </w:pPr>
-      <w:r>
-        <w:rPr>
-          <w:sz w:val="22"/>
-          <w:szCs w:val="22"/>
-        </w:rPr>
-        <w:t>Расстановка оборудования и мебели</w:t>
-      </w:r>
-    </w:p>
-    <w:p>
-      <w:pPr>
-        <w:ind w:firstLine="426"/>
-        <w:rPr>
-          <w:sz w:val="22"/>
-          <w:szCs w:val="22"/>
-        </w:rPr>
-      </w:pPr>
-    </w:p>
-    <w:p>
-      <w:pPr>
-        <w:pStyle w:val="2"/>
-        <w:rPr>
-          <w:rFonts w:ascii="Times New Roman" w:hAnsi="Times New Roman" w:cs="Times New Roman"/>
-          <w:sz w:val="22"/>
-          <w:szCs w:val="22"/>
-        </w:rPr>
-      </w:pPr>
-      <w:bookmarkStart w:id="17" w:name="КР_1"/>
-      <w:bookmarkEnd w:id="16"/>
-      <w:r>
-        <w:rPr>
-          <w:rFonts w:ascii="Times New Roman" w:hAnsi="Times New Roman" w:cs="Times New Roman"/>
-          <w:sz w:val="22"/>
-          <w:szCs w:val="22"/>
-        </w:rPr>
-        <w:t>КР «КОНСТРУКТИВНЫЕ РЕШЕНИЯ»</w:t>
-      </w:r>
-    </w:p>
-    <w:p>
-      <w:pPr>
-        <w:rPr>
-          <w:sz w:val="22"/>
-          <w:szCs w:val="22"/>
-        </w:rPr>
-      </w:pPr>
-    </w:p>
-    <w:p>
-      <w:pPr>
-        <w:numPr>
-          <w:ilvl w:val="0"/>
-          <w:numId w:val="32"/>
-        </w:numPr>
-        <w:ind w:left="0" w:firstLine="0"/>
-        <w:contextualSpacing/>
-        <w:rPr>
-          <w:sz w:val="22"/>
-          <w:szCs w:val="22"/>
-        </w:rPr>
-      </w:pPr>
-      <w:r>
-        <w:rPr>
-          <w:b/>
-          <w:sz w:val="22"/>
-          <w:szCs w:val="22"/>
-        </w:rPr>
-        <w:t xml:space="preserve">Предоставить техническое задание </w:t>
-      </w:r>
-    </w:p>
-    <w:p>
-      <w:pPr>
-        <w:pStyle w:val="ad"/>
-        <w:numPr>
-          <w:ilvl w:val="0"/>
-          <w:numId w:val="36"/>
-        </w:numPr>
-        <w:ind w:left="0" w:firstLine="0"/>
-        <w:rPr>
-          <w:sz w:val="22"/>
-          <w:szCs w:val="22"/>
-        </w:rPr>
-      </w:pPr>
-      <w:r>
-        <w:rPr>
-          <w:sz w:val="22"/>
-          <w:szCs w:val="22"/>
-        </w:rPr>
-        <w:t>Масса оборудования, применяемые материалы</w:t>
-      </w:r>
-    </w:p>
-    <w:p>
-      <w:pPr>
-        <w:pStyle w:val="ad"/>
-        <w:numPr>
-          <w:ilvl w:val="0"/>
-          <w:numId w:val="36"/>
-        </w:numPr>
-        <w:ind w:left="0" w:firstLine="0"/>
-        <w:rPr>
-          <w:sz w:val="22"/>
-          <w:szCs w:val="22"/>
-        </w:rPr>
-      </w:pPr>
-      <w:r>
-        <w:rPr>
-          <w:sz w:val="22"/>
-          <w:szCs w:val="22"/>
-        </w:rPr>
-        <w:t>Пирог перекрытий, конструкция существующих стен</w:t>
-      </w:r>
-    </w:p>
-    <w:p>
-      <w:pPr>
-        <w:pStyle w:val="ad"/>
-        <w:numPr>
-          <w:ilvl w:val="0"/>
-          <w:numId w:val="36"/>
-        </w:numPr>
-        <w:ind w:left="0" w:firstLine="0"/>
-        <w:rPr>
-          <w:sz w:val="22"/>
-          <w:szCs w:val="22"/>
-        </w:rPr>
-      </w:pPr>
-      <w:r>
-        <w:rPr>
-          <w:sz w:val="22"/>
-          <w:szCs w:val="22"/>
-        </w:rPr>
         <w:t>Допустимые нагрузки на перекрытия</w:t>
       </w:r>
     </w:p>
@@ -4383,24 +4557,32 @@
     </w:p>
     <w:p>
       <w:pPr>
-        <w:pStyle w:val="2"/>
-        <w:rPr>
-          <w:rFonts w:ascii="Times New Roman" w:eastAsiaTheme="minorHAnsi" w:hAnsi="Times New Roman" w:cs="Times New Roman"/>
-          <w:sz w:val="22"/>
-          <w:szCs w:val="22"/>
+        <w:jc w:val="center"/>
+        <w:rPr>
+          <w:rFonts w:eastAsiaTheme="minorHAnsi"/>
+          <w:b/>
           <w:lang w:eastAsia="en-US"/>
         </w:rPr>
       </w:pPr>
       <w:bookmarkStart w:id="18" w:name="КМ_1"/>
       <w:bookmarkEnd w:id="17"/>
-      <w:r>
-        <w:rPr>
-          <w:rFonts w:ascii="Times New Roman" w:eastAsiaTheme="minorHAnsi" w:hAnsi="Times New Roman" w:cs="Times New Roman"/>
-          <w:sz w:val="22"/>
-          <w:szCs w:val="22"/>
+      <w:proofErr w:type="gramStart"/>
+      <w:r>
+        <w:rPr>
+          <w:rFonts w:eastAsiaTheme="minorHAnsi"/>
+          <w:b/>
           <w:lang w:eastAsia="en-US"/>
         </w:rPr>
-        <w:t>КМ «КОНСТРУКЦИИ МЕТАЛЛИЧЕСКИЕ»</w:t>
+        <w:t>КМ</w:t>
+      </w:r>
+      <w:proofErr w:type="gramEnd"/>
+      <w:r>
+        <w:rPr>
+          <w:rFonts w:eastAsiaTheme="minorHAnsi"/>
+          <w:b/>
+          <w:lang w:eastAsia="en-US"/>
+        </w:rPr>
+        <w:t xml:space="preserve"> «КОНСТРУКЦИИ МЕТАЛЛИЧЕСКИЕ»</w:t>
       </w:r>
     </w:p>
     <w:p>
@@ -4521,7 +4703,25 @@
           <w:szCs w:val="22"/>
           <w:shd w:val="clear" w:color="auto" w:fill="FFFFFF"/>
         </w:rPr>
-        <w:t xml:space="preserve">- Альбомы чертежей КМ с указанием сечений несущих элементов и узлов крепления </w:t>
+        <w:t xml:space="preserve">- Альбомы чертежей </w:t>
+      </w:r>
+      <w:proofErr w:type="gramStart"/>
+      <w:r>
+        <w:rPr>
+          <w:sz w:val="22"/>
+          <w:szCs w:val="22"/>
+          <w:shd w:val="clear" w:color="auto" w:fill="FFFFFF"/>
+        </w:rPr>
+        <w:t>КМ</w:t>
+      </w:r>
+      <w:proofErr w:type="gramEnd"/>
+      <w:r>
+        <w:rPr>
+          <w:sz w:val="22"/>
+          <w:szCs w:val="22"/>
+          <w:shd w:val="clear" w:color="auto" w:fill="FFFFFF"/>
+        </w:rPr>
+        <w:t xml:space="preserve"> с указанием сечений несущих элементов и узлов крепления </w:t>
       </w:r>
     </w:p>
     <w:p>
@@ -4692,7 +4892,6 @@
           <w:sz w:val="22"/>
           <w:szCs w:val="22"/>
         </w:rPr>
-        <w:lastRenderedPageBreak/>
         <w:t>- если стена несущая, указать высоту и количество этажей над проемом, а также конструкции полов, кровли, назначение помещений</w:t>
       </w:r>
     </w:p>
@@ -4720,7 +4919,25 @@
           <w:sz w:val="22"/>
           <w:szCs w:val="22"/>
         </w:rPr>
-        <w:t>При наличии ДП (Дизайн-проекта) на конструкцию:</w:t>
+        <w:t>При наличии ДП (</w:t>
+      </w:r>
+      <w:proofErr w:type="gramStart"/>
+      <w:r>
+        <w:rPr>
+          <w:b/>
+          <w:sz w:val="22"/>
+          <w:szCs w:val="22"/>
+        </w:rPr>
+        <w:t>Дизайн-проекта</w:t>
+      </w:r>
+      <w:proofErr w:type="gramEnd"/>
+      <w:r>
+        <w:rPr>
+          <w:b/>
+          <w:sz w:val="22"/>
+          <w:szCs w:val="22"/>
+        </w:rPr>
+        <w:t>) на конструкцию:</w:t>
       </w:r>
     </w:p>
     <w:p>
@@ -4739,7 +4956,25 @@
           <w:szCs w:val="22"/>
           <w:shd w:val="clear" w:color="auto" w:fill="FFFFFF"/>
         </w:rPr>
-        <w:t xml:space="preserve">1. Сечение элементов проектируемого </w:t>
+        <w:t xml:space="preserve">1. Сечение элементов </w:t>
+      </w:r>
+      <w:proofErr w:type="gramStart"/>
+      <w:r>
+        <w:rPr>
+          <w:sz w:val="22"/>
+          <w:szCs w:val="22"/>
+          <w:shd w:val="clear" w:color="auto" w:fill="FFFFFF"/>
+        </w:rPr>
+        <w:t>проектируемого</w:t>
+      </w:r>
+      <w:proofErr w:type="gramEnd"/>
+      <w:r>
+        <w:rPr>
+          <w:sz w:val="22"/>
+          <w:szCs w:val="22"/>
+          <w:shd w:val="clear" w:color="auto" w:fill="FFFFFF"/>
+        </w:rPr>
+        <w:t xml:space="preserve"> </w:t>
       </w:r>
       <w:proofErr w:type="spellStart"/>
       <w:r>
@@ -4776,7 +5011,43 @@
           <w:szCs w:val="22"/>
           <w:shd w:val="clear" w:color="auto" w:fill="FFFFFF"/>
         </w:rPr>
-        <w:t xml:space="preserve">2. Узлы опирания проектируемого </w:t>
+        <w:t xml:space="preserve">2. Узлы </w:t>
+      </w:r>
+      <w:proofErr w:type="spellStart"/>
+      <w:r>
+        <w:rPr>
+          <w:sz w:val="22"/>
+          <w:szCs w:val="22"/>
+          <w:shd w:val="clear" w:color="auto" w:fill="FFFFFF"/>
+        </w:rPr>
+        <w:t>опирания</w:t>
+      </w:r>
+      <w:proofErr w:type="spellEnd"/>
+      <w:r>
+        <w:rPr>
+          <w:sz w:val="22"/>
+          <w:szCs w:val="22"/>
+          <w:shd w:val="clear" w:color="auto" w:fill="FFFFFF"/>
+        </w:rPr>
+        <w:t xml:space="preserve"> </w:t>
+      </w:r>
+      <w:proofErr w:type="gramStart"/>
+      <w:r>
+        <w:rPr>
+          <w:sz w:val="22"/>
+          <w:szCs w:val="22"/>
+          <w:shd w:val="clear" w:color="auto" w:fill="FFFFFF"/>
+        </w:rPr>
+        <w:t>проектируемого</w:t>
+      </w:r>
+      <w:proofErr w:type="gramEnd"/>
+      <w:r>
+        <w:rPr>
+          <w:sz w:val="22"/>
+          <w:szCs w:val="22"/>
+          <w:shd w:val="clear" w:color="auto" w:fill="FFFFFF"/>
+        </w:rPr>
+        <w:t xml:space="preserve"> </w:t>
       </w:r>
       <w:proofErr w:type="spellStart"/>
       <w:r>
@@ -4813,7 +5084,25 @@
           <w:szCs w:val="22"/>
           <w:shd w:val="clear" w:color="auto" w:fill="FFFFFF"/>
         </w:rPr>
-        <w:t xml:space="preserve">3. Соединение элементов проектируемого </w:t>
+        <w:t xml:space="preserve">3. Соединение элементов </w:t>
+      </w:r>
+      <w:proofErr w:type="gramStart"/>
+      <w:r>
+        <w:rPr>
+          <w:sz w:val="22"/>
+          <w:szCs w:val="22"/>
+          <w:shd w:val="clear" w:color="auto" w:fill="FFFFFF"/>
+        </w:rPr>
+        <w:t>проектируемого</w:t>
+      </w:r>
+      <w:proofErr w:type="gramEnd"/>
+      <w:r>
+        <w:rPr>
+          <w:sz w:val="22"/>
+          <w:szCs w:val="22"/>
+          <w:shd w:val="clear" w:color="auto" w:fill="FFFFFF"/>
+        </w:rPr>
+        <w:t xml:space="preserve"> </w:t>
       </w:r>
       <w:proofErr w:type="spellStart"/>
       <w:r>
@@ -4892,331 +5181,136 @@
     </w:p>
     <w:p>
       <w:pPr>
-        <w:pStyle w:val="2"/>
-        <w:rPr>
-          <w:rFonts w:ascii="Times New Roman" w:hAnsi="Times New Roman" w:cs="Times New Roman"/>
-          <w:sz w:val="22"/>
-          <w:szCs w:val="22"/>
+        <w:jc w:val="center"/>
+        <w:rPr>
+          <w:b/>
         </w:rPr>
       </w:pPr>
       <w:bookmarkStart w:id="19" w:name="ОТП_1"/>
       <w:bookmarkEnd w:id="18"/>
       <w:r>
         <w:rPr>
-          <w:rFonts w:ascii="Times New Roman" w:hAnsi="Times New Roman" w:cs="Times New Roman"/>
-          <w:sz w:val="22"/>
-          <w:szCs w:val="22"/>
+          <w:b/>
         </w:rPr>
         <w:t>ОТОПЛЕНИЕ</w:t>
       </w:r>
     </w:p>
+    <w:p/>
+    <w:p>
+      <w:pPr>
+        <w:rPr>
+          <w:b/>
+          <w:bCs/>
+        </w:rPr>
+      </w:pPr>
+      <w:r>
+        <w:t>- Расположение точек подключения на плане (желательно привязки в плане и по высоте)</w:t>
+      </w:r>
+    </w:p>
+    <w:p>
+      <w:pPr>
+        <w:rPr>
+          <w:b/>
+          <w:bCs/>
+        </w:rPr>
+      </w:pPr>
+      <w:r>
+        <w:t>- Диаметры трубопроводов в точках подключения</w:t>
+      </w:r>
+    </w:p>
+    <w:p>
+      <w:pPr>
+        <w:rPr>
+          <w:b/>
+          <w:bCs/>
+        </w:rPr>
+      </w:pPr>
+      <w:r>
+        <w:t>- Материал труб кондиционирования в точках подключения</w:t>
+      </w:r>
+    </w:p>
+    <w:p>
+      <w:pPr>
+        <w:rPr>
+          <w:b/>
+          <w:bCs/>
+        </w:rPr>
+      </w:pPr>
+      <w:r>
+        <w:t>- Мощность по холодоснабжению - _____кВт</w:t>
+      </w:r>
+    </w:p>
+    <w:p>
+      <w:pPr>
+        <w:rPr>
+          <w:b/>
+          <w:bCs/>
+        </w:rPr>
+      </w:pPr>
+      <w:r>
+        <w:t>- Температурный режим воды</w:t>
+      </w:r>
+    </w:p>
+    <w:p/>
+    <w:p>
+      <w:pPr>
+        <w:rPr>
+          <w:bCs/>
+        </w:rPr>
+      </w:pPr>
+      <w:r>
+        <w:lastRenderedPageBreak/>
+        <w:t xml:space="preserve">Предоставить техническое задание </w:t>
+      </w:r>
+    </w:p>
+    <w:p>
+      <w:pPr>
+        <w:rPr>
+          <w:b/>
+          <w:bCs/>
+        </w:rPr>
+      </w:pPr>
+      <w:r>
+        <w:t xml:space="preserve">- Тип  потолка?  (открытый, ГКЛ, </w:t>
+      </w:r>
+      <w:proofErr w:type="spellStart"/>
+      <w:r>
+        <w:t>армстронг</w:t>
+      </w:r>
+      <w:proofErr w:type="spellEnd"/>
+      <w:r>
+        <w:t xml:space="preserve">, </w:t>
+      </w:r>
+      <w:proofErr w:type="spellStart"/>
+      <w:r>
+        <w:t>грильято</w:t>
+      </w:r>
+      <w:proofErr w:type="spellEnd"/>
+      <w:r>
+        <w:t xml:space="preserve"> и т.д.) если нет АР</w:t>
+      </w:r>
+    </w:p>
+    <w:p>
+      <w:proofErr w:type="gramStart"/>
+      <w:r>
+        <w:t>- Какой тип отопительного оборудования? (конвектор, радиатор</w:t>
+      </w:r>
+      <w:bookmarkEnd w:id="19"/>
+      <w:proofErr w:type="gramEnd"/>
+    </w:p>
     <w:p>
       <w:pPr>
         <w:jc w:val="center"/>
-        <w:outlineLvl w:val="0"/>
-        <w:rPr>
-          <w:b/>
-          <w:sz w:val="22"/>
-          <w:szCs w:val="22"/>
-        </w:rPr>
-      </w:pPr>
-    </w:p>
-    <w:p>
-      <w:pPr>
-        <w:pStyle w:val="1"/>
-        <w:tabs>
-          <w:tab w:val="num" w:pos="0"/>
-        </w:tabs>
-        <w:rPr>
-          <w:rFonts w:ascii="Times New Roman" w:hAnsi="Times New Roman" w:cs="Times New Roman"/>
-          <w:b w:val="0"/>
-          <w:bCs w:val="0"/>
-          <w:sz w:val="22"/>
-          <w:szCs w:val="22"/>
-        </w:rPr>
-      </w:pPr>
-      <w:r>
-        <w:rPr>
-          <w:rFonts w:ascii="Times New Roman" w:hAnsi="Times New Roman" w:cs="Times New Roman"/>
-          <w:b w:val="0"/>
-          <w:bCs w:val="0"/>
-          <w:sz w:val="22"/>
-          <w:szCs w:val="22"/>
-        </w:rPr>
-        <w:t>- Расположение точек подключения на плане (желательно привязки в плане и по высоте)</w:t>
-      </w:r>
-    </w:p>
-    <w:p>
-      <w:pPr>
-        <w:pStyle w:val="1"/>
-        <w:tabs>
-          <w:tab w:val="num" w:pos="0"/>
-        </w:tabs>
-        <w:rPr>
-          <w:rFonts w:ascii="Times New Roman" w:hAnsi="Times New Roman" w:cs="Times New Roman"/>
-          <w:b w:val="0"/>
-          <w:bCs w:val="0"/>
-          <w:sz w:val="22"/>
-          <w:szCs w:val="22"/>
-        </w:rPr>
-      </w:pPr>
-      <w:r>
-        <w:rPr>
-          <w:rFonts w:ascii="Times New Roman" w:hAnsi="Times New Roman" w:cs="Times New Roman"/>
-          <w:b w:val="0"/>
-          <w:bCs w:val="0"/>
-          <w:sz w:val="22"/>
-          <w:szCs w:val="22"/>
-        </w:rPr>
-        <w:t>- Диаметры трубопроводов в точках подключения</w:t>
-      </w:r>
-    </w:p>
-    <w:p>
-      <w:pPr>
-        <w:pStyle w:val="1"/>
-        <w:tabs>
-          <w:tab w:val="num" w:pos="0"/>
-        </w:tabs>
-        <w:rPr>
-          <w:rFonts w:ascii="Times New Roman" w:hAnsi="Times New Roman" w:cs="Times New Roman"/>
-          <w:b w:val="0"/>
-          <w:bCs w:val="0"/>
-          <w:sz w:val="22"/>
-          <w:szCs w:val="22"/>
-        </w:rPr>
-      </w:pPr>
-      <w:r>
-        <w:rPr>
-          <w:rFonts w:ascii="Times New Roman" w:hAnsi="Times New Roman" w:cs="Times New Roman"/>
-          <w:b w:val="0"/>
-          <w:bCs w:val="0"/>
-          <w:sz w:val="22"/>
-          <w:szCs w:val="22"/>
-        </w:rPr>
-        <w:t>- Материал труб кондиционирования в точках подключения</w:t>
-      </w:r>
-    </w:p>
-    <w:p>
-      <w:pPr>
-        <w:pStyle w:val="1"/>
-        <w:tabs>
-          <w:tab w:val="num" w:pos="0"/>
-        </w:tabs>
-        <w:rPr>
-          <w:rFonts w:ascii="Times New Roman" w:hAnsi="Times New Roman" w:cs="Times New Roman"/>
-          <w:b w:val="0"/>
-          <w:bCs w:val="0"/>
-          <w:sz w:val="22"/>
-          <w:szCs w:val="22"/>
-        </w:rPr>
-      </w:pPr>
-      <w:r>
-        <w:rPr>
-          <w:rFonts w:ascii="Times New Roman" w:hAnsi="Times New Roman" w:cs="Times New Roman"/>
-          <w:b w:val="0"/>
-          <w:bCs w:val="0"/>
-          <w:sz w:val="22"/>
-          <w:szCs w:val="22"/>
-        </w:rPr>
-        <w:t>- Мощность по холодоснабжению - _____кВт</w:t>
-      </w:r>
-    </w:p>
-    <w:p>
-      <w:pPr>
-        <w:pStyle w:val="1"/>
-        <w:tabs>
-          <w:tab w:val="num" w:pos="0"/>
-        </w:tabs>
-        <w:rPr>
-          <w:rFonts w:ascii="Times New Roman" w:hAnsi="Times New Roman" w:cs="Times New Roman"/>
-          <w:b w:val="0"/>
-          <w:bCs w:val="0"/>
-          <w:sz w:val="22"/>
-          <w:szCs w:val="22"/>
-        </w:rPr>
-      </w:pPr>
-      <w:r>
-        <w:rPr>
-          <w:rFonts w:ascii="Times New Roman" w:hAnsi="Times New Roman" w:cs="Times New Roman"/>
-          <w:b w:val="0"/>
-          <w:bCs w:val="0"/>
-          <w:sz w:val="22"/>
-          <w:szCs w:val="22"/>
-        </w:rPr>
-        <w:t>- Температурный режим воды</w:t>
-      </w:r>
-    </w:p>
-    <w:p>
-      <w:pPr>
-        <w:pStyle w:val="1"/>
-        <w:tabs>
-          <w:tab w:val="num" w:pos="0"/>
-        </w:tabs>
-        <w:rPr>
-          <w:rFonts w:ascii="Times New Roman" w:hAnsi="Times New Roman" w:cs="Times New Roman"/>
-          <w:bCs w:val="0"/>
-          <w:sz w:val="22"/>
-          <w:szCs w:val="22"/>
-        </w:rPr>
-      </w:pPr>
-    </w:p>
-    <w:p>
-      <w:pPr>
-        <w:pStyle w:val="1"/>
-        <w:tabs>
-          <w:tab w:val="num" w:pos="0"/>
-        </w:tabs>
-        <w:rPr>
-          <w:rFonts w:ascii="Times New Roman" w:hAnsi="Times New Roman" w:cs="Times New Roman"/>
-          <w:bCs w:val="0"/>
-          <w:sz w:val="22"/>
-          <w:szCs w:val="22"/>
-        </w:rPr>
-      </w:pPr>
-      <w:r>
-        <w:rPr>
-          <w:rFonts w:ascii="Times New Roman" w:hAnsi="Times New Roman" w:cs="Times New Roman"/>
-          <w:bCs w:val="0"/>
-          <w:sz w:val="22"/>
-          <w:szCs w:val="22"/>
-        </w:rPr>
-        <w:t xml:space="preserve">Предоставить техническое задание </w:t>
-      </w:r>
-    </w:p>
-    <w:p>
-      <w:pPr>
-        <w:pStyle w:val="1"/>
-        <w:tabs>
-          <w:tab w:val="num" w:pos="0"/>
-        </w:tabs>
-        <w:rPr>
-          <w:rFonts w:ascii="Times New Roman" w:hAnsi="Times New Roman" w:cs="Times New Roman"/>
-          <w:b w:val="0"/>
-          <w:bCs w:val="0"/>
-          <w:sz w:val="22"/>
-          <w:szCs w:val="22"/>
-        </w:rPr>
-      </w:pPr>
-      <w:r>
-        <w:rPr>
-          <w:rFonts w:ascii="Times New Roman" w:hAnsi="Times New Roman" w:cs="Times New Roman"/>
-          <w:b w:val="0"/>
-          <w:bCs w:val="0"/>
-          <w:sz w:val="22"/>
-          <w:szCs w:val="22"/>
-        </w:rPr>
-        <w:t xml:space="preserve">- Тип  потолка?  (открытый, ГКЛ, </w:t>
-      </w:r>
-      <w:proofErr w:type="spellStart"/>
-      <w:r>
-        <w:rPr>
-          <w:rFonts w:ascii="Times New Roman" w:hAnsi="Times New Roman" w:cs="Times New Roman"/>
-          <w:b w:val="0"/>
-          <w:bCs w:val="0"/>
-          <w:sz w:val="22"/>
-          <w:szCs w:val="22"/>
-        </w:rPr>
-        <w:t>армстронг</w:t>
-      </w:r>
-      <w:proofErr w:type="spellEnd"/>
-      <w:r>
-        <w:rPr>
-          <w:rFonts w:ascii="Times New Roman" w:hAnsi="Times New Roman" w:cs="Times New Roman"/>
-          <w:b w:val="0"/>
-          <w:bCs w:val="0"/>
-          <w:sz w:val="22"/>
-          <w:szCs w:val="22"/>
-        </w:rPr>
-        <w:t xml:space="preserve">, </w:t>
-      </w:r>
-      <w:proofErr w:type="spellStart"/>
-      <w:r>
-        <w:rPr>
-          <w:rFonts w:ascii="Times New Roman" w:hAnsi="Times New Roman" w:cs="Times New Roman"/>
-          <w:b w:val="0"/>
-          <w:bCs w:val="0"/>
-          <w:sz w:val="22"/>
-          <w:szCs w:val="22"/>
-        </w:rPr>
-        <w:t>грильято</w:t>
-      </w:r>
-      <w:proofErr w:type="spellEnd"/>
-      <w:r>
-        <w:rPr>
-          <w:rFonts w:ascii="Times New Roman" w:hAnsi="Times New Roman" w:cs="Times New Roman"/>
-          <w:b w:val="0"/>
-          <w:bCs w:val="0"/>
-          <w:sz w:val="22"/>
-          <w:szCs w:val="22"/>
-        </w:rPr>
-        <w:t xml:space="preserve"> и т.д.) если нет АР</w:t>
-      </w:r>
-    </w:p>
-    <w:p>
-      <w:pPr>
-        <w:pStyle w:val="1"/>
-        <w:tabs>
-          <w:tab w:val="num" w:pos="0"/>
-        </w:tabs>
-        <w:rPr>
-          <w:rFonts w:ascii="Times New Roman" w:hAnsi="Times New Roman" w:cs="Times New Roman"/>
-          <w:sz w:val="22"/>
-          <w:szCs w:val="22"/>
-        </w:rPr>
-      </w:pPr>
-      <w:r>
-        <w:rPr>
-          <w:rFonts w:ascii="Times New Roman" w:hAnsi="Times New Roman" w:cs="Times New Roman"/>
-          <w:b w:val="0"/>
-          <w:bCs w:val="0"/>
-          <w:sz w:val="22"/>
-          <w:szCs w:val="22"/>
-        </w:rPr>
-        <w:t>- Какой тип отопительного оборудования? (конвектор, радиатор</w:t>
-      </w:r>
-      <w:bookmarkEnd w:id="19"/>
-    </w:p>
-    <w:p>
-      <w:pPr>
-        <w:rPr>
-          <w:sz w:val="22"/>
-          <w:szCs w:val="22"/>
-        </w:rPr>
-      </w:pPr>
-    </w:p>
-    <w:p>
-      <w:pPr>
-        <w:jc w:val="center"/>
-        <w:outlineLvl w:val="0"/>
-        <w:rPr>
-          <w:b/>
-          <w:sz w:val="22"/>
-          <w:szCs w:val="22"/>
-        </w:rPr>
-      </w:pPr>
-    </w:p>
-    <w:p>
-      <w:pPr>
-        <w:jc w:val="center"/>
-        <w:rPr>
-          <w:b/>
-          <w:sz w:val="22"/>
-          <w:szCs w:val="22"/>
-        </w:rPr>
-      </w:pPr>
-      <w:r>
-        <w:rPr>
-          <w:b/>
-          <w:sz w:val="22"/>
-          <w:szCs w:val="22"/>
-        </w:rPr>
+        <w:rPr>
+          <w:b/>
+        </w:rPr>
+      </w:pPr>
+      <w:r>
         <w:br w:type="page"/>
       </w:r>
       <w:r>
         <w:rPr>
           <w:b/>
-          <w:sz w:val="22"/>
-          <w:szCs w:val="22"/>
         </w:rPr>
         <w:lastRenderedPageBreak/>
         <w:t>Приложение №</w:t>
@@ -5224,8 +5318,6 @@
       <w:r>
         <w:rPr>
           <w:b/>
-          <w:sz w:val="22"/>
-          <w:szCs w:val="22"/>
         </w:rPr>
         <w:t>2</w:t>
       </w:r>
@@ -5245,15 +5337,25 @@
           <w:sz w:val="22"/>
           <w:szCs w:val="22"/>
         </w:rPr>
-        <w:t xml:space="preserve">к Договору № </w:t>
-      </w:r>
-      <w:r>
-        <w:rPr>
-          <w:b/>
-          <w:sz w:val="22"/>
-          <w:szCs w:val="22"/>
-        </w:rPr>
-        <w:t>USР-</w:t>
+        <w:t>к Договору № US</w:t>
+      </w:r>
+      <w:proofErr w:type="gramStart"/>
+      <w:r>
+        <w:rPr>
+          <w:b/>
+          <w:sz w:val="22"/>
+          <w:szCs w:val="22"/>
+        </w:rPr>
+        <w:t>Р</w:t>
+      </w:r>
+      <w:proofErr w:type="gramEnd"/>
+      <w:r>
+        <w:rPr>
+          <w:b/>
+          <w:sz w:val="22"/>
+          <w:szCs w:val="22"/>
+        </w:rPr>
+        <w:t>-</w:t>
       </w:r>
       <w:r>
         <w:rPr>
@@ -5280,6 +5382,70 @@
           <w:sz w:val="22"/>
           <w:szCs w:val="22"/>
         </w:rPr>
+        <w:t xml:space="preserve">} </w:t>
+      </w:r>
+      <w:r>
+        <w:rPr>
+          <w:b/>
+          <w:sz w:val="22"/>
+          <w:szCs w:val="22"/>
+        </w:rPr>
+        <w:t xml:space="preserve"> </w:t>
+      </w:r>
+      <w:r>
+        <w:rPr>
+          <w:b/>
+          <w:sz w:val="22"/>
+          <w:szCs w:val="22"/>
+        </w:rPr>
+        <w:t>на выполнение работ</w:t>
+      </w:r>
+    </w:p>
+    <w:p>
+      <w:pPr>
+        <w:jc w:val="center"/>
+        <w:rPr>
+          <w:b/>
+          <w:sz w:val="22"/>
+          <w:szCs w:val="22"/>
+        </w:rPr>
+      </w:pPr>
+      <w:r>
+        <w:rPr>
+          <w:b/>
+          <w:sz w:val="22"/>
+          <w:szCs w:val="22"/>
+        </w:rPr>
+        <w:t xml:space="preserve">от </w:t>
+      </w:r>
+      <w:r>
+        <w:rPr>
+          <w:b/>
+          <w:bCs/>
+          <w:sz w:val="22"/>
+          <w:szCs w:val="22"/>
+        </w:rPr>
+        <w:t>{</w:t>
+      </w:r>
+      <w:proofErr w:type="spellStart"/>
+      <w:r>
+        <w:rPr>
+          <w:b/>
+          <w:bCs/>
+          <w:sz w:val="22"/>
+          <w:szCs w:val="22"/>
+          <w:lang w:val="en-US"/>
+        </w:rPr>
+        <w:t>ContractDate</w:t>
+      </w:r>
+      <w:proofErr w:type="spellEnd"/>
+      <w:r>
+        <w:rPr>
+          <w:b/>
+          <w:bCs/>
+          <w:sz w:val="22"/>
+          <w:szCs w:val="22"/>
+        </w:rPr>
         <w:t>}</w:t>
       </w:r>
       <w:r>
@@ -5296,15 +5462,7 @@
           <w:sz w:val="22"/>
           <w:szCs w:val="22"/>
         </w:rPr>
-        <w:t xml:space="preserve"> </w:t>
-      </w:r>
-      <w:r>
-        <w:rPr>
-          <w:b/>
-          <w:sz w:val="22"/>
-          <w:szCs w:val="22"/>
-        </w:rPr>
-        <w:t>на выполнение работ</w:t>
+        <w:t>г.</w:t>
       </w:r>
     </w:p>
     <w:p>
@@ -5322,96 +5480,28 @@
           <w:sz w:val="22"/>
           <w:szCs w:val="22"/>
         </w:rPr>
-        <w:t xml:space="preserve">от </w:t>
-      </w:r>
-      <w:r>
-        <w:rPr>
-          <w:b/>
-          <w:bCs/>
-          <w:sz w:val="22"/>
-          <w:szCs w:val="22"/>
-        </w:rPr>
-        <w:t>{</w:t>
-      </w:r>
-      <w:proofErr w:type="spellStart"/>
-      <w:r>
-        <w:rPr>
-          <w:b/>
-          <w:bCs/>
-          <w:sz w:val="22"/>
-          <w:szCs w:val="22"/>
-          <w:lang w:val="en-US"/>
-        </w:rPr>
-        <w:t>ContractDate</w:t>
-      </w:r>
-      <w:proofErr w:type="spellEnd"/>
-      <w:r>
-        <w:rPr>
-          <w:b/>
-          <w:bCs/>
-          <w:sz w:val="22"/>
-          <w:szCs w:val="22"/>
-        </w:rPr>
-        <w:t>}</w:t>
-      </w:r>
-      <w:r>
-        <w:rPr>
-          <w:b/>
-          <w:sz w:val="22"/>
-          <w:szCs w:val="22"/>
-        </w:rPr>
-        <w:t xml:space="preserve"> </w:t>
-      </w:r>
-      <w:r>
-        <w:rPr>
-          <w:b/>
-          <w:sz w:val="22"/>
-          <w:szCs w:val="22"/>
-        </w:rPr>
-        <w:t>г.</w:t>
-      </w:r>
+        <w:t>СОСТАВ РАБОЧЕЙ ДОКУМЕНТАЦИИ</w:t>
+      </w:r>
+    </w:p>
+    <w:p>
+      <w:pPr>
+        <w:rPr>
+          <w:sz w:val="22"/>
+          <w:szCs w:val="22"/>
+        </w:rPr>
+      </w:pPr>
     </w:p>
     <w:p>
       <w:pPr>
         <w:jc w:val="center"/>
         <w:rPr>
           <w:b/>
-          <w:sz w:val="22"/>
-          <w:szCs w:val="22"/>
-        </w:rPr>
-      </w:pPr>
-      <w:r>
-        <w:rPr>
-          <w:b/>
-          <w:sz w:val="22"/>
-          <w:szCs w:val="22"/>
-        </w:rPr>
-        <w:t>СОСТАВ РАБОЧЕЙ ДОКУМЕНТАЦИИ</w:t>
-      </w:r>
-    </w:p>
-    <w:p>
-      <w:pPr>
-        <w:rPr>
-          <w:sz w:val="22"/>
-          <w:szCs w:val="22"/>
-        </w:rPr>
-      </w:pPr>
-    </w:p>
-    <w:p>
-      <w:pPr>
-        <w:pStyle w:val="2"/>
-        <w:rPr>
-          <w:rFonts w:ascii="Times New Roman" w:hAnsi="Times New Roman" w:cs="Times New Roman"/>
-          <w:sz w:val="22"/>
-          <w:szCs w:val="22"/>
         </w:rPr>
       </w:pPr>
       <w:bookmarkStart w:id="20" w:name="АР_2"/>
       <w:r>
         <w:rPr>
-          <w:rFonts w:ascii="Times New Roman" w:hAnsi="Times New Roman" w:cs="Times New Roman"/>
-          <w:sz w:val="22"/>
-          <w:szCs w:val="22"/>
+          <w:b/>
         </w:rPr>
         <w:t>АР «Архитектурно-планировочные решения»</w:t>
       </w:r>
@@ -5875,11 +5965,9 @@
     </w:p>
     <w:p>
       <w:pPr>
-        <w:pStyle w:val="2"/>
-        <w:rPr>
-          <w:rFonts w:ascii="Times New Roman" w:hAnsi="Times New Roman" w:cs="Times New Roman"/>
-          <w:sz w:val="22"/>
-          <w:szCs w:val="22"/>
+        <w:jc w:val="center"/>
+        <w:rPr>
+          <w:b/>
         </w:rPr>
       </w:pPr>
       <w:bookmarkStart w:id="21" w:name="ОВиК_2"/>
@@ -5887,18 +5975,14 @@
       <w:proofErr w:type="spellStart"/>
       <w:r>
         <w:rPr>
-          <w:rFonts w:ascii="Times New Roman" w:hAnsi="Times New Roman" w:cs="Times New Roman"/>
-          <w:sz w:val="22"/>
-          <w:szCs w:val="22"/>
+          <w:b/>
         </w:rPr>
         <w:t>ОВиК</w:t>
       </w:r>
       <w:proofErr w:type="spellEnd"/>
       <w:r>
         <w:rPr>
-          <w:rFonts w:ascii="Times New Roman" w:hAnsi="Times New Roman" w:cs="Times New Roman"/>
-          <w:sz w:val="22"/>
-          <w:szCs w:val="22"/>
+          <w:b/>
         </w:rPr>
         <w:t xml:space="preserve">  «Вентиляция и кондиционирование»</w:t>
       </w:r>
@@ -6109,20 +6193,16 @@
     </w:p>
     <w:p>
       <w:pPr>
-        <w:pStyle w:val="2"/>
-        <w:rPr>
-          <w:rFonts w:ascii="Times New Roman" w:hAnsi="Times New Roman" w:cs="Times New Roman"/>
-          <w:sz w:val="22"/>
-          <w:szCs w:val="22"/>
+        <w:jc w:val="center"/>
+        <w:rPr>
+          <w:b/>
         </w:rPr>
       </w:pPr>
       <w:bookmarkStart w:id="22" w:name="ЭОМ_2"/>
       <w:bookmarkEnd w:id="21"/>
       <w:r>
         <w:rPr>
-          <w:rFonts w:ascii="Times New Roman" w:hAnsi="Times New Roman" w:cs="Times New Roman"/>
-          <w:sz w:val="22"/>
-          <w:szCs w:val="22"/>
+          <w:b/>
         </w:rPr>
         <w:t>ЭОМ «Электрооборудование и электроосвещение»</w:t>
       </w:r>
@@ -6225,6 +6305,7 @@
           <w:sz w:val="22"/>
           <w:szCs w:val="22"/>
         </w:rPr>
+        <w:lastRenderedPageBreak/>
         <w:t>Однолинейная расчетная электрическая схема щита</w:t>
       </w:r>
     </w:p>
@@ -6340,7 +6421,6 @@
           <w:sz w:val="22"/>
           <w:szCs w:val="22"/>
         </w:rPr>
-        <w:lastRenderedPageBreak/>
         <w:t>Спецификация оборудования и материалов</w:t>
       </w:r>
     </w:p>
@@ -6355,20 +6435,16 @@
     </w:p>
     <w:p>
       <w:pPr>
-        <w:pStyle w:val="2"/>
-        <w:rPr>
-          <w:rFonts w:ascii="Times New Roman" w:hAnsi="Times New Roman" w:cs="Times New Roman"/>
-          <w:sz w:val="22"/>
-          <w:szCs w:val="22"/>
+        <w:jc w:val="center"/>
+        <w:rPr>
+          <w:b/>
         </w:rPr>
       </w:pPr>
       <w:bookmarkStart w:id="23" w:name="ВК_2"/>
       <w:bookmarkEnd w:id="22"/>
       <w:r>
         <w:rPr>
-          <w:rFonts w:ascii="Times New Roman" w:hAnsi="Times New Roman" w:cs="Times New Roman"/>
-          <w:sz w:val="22"/>
-          <w:szCs w:val="22"/>
+          <w:b/>
         </w:rPr>
         <w:t>ВК «Водоснабжение и канализация»</w:t>
       </w:r>
@@ -6580,32 +6656,26 @@
     </w:p>
     <w:p>
       <w:pPr>
-        <w:pStyle w:val="2"/>
-        <w:rPr>
-          <w:rFonts w:ascii="Times New Roman" w:eastAsia="ISOCPEUR" w:hAnsi="Times New Roman" w:cs="Times New Roman"/>
-          <w:sz w:val="22"/>
-          <w:szCs w:val="22"/>
+        <w:jc w:val="center"/>
+        <w:rPr>
+          <w:rFonts w:eastAsia="ISOCPEUR"/>
+          <w:b/>
         </w:rPr>
       </w:pPr>
       <w:bookmarkStart w:id="24" w:name="ТХ_2"/>
       <w:bookmarkEnd w:id="23"/>
       <w:r>
         <w:rPr>
-          <w:rFonts w:ascii="Times New Roman" w:eastAsia="ISOCPEUR" w:hAnsi="Times New Roman" w:cs="Times New Roman"/>
-          <w:sz w:val="22"/>
-          <w:szCs w:val="22"/>
+          <w:rFonts w:eastAsia="ISOCPEUR"/>
+          <w:b/>
         </w:rPr>
         <w:t>ТХ «Технология»</w:t>
       </w:r>
     </w:p>
     <w:p>
       <w:pPr>
-        <w:suppressAutoHyphens/>
-        <w:spacing w:line="100" w:lineRule="atLeast"/>
-        <w:rPr>
-          <w:rFonts w:eastAsia="ISOCPEUR"/>
-          <w:sz w:val="22"/>
-          <w:szCs w:val="22"/>
+        <w:rPr>
+          <w:rFonts w:eastAsia="ISOCPEUR"/>
         </w:rPr>
       </w:pPr>
     </w:p>
@@ -6803,20 +6873,18 @@
     </w:p>
     <w:p>
       <w:pPr>
-        <w:pStyle w:val="2"/>
-        <w:rPr>
-          <w:rFonts w:ascii="Times New Roman" w:eastAsia="ISOCPEUR" w:hAnsi="Times New Roman" w:cs="Times New Roman"/>
-          <w:sz w:val="22"/>
-          <w:szCs w:val="22"/>
+        <w:jc w:val="center"/>
+        <w:rPr>
+          <w:rFonts w:eastAsia="ISOCPEUR"/>
+          <w:b/>
         </w:rPr>
       </w:pPr>
       <w:bookmarkStart w:id="25" w:name="СС_2"/>
       <w:bookmarkEnd w:id="24"/>
       <w:r>
         <w:rPr>
-          <w:rFonts w:ascii="Times New Roman" w:eastAsia="ISOCPEUR" w:hAnsi="Times New Roman" w:cs="Times New Roman"/>
-          <w:sz w:val="22"/>
-          <w:szCs w:val="22"/>
+          <w:rFonts w:eastAsia="ISOCPEUR"/>
+          <w:b/>
         </w:rPr>
         <w:t>СС «Сети связи»</w:t>
       </w:r>
@@ -6935,20 +7003,16 @@
     </w:p>
     <w:p>
       <w:pPr>
-        <w:pStyle w:val="2"/>
-        <w:rPr>
-          <w:rFonts w:ascii="Times New Roman" w:hAnsi="Times New Roman" w:cs="Times New Roman"/>
-          <w:sz w:val="22"/>
-          <w:szCs w:val="22"/>
+        <w:jc w:val="center"/>
+        <w:rPr>
+          <w:b/>
         </w:rPr>
       </w:pPr>
       <w:bookmarkStart w:id="26" w:name="СКС_2"/>
       <w:bookmarkEnd w:id="25"/>
       <w:r>
         <w:rPr>
-          <w:rFonts w:ascii="Times New Roman" w:hAnsi="Times New Roman" w:cs="Times New Roman"/>
-          <w:sz w:val="22"/>
-          <w:szCs w:val="22"/>
+          <w:b/>
         </w:rPr>
         <w:t>СКС «Структурированная кабельная система»</w:t>
       </w:r>
@@ -7050,6 +7114,7 @@
           <w:sz w:val="22"/>
           <w:szCs w:val="22"/>
         </w:rPr>
+        <w:lastRenderedPageBreak/>
         <w:t>План расположения оборудования</w:t>
       </w:r>
     </w:p>
@@ -7089,20 +7154,18 @@
     </w:p>
     <w:p>
       <w:pPr>
-        <w:pStyle w:val="2"/>
-        <w:rPr>
-          <w:rFonts w:ascii="Times New Roman" w:eastAsia="ISOCPEUR" w:hAnsi="Times New Roman" w:cs="Times New Roman"/>
-          <w:sz w:val="22"/>
-          <w:szCs w:val="22"/>
+        <w:jc w:val="center"/>
+        <w:rPr>
+          <w:rFonts w:eastAsia="ISOCPEUR"/>
+          <w:b/>
         </w:rPr>
       </w:pPr>
       <w:bookmarkStart w:id="27" w:name="СКУД_2"/>
       <w:bookmarkEnd w:id="26"/>
       <w:r>
         <w:rPr>
-          <w:rFonts w:ascii="Times New Roman" w:eastAsia="ISOCPEUR" w:hAnsi="Times New Roman" w:cs="Times New Roman"/>
-          <w:sz w:val="22"/>
-          <w:szCs w:val="22"/>
+          <w:rFonts w:eastAsia="ISOCPEUR"/>
+          <w:b/>
         </w:rPr>
         <w:t>СКУД «Система контроля и управление доступом»</w:t>
       </w:r>
@@ -7230,20 +7293,18 @@
     </w:p>
     <w:p>
       <w:pPr>
-        <w:pStyle w:val="2"/>
-        <w:rPr>
-          <w:rFonts w:ascii="Times New Roman" w:eastAsia="ISOCPEUR" w:hAnsi="Times New Roman" w:cs="Times New Roman"/>
-          <w:sz w:val="22"/>
-          <w:szCs w:val="22"/>
+        <w:jc w:val="center"/>
+        <w:rPr>
+          <w:rFonts w:eastAsia="ISOCPEUR"/>
+          <w:b/>
         </w:rPr>
       </w:pPr>
       <w:bookmarkStart w:id="28" w:name="СОСТ_2"/>
       <w:bookmarkEnd w:id="27"/>
       <w:r>
         <w:rPr>
-          <w:rFonts w:ascii="Times New Roman" w:eastAsia="ISOCPEUR" w:hAnsi="Times New Roman" w:cs="Times New Roman"/>
-          <w:sz w:val="22"/>
-          <w:szCs w:val="22"/>
+          <w:rFonts w:eastAsia="ISOCPEUR"/>
+          <w:b/>
         </w:rPr>
         <w:t>СОТС «Система охранно-тревожной сигнализации»</w:t>
       </w:r>
@@ -7375,20 +7436,18 @@
     </w:p>
     <w:p>
       <w:pPr>
-        <w:pStyle w:val="2"/>
-        <w:rPr>
-          <w:rFonts w:ascii="Times New Roman" w:eastAsia="ISOCPEUR" w:hAnsi="Times New Roman" w:cs="Times New Roman"/>
-          <w:sz w:val="22"/>
-          <w:szCs w:val="22"/>
+        <w:jc w:val="center"/>
+        <w:rPr>
+          <w:rFonts w:eastAsia="ISOCPEUR"/>
+          <w:b/>
         </w:rPr>
       </w:pPr>
       <w:bookmarkStart w:id="29" w:name="ВН_2"/>
       <w:bookmarkEnd w:id="28"/>
       <w:r>
         <w:rPr>
-          <w:rFonts w:ascii="Times New Roman" w:eastAsia="ISOCPEUR" w:hAnsi="Times New Roman" w:cs="Times New Roman"/>
-          <w:sz w:val="22"/>
-          <w:szCs w:val="22"/>
+          <w:rFonts w:eastAsia="ISOCPEUR"/>
+          <w:b/>
         </w:rPr>
         <w:t>ВН «Видеонаблюдение»</w:t>
       </w:r>
@@ -7520,20 +7579,16 @@
     </w:p>
     <w:p>
       <w:pPr>
-        <w:pStyle w:val="2"/>
-        <w:rPr>
-          <w:rFonts w:ascii="Times New Roman" w:hAnsi="Times New Roman" w:cs="Times New Roman"/>
-          <w:sz w:val="22"/>
-          <w:szCs w:val="22"/>
+        <w:jc w:val="center"/>
+        <w:rPr>
+          <w:b/>
         </w:rPr>
       </w:pPr>
       <w:bookmarkStart w:id="30" w:name="АПС_2"/>
       <w:bookmarkEnd w:id="29"/>
       <w:r>
         <w:rPr>
-          <w:rFonts w:ascii="Times New Roman" w:hAnsi="Times New Roman" w:cs="Times New Roman"/>
-          <w:sz w:val="22"/>
-          <w:szCs w:val="22"/>
+          <w:b/>
         </w:rPr>
         <w:t>АПС «Автоматическая пожарная сигнализация»</w:t>
       </w:r>
@@ -7672,20 +7727,16 @@
     </w:p>
     <w:p>
       <w:pPr>
-        <w:pStyle w:val="2"/>
-        <w:rPr>
-          <w:rFonts w:ascii="Times New Roman" w:hAnsi="Times New Roman" w:cs="Times New Roman"/>
-          <w:sz w:val="22"/>
-          <w:szCs w:val="22"/>
+        <w:jc w:val="center"/>
+        <w:rPr>
+          <w:b/>
         </w:rPr>
       </w:pPr>
       <w:bookmarkStart w:id="31" w:name="СОУЭ_2"/>
       <w:bookmarkEnd w:id="30"/>
       <w:r>
         <w:rPr>
-          <w:rFonts w:ascii="Times New Roman" w:hAnsi="Times New Roman" w:cs="Times New Roman"/>
-          <w:sz w:val="22"/>
-          <w:szCs w:val="22"/>
+          <w:b/>
         </w:rPr>
         <w:t>СОУЭ «Система оповещения и управления эвакуацией»</w:t>
       </w:r>
@@ -7694,8 +7745,6 @@
       <w:pPr>
         <w:rPr>
           <w:rFonts w:eastAsia="ISOCPEUR"/>
-          <w:sz w:val="22"/>
-          <w:szCs w:val="22"/>
         </w:rPr>
       </w:pPr>
     </w:p>
@@ -7825,20 +7874,16 @@
     </w:p>
     <w:p>
       <w:pPr>
-        <w:pStyle w:val="2"/>
-        <w:rPr>
-          <w:rFonts w:ascii="Times New Roman" w:hAnsi="Times New Roman" w:cs="Times New Roman"/>
-          <w:sz w:val="22"/>
-          <w:szCs w:val="22"/>
+        <w:jc w:val="center"/>
+        <w:rPr>
+          <w:b/>
         </w:rPr>
       </w:pPr>
       <w:bookmarkStart w:id="32" w:name="АПТ_2"/>
       <w:bookmarkEnd w:id="31"/>
       <w:r>
         <w:rPr>
-          <w:rFonts w:ascii="Times New Roman" w:hAnsi="Times New Roman" w:cs="Times New Roman"/>
-          <w:sz w:val="22"/>
-          <w:szCs w:val="22"/>
+          <w:b/>
         </w:rPr>
         <w:t>АПТ «Автоматическое пожаротушение»</w:t>
       </w:r>
@@ -7896,6 +7941,7 @@
           <w:sz w:val="22"/>
           <w:szCs w:val="22"/>
         </w:rPr>
+        <w:lastRenderedPageBreak/>
         <w:t>Общие данные</w:t>
       </w:r>
     </w:p>
@@ -7988,20 +8034,16 @@
     </w:p>
     <w:p>
       <w:pPr>
-        <w:pStyle w:val="2"/>
-        <w:rPr>
-          <w:rFonts w:ascii="Times New Roman" w:hAnsi="Times New Roman" w:cs="Times New Roman"/>
-          <w:sz w:val="22"/>
-          <w:szCs w:val="22"/>
+        <w:jc w:val="center"/>
+        <w:rPr>
+          <w:b/>
         </w:rPr>
       </w:pPr>
       <w:bookmarkStart w:id="33" w:name="СПА_2"/>
       <w:bookmarkEnd w:id="32"/>
       <w:r>
         <w:rPr>
-          <w:rFonts w:ascii="Times New Roman" w:hAnsi="Times New Roman" w:cs="Times New Roman"/>
-          <w:sz w:val="22"/>
-          <w:szCs w:val="22"/>
+          <w:b/>
         </w:rPr>
         <w:t>СПА «Система пожарной автоматики»</w:t>
       </w:r>
@@ -8144,22 +8186,17 @@
     </w:p>
     <w:p>
       <w:pPr>
-        <w:pStyle w:val="2"/>
-        <w:rPr>
-          <w:rFonts w:ascii="Times New Roman" w:hAnsi="Times New Roman" w:cs="Times New Roman"/>
-          <w:sz w:val="22"/>
-          <w:szCs w:val="22"/>
+        <w:jc w:val="center"/>
+        <w:rPr>
+          <w:b/>
         </w:rPr>
       </w:pPr>
       <w:bookmarkStart w:id="34" w:name="РАО_2"/>
       <w:bookmarkEnd w:id="33"/>
       <w:r>
         <w:rPr>
-          <w:rFonts w:ascii="Times New Roman" w:hAnsi="Times New Roman" w:cs="Times New Roman"/>
-          <w:sz w:val="22"/>
-          <w:szCs w:val="22"/>
-        </w:rPr>
-        <w:lastRenderedPageBreak/>
+          <w:b/>
+        </w:rPr>
         <w:t>РАО «Расчет аварийного освещения»</w:t>
       </w:r>
     </w:p>
@@ -8296,22 +8333,18 @@
     </w:p>
     <w:p>
       <w:pPr>
-        <w:pStyle w:val="2"/>
-        <w:rPr>
-          <w:rFonts w:ascii="Times New Roman" w:hAnsi="Times New Roman" w:cs="Times New Roman"/>
-          <w:sz w:val="22"/>
-          <w:szCs w:val="22"/>
+        <w:jc w:val="center"/>
+        <w:rPr>
+          <w:b/>
         </w:rPr>
       </w:pPr>
       <w:bookmarkStart w:id="35" w:name="РО_2"/>
       <w:bookmarkEnd w:id="34"/>
       <w:r>
         <w:rPr>
-          <w:rFonts w:ascii="Times New Roman" w:hAnsi="Times New Roman" w:cs="Times New Roman"/>
-          <w:sz w:val="22"/>
-          <w:szCs w:val="22"/>
-        </w:rPr>
-        <w:t xml:space="preserve">РО «Расчет общего освещения» </w:t>
+          <w:b/>
+        </w:rPr>
+        <w:t>РО «Расчет общего освещения»</w:t>
       </w:r>
     </w:p>
     <w:p>
@@ -8456,22 +8489,26 @@
     </w:p>
     <w:p>
       <w:pPr>
-        <w:pStyle w:val="2"/>
-        <w:rPr>
-          <w:rFonts w:ascii="Times New Roman" w:hAnsi="Times New Roman" w:cs="Times New Roman"/>
-          <w:sz w:val="22"/>
-          <w:szCs w:val="22"/>
+        <w:jc w:val="center"/>
+        <w:rPr>
+          <w:b/>
         </w:rPr>
       </w:pPr>
       <w:bookmarkStart w:id="36" w:name="КР_2"/>
       <w:bookmarkEnd w:id="35"/>
-      <w:r>
-        <w:rPr>
-          <w:rFonts w:ascii="Times New Roman" w:hAnsi="Times New Roman" w:cs="Times New Roman"/>
-          <w:sz w:val="22"/>
-          <w:szCs w:val="22"/>
-        </w:rPr>
-        <w:t>КР «Конструктивные решения»</w:t>
+      <w:proofErr w:type="gramStart"/>
+      <w:r>
+        <w:rPr>
+          <w:b/>
+        </w:rPr>
+        <w:t>КР</w:t>
+      </w:r>
+      <w:proofErr w:type="gramEnd"/>
+      <w:r>
+        <w:rPr>
+          <w:b/>
+        </w:rPr>
+        <w:t xml:space="preserve"> «Конструктивные решения»</w:t>
       </w:r>
     </w:p>
     <w:p>
@@ -8612,7 +8649,23 @@
           <w:sz w:val="22"/>
           <w:szCs w:val="22"/>
         </w:rPr>
-        <w:t xml:space="preserve">*В зависимости от самой конструкции состав может дополняться (например, схемой раскладки сэндвич-панелей или схемой устройства монолитных </w:t>
+        <w:t xml:space="preserve">*В зависимости от самой конструкции состав может дополняться (например, схемой раскладки </w:t>
+      </w:r>
+      <w:proofErr w:type="gramStart"/>
+      <w:r>
+        <w:rPr>
+          <w:sz w:val="22"/>
+          <w:szCs w:val="22"/>
+        </w:rPr>
+        <w:t>сэндвич-панелей</w:t>
+      </w:r>
+      <w:proofErr w:type="gramEnd"/>
+      <w:r>
+        <w:rPr>
+          <w:sz w:val="22"/>
+          <w:szCs w:val="22"/>
+        </w:rPr>
+        <w:t xml:space="preserve"> или схемой устройства монолитных </w:t>
       </w:r>
       <w:proofErr w:type="spellStart"/>
       <w:r>
@@ -8641,22 +8694,26 @@
     </w:p>
     <w:p>
       <w:pPr>
-        <w:pStyle w:val="2"/>
-        <w:rPr>
-          <w:rFonts w:ascii="Times New Roman" w:hAnsi="Times New Roman" w:cs="Times New Roman"/>
-          <w:sz w:val="22"/>
-          <w:szCs w:val="22"/>
+        <w:jc w:val="center"/>
+        <w:rPr>
+          <w:b/>
         </w:rPr>
       </w:pPr>
       <w:bookmarkStart w:id="37" w:name="КМ_2"/>
       <w:bookmarkEnd w:id="36"/>
-      <w:r>
-        <w:rPr>
-          <w:rFonts w:ascii="Times New Roman" w:hAnsi="Times New Roman" w:cs="Times New Roman"/>
-          <w:sz w:val="22"/>
-          <w:szCs w:val="22"/>
-        </w:rPr>
-        <w:t>КМ «Конструкции металлические»</w:t>
+      <w:proofErr w:type="gramStart"/>
+      <w:r>
+        <w:rPr>
+          <w:b/>
+        </w:rPr>
+        <w:t>КМ</w:t>
+      </w:r>
+      <w:proofErr w:type="gramEnd"/>
+      <w:r>
+        <w:rPr>
+          <w:b/>
+        </w:rPr>
+        <w:t xml:space="preserve"> «Конструкции металлические»</w:t>
       </w:r>
     </w:p>
     <w:p>
@@ -8722,6 +8779,7 @@
           <w:sz w:val="22"/>
           <w:szCs w:val="22"/>
         </w:rPr>
+        <w:lastRenderedPageBreak/>
         <w:t>Схема конструкций</w:t>
       </w:r>
     </w:p>
@@ -8798,7 +8856,23 @@
           <w:sz w:val="22"/>
           <w:szCs w:val="22"/>
         </w:rPr>
-        <w:t xml:space="preserve">*В зависимости от самой конструкции состав может дополняться (например, схемой раскладки сэндвич-панелей или схемой устройства монолитных </w:t>
+        <w:t xml:space="preserve">*В зависимости от самой конструкции состав может дополняться (например, схемой раскладки </w:t>
+      </w:r>
+      <w:proofErr w:type="gramStart"/>
+      <w:r>
+        <w:rPr>
+          <w:sz w:val="22"/>
+          <w:szCs w:val="22"/>
+        </w:rPr>
+        <w:t>сэндвич-панелей</w:t>
+      </w:r>
+      <w:proofErr w:type="gramEnd"/>
+      <w:r>
+        <w:rPr>
+          <w:sz w:val="22"/>
+          <w:szCs w:val="22"/>
+        </w:rPr>
+        <w:t xml:space="preserve"> или схемой устройства монолитных </w:t>
       </w:r>
       <w:proofErr w:type="spellStart"/>
       <w:r>
@@ -8829,20 +8903,16 @@
     </w:p>
     <w:p>
       <w:pPr>
-        <w:pStyle w:val="2"/>
-        <w:rPr>
-          <w:rFonts w:ascii="Times New Roman" w:hAnsi="Times New Roman" w:cs="Times New Roman"/>
-          <w:sz w:val="22"/>
-          <w:szCs w:val="22"/>
+        <w:jc w:val="center"/>
+        <w:rPr>
+          <w:b/>
         </w:rPr>
       </w:pPr>
       <w:bookmarkStart w:id="38" w:name="ОТП_2"/>
       <w:bookmarkEnd w:id="37"/>
       <w:r>
         <w:rPr>
-          <w:rFonts w:ascii="Times New Roman" w:hAnsi="Times New Roman" w:cs="Times New Roman"/>
-          <w:sz w:val="22"/>
-          <w:szCs w:val="22"/>
+          <w:b/>
           <w:lang w:eastAsia="ar-SA"/>
         </w:rPr>
         <w:t>ОТОПЛЕНИЕ</w:t>
@@ -9016,14 +9086,24 @@
           <w:sz w:val="22"/>
           <w:szCs w:val="22"/>
         </w:rPr>
-        <w:t>Спецификация оборудования и материалов</w:t>
+        <w:t xml:space="preserve">Спецификация оборудования и </w:t>
+      </w:r>
+      <w:bookmarkStart w:id="39" w:name="_GoBack"/>
+      <w:bookmarkEnd w:id="39"/>
+      <w:r>
+        <w:rPr>
+          <w:rFonts w:eastAsia="ISOCPEUR"/>
+          <w:sz w:val="22"/>
+          <w:szCs w:val="22"/>
+        </w:rPr>
+        <w:t>материалов</w:t>
       </w:r>
       <w:bookmarkEnd w:id="38"/>
     </w:p>
     <w:sectPr>
-      <w:headerReference w:type="default" r:id="rId8"/>
-      <w:footerReference w:type="even" r:id="rId9"/>
-      <w:footerReference w:type="default" r:id="rId10"/>
+      <w:headerReference w:type="default" r:id="rId9"/>
+      <w:footerReference w:type="even" r:id="rId10"/>
+      <w:footerReference w:type="default" r:id="rId11"/>
       <w:pgSz w:w="11906" w:h="16838" w:code="9"/>
       <w:pgMar w:top="263" w:right="567" w:bottom="680" w:left="1361" w:header="142" w:footer="709" w:gutter="0"/>
       <w:cols w:space="708"/>
@@ -9034,13 +9114,15 @@
 </file>
 
 <file path=word/endnotes.xml><?xml version="1.0" encoding="utf-8"?>
-<w:endnotes xmlns:wpc="http://schemas.microsoft.com/office/word/2010/wordprocessingCanvas" xmlns:cx="http://schemas.microsoft.com/office/drawing/2014/chartex" xmlns:cx1="http://schemas.microsoft.com/office/drawing/2015/9/8/chartex" xmlns:cx2="http://schemas.microsoft.com/office/drawing/2015/10/21/chartex" xmlns:cx3="http://schemas.microsoft.com/office/drawing/2016/5/9/chartex" xmlns:cx4="http://schemas.microsoft.com/office/drawing/2016/5/10/chartex" xmlns:cx5="http://schemas.microsoft.com/office/drawing/2016/5/11/chartex" xmlns:cx6="http://schemas.microsoft.com/office/drawing/2016/5/12/chartex" xmlns:cx7="http://schemas.microsoft.com/office/drawing/2016/5/13/chartex" xmlns:cx8="http://schemas.microsoft.com/office/drawing/2016/5/14/chartex" xmlns:mc="http://schemas.openxmlformats.org/markup-compatibility/2006" xmlns:aink="http://schemas.microsoft.com/office/drawing/2016/ink" xmlns:am3d="http://schemas.microsoft.com/office/drawing/2017/model3d" xmlns:o="urn:schemas-microsoft-com:office:office" xmlns:r="http://schemas.openxmlformats.org/officeDocument/2006/relationships" xmlns:m="http://schemas.openxmlformats.org/officeDocument/2006/math" xmlns:v="urn:schemas-microsoft-com:vml" xmlns:wp14="http://schemas.microsoft.com/office/word/2010/wordprocessingDrawing" xmlns:wp="http://schemas.openxmlformats.org/drawingml/2006/wordprocessingDrawing" xmlns:w10="urn:schemas-microsoft-com:office:word" xmlns:w="http://schemas.openxmlformats.org/wordprocessingml/2006/main" xmlns:w14="http://schemas.microsoft.com/office/word/2010/wordml" xmlns:w15="http://schemas.microsoft.com/office/word/2012/wordml" xmlns:w16cex="http://schemas.microsoft.com/office/word/2018/wordml/cex" xmlns:w16cid="http://schemas.microsoft.com/office/word/2016/wordml/cid" xmlns:w16="http://schemas.microsoft.com/office/word/2018/wordml" xmlns:w16sdtdh="http://schemas.microsoft.com/office/word/2020/wordml/sdtdatahash" xmlns:w16se="http://schemas.microsoft.com/office/word/2015/wordml/symex" xmlns:wpg="http://schemas.microsoft.com/office/word/2010/wordprocessingGroup" xmlns:wpi="http://schemas.microsoft.com/office/word/2010/wordprocessingInk" xmlns:wne="http://schemas.microsoft.com/office/word/2006/wordml" xmlns:wps="http://schemas.microsoft.com/office/word/2010/wordprocessingShape" mc:Ignorable="w14 w15 w16se w16cid w16 w16cex w16sdtdh wp14">
+<w:endnotes xmlns:wpc="http://schemas.microsoft.com/office/word/2010/wordprocessingCanvas" xmlns:mc="http://schemas.openxmlformats.org/markup-compatibility/2006" xmlns:o="urn:schemas-microsoft-com:office:office" xmlns:r="http://schemas.openxmlformats.org/officeDocument/2006/relationships" xmlns:m="http://schemas.openxmlformats.org/officeDocument/2006/math" xmlns:v="urn:schemas-microsoft-com:vml" xmlns:wp14="http://schemas.microsoft.com/office/word/2010/wordprocessingDrawing" xmlns:wp="http://schemas.openxmlformats.org/drawingml/2006/wordprocessingDrawing" xmlns:w10="urn:schemas-microsoft-com:office:word" xmlns:w="http://schemas.openxmlformats.org/wordprocessingml/2006/main" xmlns:w14="http://schemas.microsoft.com/office/word/2010/wordml" xmlns:wpg="http://schemas.microsoft.com/office/word/2010/wordprocessingGroup" xmlns:wpi="http://schemas.microsoft.com/office/word/2010/wordprocessingInk" xmlns:wne="http://schemas.microsoft.com/office/word/2006/wordml" xmlns:wps="http://schemas.microsoft.com/office/word/2010/wordprocessingShape" mc:Ignorable="w14 wp14">
   <w:endnote w:type="separator" w:id="-1">
     <w:p>
       <w:r>
         <w:separator/>
       </w:r>
     </w:p>
+    <w:p/>
+    <w:p/>
   </w:endnote>
   <w:endnote w:type="continuationSeparator" w:id="0">
     <w:p>
@@ -9048,12 +9130,14 @@
         <w:continuationSeparator/>
       </w:r>
     </w:p>
+    <w:p/>
+    <w:p/>
   </w:endnote>
 </w:endnotes>
 </file>
 
 <file path=word/footer1.xml><?xml version="1.0" encoding="utf-8"?>
-<w:ftr xmlns:wpc="http://schemas.microsoft.com/office/word/2010/wordprocessingCanvas" xmlns:cx="http://schemas.microsoft.com/office/drawing/2014/chartex" xmlns:cx1="http://schemas.microsoft.com/office/drawing/2015/9/8/chartex" xmlns:cx2="http://schemas.microsoft.com/office/drawing/2015/10/21/chartex" xmlns:cx3="http://schemas.microsoft.com/office/drawing/2016/5/9/chartex" xmlns:cx4="http://schemas.microsoft.com/office/drawing/2016/5/10/chartex" xmlns:cx5="http://schemas.microsoft.com/office/drawing/2016/5/11/chartex" xmlns:cx6="http://schemas.microsoft.com/office/drawing/2016/5/12/chartex" xmlns:cx7="http://schemas.microsoft.com/office/drawing/2016/5/13/chartex" xmlns:cx8="http://schemas.microsoft.com/office/drawing/2016/5/14/chartex" xmlns:mc="http://schemas.openxmlformats.org/markup-compatibility/2006" xmlns:aink="http://schemas.microsoft.com/office/drawing/2016/ink" xmlns:am3d="http://schemas.microsoft.com/office/drawing/2017/model3d" xmlns:o="urn:schemas-microsoft-com:office:office" xmlns:r="http://schemas.openxmlformats.org/officeDocument/2006/relationships" xmlns:m="http://schemas.openxmlformats.org/officeDocument/2006/math" xmlns:v="urn:schemas-microsoft-com:vml" xmlns:wp14="http://schemas.microsoft.com/office/word/2010/wordprocessingDrawing" xmlns:wp="http://schemas.openxmlformats.org/drawingml/2006/wordprocessingDrawing" xmlns:w10="urn:schemas-microsoft-com:office:word" xmlns:w="http://schemas.openxmlformats.org/wordprocessingml/2006/main" xmlns:w14="http://schemas.microsoft.com/office/word/2010/wordml" xmlns:w15="http://schemas.microsoft.com/office/word/2012/wordml" xmlns:w16cex="http://schemas.microsoft.com/office/word/2018/wordml/cex" xmlns:w16cid="http://schemas.microsoft.com/office/word/2016/wordml/cid" xmlns:w16="http://schemas.microsoft.com/office/word/2018/wordml" xmlns:w16sdtdh="http://schemas.microsoft.com/office/word/2020/wordml/sdtdatahash" xmlns:w16se="http://schemas.microsoft.com/office/word/2015/wordml/symex" xmlns:wpg="http://schemas.microsoft.com/office/word/2010/wordprocessingGroup" xmlns:wpi="http://schemas.microsoft.com/office/word/2010/wordprocessingInk" xmlns:wne="http://schemas.microsoft.com/office/word/2006/wordml" xmlns:wps="http://schemas.microsoft.com/office/word/2010/wordprocessingShape" mc:Ignorable="w14 w15 w16se w16cid w16 w16cex w16sdtdh wp14">
+<w:ftr xmlns:wpc="http://schemas.microsoft.com/office/word/2010/wordprocessingCanvas" xmlns:mc="http://schemas.openxmlformats.org/markup-compatibility/2006" xmlns:o="urn:schemas-microsoft-com:office:office" xmlns:r="http://schemas.openxmlformats.org/officeDocument/2006/relationships" xmlns:m="http://schemas.openxmlformats.org/officeDocument/2006/math" xmlns:v="urn:schemas-microsoft-com:vml" xmlns:wp14="http://schemas.microsoft.com/office/word/2010/wordprocessingDrawing" xmlns:wp="http://schemas.openxmlformats.org/drawingml/2006/wordprocessingDrawing" xmlns:w10="urn:schemas-microsoft-com:office:word" xmlns:w="http://schemas.openxmlformats.org/wordprocessingml/2006/main" xmlns:w14="http://schemas.microsoft.com/office/word/2010/wordml" xmlns:wpg="http://schemas.microsoft.com/office/word/2010/wordprocessingGroup" xmlns:wpi="http://schemas.microsoft.com/office/word/2010/wordprocessingInk" xmlns:wne="http://schemas.microsoft.com/office/word/2006/wordml" xmlns:wps="http://schemas.microsoft.com/office/word/2010/wordprocessingShape" mc:Ignorable="w14 wp14">
   <w:p>
     <w:pPr>
       <w:pStyle w:val="a7"/>
@@ -9087,11 +9171,13 @@
       <w:ind w:right="360"/>
     </w:pPr>
   </w:p>
+  <w:p/>
+  <w:p/>
 </w:ftr>
 </file>
 
 <file path=word/footer2.xml><?xml version="1.0" encoding="utf-8"?>
-<w:ftr xmlns:wpc="http://schemas.microsoft.com/office/word/2010/wordprocessingCanvas" xmlns:cx="http://schemas.microsoft.com/office/drawing/2014/chartex" xmlns:cx1="http://schemas.microsoft.com/office/drawing/2015/9/8/chartex" xmlns:cx2="http://schemas.microsoft.com/office/drawing/2015/10/21/chartex" xmlns:cx3="http://schemas.microsoft.com/office/drawing/2016/5/9/chartex" xmlns:cx4="http://schemas.microsoft.com/office/drawing/2016/5/10/chartex" xmlns:cx5="http://schemas.microsoft.com/office/drawing/2016/5/11/chartex" xmlns:cx6="http://schemas.microsoft.com/office/drawing/2016/5/12/chartex" xmlns:cx7="http://schemas.microsoft.com/office/drawing/2016/5/13/chartex" xmlns:cx8="http://schemas.microsoft.com/office/drawing/2016/5/14/chartex" xmlns:mc="http://schemas.openxmlformats.org/markup-compatibility/2006" xmlns:aink="http://schemas.microsoft.com/office/drawing/2016/ink" xmlns:am3d="http://schemas.microsoft.com/office/drawing/2017/model3d" xmlns:o="urn:schemas-microsoft-com:office:office" xmlns:r="http://schemas.openxmlformats.org/officeDocument/2006/relationships" xmlns:m="http://schemas.openxmlformats.org/officeDocument/2006/math" xmlns:v="urn:schemas-microsoft-com:vml" xmlns:wp14="http://schemas.microsoft.com/office/word/2010/wordprocessingDrawing" xmlns:wp="http://schemas.openxmlformats.org/drawingml/2006/wordprocessingDrawing" xmlns:w10="urn:schemas-microsoft-com:office:word" xmlns:w="http://schemas.openxmlformats.org/wordprocessingml/2006/main" xmlns:w14="http://schemas.microsoft.com/office/word/2010/wordml" xmlns:w15="http://schemas.microsoft.com/office/word/2012/wordml" xmlns:w16cex="http://schemas.microsoft.com/office/word/2018/wordml/cex" xmlns:w16cid="http://schemas.microsoft.com/office/word/2016/wordml/cid" xmlns:w16="http://schemas.microsoft.com/office/word/2018/wordml" xmlns:w16sdtdh="http://schemas.microsoft.com/office/word/2020/wordml/sdtdatahash" xmlns:w16se="http://schemas.microsoft.com/office/word/2015/wordml/symex" xmlns:wpg="http://schemas.microsoft.com/office/word/2010/wordprocessingGroup" xmlns:wpi="http://schemas.microsoft.com/office/word/2010/wordprocessingInk" xmlns:wne="http://schemas.microsoft.com/office/word/2006/wordml" xmlns:wps="http://schemas.microsoft.com/office/word/2010/wordprocessingShape" mc:Ignorable="w14 w15 w16se w16cid w16 w16cex w16sdtdh wp14">
+<w:ftr xmlns:wpc="http://schemas.microsoft.com/office/word/2010/wordprocessingCanvas" xmlns:mc="http://schemas.openxmlformats.org/markup-compatibility/2006" xmlns:o="urn:schemas-microsoft-com:office:office" xmlns:r="http://schemas.openxmlformats.org/officeDocument/2006/relationships" xmlns:m="http://schemas.openxmlformats.org/officeDocument/2006/math" xmlns:v="urn:schemas-microsoft-com:vml" xmlns:wp14="http://schemas.microsoft.com/office/word/2010/wordprocessingDrawing" xmlns:wp="http://schemas.openxmlformats.org/drawingml/2006/wordprocessingDrawing" xmlns:w10="urn:schemas-microsoft-com:office:word" xmlns:w="http://schemas.openxmlformats.org/wordprocessingml/2006/main" xmlns:w14="http://schemas.microsoft.com/office/word/2010/wordml" xmlns:wpg="http://schemas.microsoft.com/office/word/2010/wordprocessingGroup" xmlns:wpi="http://schemas.microsoft.com/office/word/2010/wordprocessingInk" xmlns:wne="http://schemas.microsoft.com/office/word/2006/wordml" xmlns:wps="http://schemas.microsoft.com/office/word/2010/wordprocessingShape" mc:Ignorable="w14 wp14">
   <w:tbl>
     <w:tblPr>
       <w:tblW w:w="10080" w:type="dxa"/>
@@ -9485,17 +9571,21 @@
       <w:jc w:val="right"/>
     </w:pPr>
   </w:p>
+  <w:p/>
+  <w:p/>
 </w:ftr>
 </file>
 
 <file path=word/footnotes.xml><?xml version="1.0" encoding="utf-8"?>
-<w:footnotes xmlns:wpc="http://schemas.microsoft.com/office/word/2010/wordprocessingCanvas" xmlns:cx="http://schemas.microsoft.com/office/drawing/2014/chartex" xmlns:cx1="http://schemas.microsoft.com/office/drawing/2015/9/8/chartex" xmlns:cx2="http://schemas.microsoft.com/office/drawing/2015/10/21/chartex" xmlns:cx3="http://schemas.microsoft.com/office/drawing/2016/5/9/chartex" xmlns:cx4="http://schemas.microsoft.com/office/drawing/2016/5/10/chartex" xmlns:cx5="http://schemas.microsoft.com/office/drawing/2016/5/11/chartex" xmlns:cx6="http://schemas.microsoft.com/office/drawing/2016/5/12/chartex" xmlns:cx7="http://schemas.microsoft.com/office/drawing/2016/5/13/chartex" xmlns:cx8="http://schemas.microsoft.com/office/drawing/2016/5/14/chartex" xmlns:mc="http://schemas.openxmlformats.org/markup-compatibility/2006" xmlns:aink="http://schemas.microsoft.com/office/drawing/2016/ink" xmlns:am3d="http://schemas.microsoft.com/office/drawing/2017/model3d" xmlns:o="urn:schemas-microsoft-com:office:office" xmlns:r="http://schemas.openxmlformats.org/officeDocument/2006/relationships" xmlns:m="http://schemas.openxmlformats.org/officeDocument/2006/math" xmlns:v="urn:schemas-microsoft-com:vml" xmlns:wp14="http://schemas.microsoft.com/office/word/2010/wordprocessingDrawing" xmlns:wp="http://schemas.openxmlformats.org/drawingml/2006/wordprocessingDrawing" xmlns:w10="urn:schemas-microsoft-com:office:word" xmlns:w="http://schemas.openxmlformats.org/wordprocessingml/2006/main" xmlns:w14="http://schemas.microsoft.com/office/word/2010/wordml" xmlns:w15="http://schemas.microsoft.com/office/word/2012/wordml" xmlns:w16cex="http://schemas.microsoft.com/office/word/2018/wordml/cex" xmlns:w16cid="http://schemas.microsoft.com/office/word/2016/wordml/cid" xmlns:w16="http://schemas.microsoft.com/office/word/2018/wordml" xmlns:w16sdtdh="http://schemas.microsoft.com/office/word/2020/wordml/sdtdatahash" xmlns:w16se="http://schemas.microsoft.com/office/word/2015/wordml/symex" xmlns:wpg="http://schemas.microsoft.com/office/word/2010/wordprocessingGroup" xmlns:wpi="http://schemas.microsoft.com/office/word/2010/wordprocessingInk" xmlns:wne="http://schemas.microsoft.com/office/word/2006/wordml" xmlns:wps="http://schemas.microsoft.com/office/word/2010/wordprocessingShape" mc:Ignorable="w14 w15 w16se w16cid w16 w16cex w16sdtdh wp14">
+<w:footnotes xmlns:wpc="http://schemas.microsoft.com/office/word/2010/wordprocessingCanvas" xmlns:mc="http://schemas.openxmlformats.org/markup-compatibility/2006" xmlns:o="urn:schemas-microsoft-com:office:office" xmlns:r="http://schemas.openxmlformats.org/officeDocument/2006/relationships" xmlns:m="http://schemas.openxmlformats.org/officeDocument/2006/math" xmlns:v="urn:schemas-microsoft-com:vml" xmlns:wp14="http://schemas.microsoft.com/office/word/2010/wordprocessingDrawing" xmlns:wp="http://schemas.openxmlformats.org/drawingml/2006/wordprocessingDrawing" xmlns:w10="urn:schemas-microsoft-com:office:word" xmlns:w="http://schemas.openxmlformats.org/wordprocessingml/2006/main" xmlns:w14="http://schemas.microsoft.com/office/word/2010/wordml" xmlns:wpg="http://schemas.microsoft.com/office/word/2010/wordprocessingGroup" xmlns:wpi="http://schemas.microsoft.com/office/word/2010/wordprocessingInk" xmlns:wne="http://schemas.microsoft.com/office/word/2006/wordml" xmlns:wps="http://schemas.microsoft.com/office/word/2010/wordprocessingShape" mc:Ignorable="w14 wp14">
   <w:footnote w:type="separator" w:id="-1">
     <w:p>
       <w:r>
         <w:separator/>
       </w:r>
     </w:p>
+    <w:p/>
+    <w:p/>
   </w:footnote>
   <w:footnote w:type="continuationSeparator" w:id="0">
     <w:p>
@@ -9503,12 +9593,14 @@
         <w:continuationSeparator/>
       </w:r>
     </w:p>
+    <w:p/>
+    <w:p/>
   </w:footnote>
 </w:footnotes>
 </file>
 
 <file path=word/header1.xml><?xml version="1.0" encoding="utf-8"?>
-<w:hdr xmlns:wpc="http://schemas.microsoft.com/office/word/2010/wordprocessingCanvas" xmlns:cx="http://schemas.microsoft.com/office/drawing/2014/chartex" xmlns:cx1="http://schemas.microsoft.com/office/drawing/2015/9/8/chartex" xmlns:cx2="http://schemas.microsoft.com/office/drawing/2015/10/21/chartex" xmlns:cx3="http://schemas.microsoft.com/office/drawing/2016/5/9/chartex" xmlns:cx4="http://schemas.microsoft.com/office/drawing/2016/5/10/chartex" xmlns:cx5="http://schemas.microsoft.com/office/drawing/2016/5/11/chartex" xmlns:cx6="http://schemas.microsoft.com/office/drawing/2016/5/12/chartex" xmlns:cx7="http://schemas.microsoft.com/office/drawing/2016/5/13/chartex" xmlns:cx8="http://schemas.microsoft.com/office/drawing/2016/5/14/chartex" xmlns:mc="http://schemas.openxmlformats.org/markup-compatibility/2006" xmlns:aink="http://schemas.microsoft.com/office/drawing/2016/ink" xmlns:am3d="http://schemas.microsoft.com/office/drawing/2017/model3d" xmlns:o="urn:schemas-microsoft-com:office:office" xmlns:r="http://schemas.openxmlformats.org/officeDocument/2006/relationships" xmlns:m="http://schemas.openxmlformats.org/officeDocument/2006/math" xmlns:v="urn:schemas-microsoft-com:vml" xmlns:wp14="http://schemas.microsoft.com/office/word/2010/wordprocessingDrawing" xmlns:wp="http://schemas.openxmlformats.org/drawingml/2006/wordprocessingDrawing" xmlns:w10="urn:schemas-microsoft-com:office:word" xmlns:w="http://schemas.openxmlformats.org/wordprocessingml/2006/main" xmlns:w14="http://schemas.microsoft.com/office/word/2010/wordml" xmlns:w15="http://schemas.microsoft.com/office/word/2012/wordml" xmlns:w16cex="http://schemas.microsoft.com/office/word/2018/wordml/cex" xmlns:w16cid="http://schemas.microsoft.com/office/word/2016/wordml/cid" xmlns:w16="http://schemas.microsoft.com/office/word/2018/wordml" xmlns:w16sdtdh="http://schemas.microsoft.com/office/word/2020/wordml/sdtdatahash" xmlns:w16se="http://schemas.microsoft.com/office/word/2015/wordml/symex" xmlns:wpg="http://schemas.microsoft.com/office/word/2010/wordprocessingGroup" xmlns:wpi="http://schemas.microsoft.com/office/word/2010/wordprocessingInk" xmlns:wne="http://schemas.microsoft.com/office/word/2006/wordml" xmlns:wps="http://schemas.microsoft.com/office/word/2010/wordprocessingShape" mc:Ignorable="w14 w15 w16se w16cid w16 w16cex w16sdtdh wp14">
+<w:hdr xmlns:wpc="http://schemas.microsoft.com/office/word/2010/wordprocessingCanvas" xmlns:mc="http://schemas.openxmlformats.org/markup-compatibility/2006" xmlns:o="urn:schemas-microsoft-com:office:office" xmlns:r="http://schemas.openxmlformats.org/officeDocument/2006/relationships" xmlns:m="http://schemas.openxmlformats.org/officeDocument/2006/math" xmlns:v="urn:schemas-microsoft-com:vml" xmlns:wp14="http://schemas.microsoft.com/office/word/2010/wordprocessingDrawing" xmlns:wp="http://schemas.openxmlformats.org/drawingml/2006/wordprocessingDrawing" xmlns:w10="urn:schemas-microsoft-com:office:word" xmlns:w="http://schemas.openxmlformats.org/wordprocessingml/2006/main" xmlns:w14="http://schemas.microsoft.com/office/word/2010/wordml" xmlns:wpg="http://schemas.microsoft.com/office/word/2010/wordprocessingGroup" xmlns:wpi="http://schemas.microsoft.com/office/word/2010/wordprocessingInk" xmlns:wne="http://schemas.microsoft.com/office/word/2006/wordml" xmlns:wps="http://schemas.microsoft.com/office/word/2010/wordprocessingShape" mc:Ignorable="w14 wp14">
   <w:p>
     <w:pPr>
       <w:pStyle w:val="a5"/>
@@ -9656,14 +9748,23 @@
         <w:szCs w:val="18"/>
         <w:lang w:val="en-US"/>
       </w:rPr>
-      <w:t xml:space="preserve">-83 </w:t>
+      <w:t>-</w:t>
     </w:r>
+    <w:proofErr w:type="gramStart"/>
     <w:r>
       <w:rPr>
         <w:sz w:val="18"/>
         <w:szCs w:val="18"/>
         <w:lang w:val="en-US"/>
       </w:rPr>
+      <w:t xml:space="preserve">83 </w:t>
+    </w:r>
+    <w:r>
+      <w:rPr>
+        <w:sz w:val="18"/>
+        <w:szCs w:val="18"/>
+        <w:lang w:val="en-US"/>
+      </w:rPr>
       <w:t xml:space="preserve"> </w:t>
     </w:r>
     <w:r>
@@ -9672,7 +9773,16 @@
         <w:szCs w:val="18"/>
         <w:lang w:val="en-US"/>
       </w:rPr>
-      <w:t>http://usproject.ru</w:t>
+      <w:t>http</w:t>
+    </w:r>
+    <w:proofErr w:type="gramEnd"/>
+    <w:r>
+      <w:rPr>
+        <w:sz w:val="18"/>
+        <w:szCs w:val="18"/>
+        <w:lang w:val="en-US"/>
+      </w:rPr>
+      <w:t>://usproject.ru</w:t>
     </w:r>
   </w:p>
   <w:p>
@@ -9684,12 +9794,26 @@
       </w:rPr>
     </w:pPr>
   </w:p>
+  <w:p>
+    <w:pPr>
+      <w:rPr>
+        <w:lang w:val="en-US"/>
+      </w:rPr>
+    </w:pPr>
+  </w:p>
+  <w:p>
+    <w:pPr>
+      <w:rPr>
+        <w:lang w:val="en-US"/>
+      </w:rPr>
+    </w:pPr>
+  </w:p>
 </w:hdr>
 </file>
 
 <file path=word/numbering.xml><?xml version="1.0" encoding="utf-8"?>
-<w:numbering xmlns:wpc="http://schemas.microsoft.com/office/word/2010/wordprocessingCanvas" xmlns:cx="http://schemas.microsoft.com/office/drawing/2014/chartex" xmlns:cx1="http://schemas.microsoft.com/office/drawing/2015/9/8/chartex" xmlns:cx2="http://schemas.microsoft.com/office/drawing/2015/10/21/chartex" xmlns:cx3="http://schemas.microsoft.com/office/drawing/2016/5/9/chartex" xmlns:cx4="http://schemas.microsoft.com/office/drawing/2016/5/10/chartex" xmlns:cx5="http://schemas.microsoft.com/office/drawing/2016/5/11/chartex" xmlns:cx6="http://schemas.microsoft.com/office/drawing/2016/5/12/chartex" xmlns:cx7="http://schemas.microsoft.com/office/drawing/2016/5/13/chartex" xmlns:cx8="http://schemas.microsoft.com/office/drawing/2016/5/14/chartex" xmlns:mc="http://schemas.openxmlformats.org/markup-compatibility/2006" xmlns:aink="http://schemas.microsoft.com/office/drawing/2016/ink" xmlns:am3d="http://schemas.microsoft.com/office/drawing/2017/model3d" xmlns:o="urn:schemas-microsoft-com:office:office" xmlns:r="http://schemas.openxmlformats.org/officeDocument/2006/relationships" xmlns:m="http://schemas.openxmlformats.org/officeDocument/2006/math" xmlns:v="urn:schemas-microsoft-com:vml" xmlns:wp14="http://schemas.microsoft.com/office/word/2010/wordprocessingDrawing" xmlns:wp="http://schemas.openxmlformats.org/drawingml/2006/wordprocessingDrawing" xmlns:w10="urn:schemas-microsoft-com:office:word" xmlns:w="http://schemas.openxmlformats.org/wordprocessingml/2006/main" xmlns:w14="http://schemas.microsoft.com/office/word/2010/wordml" xmlns:w15="http://schemas.microsoft.com/office/word/2012/wordml" xmlns:w16cex="http://schemas.microsoft.com/office/word/2018/wordml/cex" xmlns:w16cid="http://schemas.microsoft.com/office/word/2016/wordml/cid" xmlns:w16="http://schemas.microsoft.com/office/word/2018/wordml" xmlns:w16sdtdh="http://schemas.microsoft.com/office/word/2020/wordml/sdtdatahash" xmlns:w16se="http://schemas.microsoft.com/office/word/2015/wordml/symex" xmlns:wpg="http://schemas.microsoft.com/office/word/2010/wordprocessingGroup" xmlns:wpi="http://schemas.microsoft.com/office/word/2010/wordprocessingInk" xmlns:wne="http://schemas.microsoft.com/office/word/2006/wordml" xmlns:wps="http://schemas.microsoft.com/office/word/2010/wordprocessingShape" mc:Ignorable="w14 w15 w16se w16cid w16 w16cex w16sdtdh wp14">
-  <w:abstractNum w:abstractNumId="0" w15:restartNumberingAfterBreak="0">
+<w:numbering xmlns:wpc="http://schemas.microsoft.com/office/word/2010/wordprocessingCanvas" xmlns:mc="http://schemas.openxmlformats.org/markup-compatibility/2006" xmlns:o="urn:schemas-microsoft-com:office:office" xmlns:r="http://schemas.openxmlformats.org/officeDocument/2006/relationships" xmlns:m="http://schemas.openxmlformats.org/officeDocument/2006/math" xmlns:v="urn:schemas-microsoft-com:vml" xmlns:wp14="http://schemas.microsoft.com/office/word/2010/wordprocessingDrawing" xmlns:wp="http://schemas.openxmlformats.org/drawingml/2006/wordprocessingDrawing" xmlns:w10="urn:schemas-microsoft-com:office:word" xmlns:w="http://schemas.openxmlformats.org/wordprocessingml/2006/main" xmlns:w14="http://schemas.microsoft.com/office/word/2010/wordml" xmlns:wpg="http://schemas.microsoft.com/office/word/2010/wordprocessingGroup" xmlns:wpi="http://schemas.microsoft.com/office/word/2010/wordprocessingInk" xmlns:wne="http://schemas.microsoft.com/office/word/2006/wordml" xmlns:wps="http://schemas.microsoft.com/office/word/2010/wordprocessingShape" mc:Ignorable="w14 wp14">
+  <w:abstractNum w:abstractNumId="0">
     <w:nsid w:val="00000001"/>
     <w:multiLevelType w:val="multilevel"/>
     <w:tmpl w:val="00000001"/>
@@ -9805,7 +9929,7 @@
       </w:pPr>
     </w:lvl>
   </w:abstractNum>
-  <w:abstractNum w:abstractNumId="1" w15:restartNumberingAfterBreak="0">
+  <w:abstractNum w:abstractNumId="1">
     <w:nsid w:val="00000002"/>
     <w:multiLevelType w:val="multilevel"/>
     <w:tmpl w:val="00000002"/>
@@ -9945,7 +10069,7 @@
       </w:rPr>
     </w:lvl>
   </w:abstractNum>
-  <w:abstractNum w:abstractNumId="2" w15:restartNumberingAfterBreak="0">
+  <w:abstractNum w:abstractNumId="2">
     <w:nsid w:val="00000003"/>
     <w:multiLevelType w:val="multilevel"/>
     <w:tmpl w:val="00000003"/>
@@ -10085,7 +10209,7 @@
       </w:rPr>
     </w:lvl>
   </w:abstractNum>
-  <w:abstractNum w:abstractNumId="3" w15:restartNumberingAfterBreak="0">
+  <w:abstractNum w:abstractNumId="3">
     <w:nsid w:val="00D2232A"/>
     <w:multiLevelType w:val="hybridMultilevel"/>
     <w:tmpl w:val="5144EE5E"/>
@@ -10198,7 +10322,7 @@
       </w:rPr>
     </w:lvl>
   </w:abstractNum>
-  <w:abstractNum w:abstractNumId="4" w15:restartNumberingAfterBreak="0">
+  <w:abstractNum w:abstractNumId="4">
     <w:nsid w:val="01624D5D"/>
     <w:multiLevelType w:val="hybridMultilevel"/>
     <w:tmpl w:val="7090A058"/>
@@ -10311,7 +10435,7 @@
       </w:rPr>
     </w:lvl>
   </w:abstractNum>
-  <w:abstractNum w:abstractNumId="5" w15:restartNumberingAfterBreak="0">
+  <w:abstractNum w:abstractNumId="5">
     <w:nsid w:val="02D303CD"/>
     <w:multiLevelType w:val="hybridMultilevel"/>
     <w:tmpl w:val="BE46F702"/>
@@ -10401,7 +10525,7 @@
       </w:pPr>
     </w:lvl>
   </w:abstractNum>
-  <w:abstractNum w:abstractNumId="6" w15:restartNumberingAfterBreak="0">
+  <w:abstractNum w:abstractNumId="6">
     <w:nsid w:val="074E5D02"/>
     <w:multiLevelType w:val="hybridMultilevel"/>
     <w:tmpl w:val="DDF69FC2"/>
@@ -10514,7 +10638,7 @@
       </w:rPr>
     </w:lvl>
   </w:abstractNum>
-  <w:abstractNum w:abstractNumId="7" w15:restartNumberingAfterBreak="0">
+  <w:abstractNum w:abstractNumId="7">
     <w:nsid w:val="096E7B42"/>
     <w:multiLevelType w:val="multilevel"/>
     <w:tmpl w:val="CDF0EE5A"/>
@@ -10627,7 +10751,7 @@
       </w:pPr>
     </w:lvl>
   </w:abstractNum>
-  <w:abstractNum w:abstractNumId="8" w15:restartNumberingAfterBreak="0">
+  <w:abstractNum w:abstractNumId="8">
     <w:nsid w:val="09B91E3C"/>
     <w:multiLevelType w:val="hybridMultilevel"/>
     <w:tmpl w:val="19ECF626"/>
@@ -10717,7 +10841,7 @@
       </w:pPr>
     </w:lvl>
   </w:abstractNum>
-  <w:abstractNum w:abstractNumId="9" w15:restartNumberingAfterBreak="0">
+  <w:abstractNum w:abstractNumId="9">
     <w:nsid w:val="0EF04129"/>
     <w:multiLevelType w:val="hybridMultilevel"/>
     <w:tmpl w:val="A4806314"/>
@@ -10807,7 +10931,7 @@
       </w:pPr>
     </w:lvl>
   </w:abstractNum>
-  <w:abstractNum w:abstractNumId="10" w15:restartNumberingAfterBreak="0">
+  <w:abstractNum w:abstractNumId="10">
     <w:nsid w:val="126F4D4F"/>
     <w:multiLevelType w:val="hybridMultilevel"/>
     <w:tmpl w:val="0EE49660"/>
@@ -10920,7 +11044,7 @@
       </w:rPr>
     </w:lvl>
   </w:abstractNum>
-  <w:abstractNum w:abstractNumId="11" w15:restartNumberingAfterBreak="0">
+  <w:abstractNum w:abstractNumId="11">
     <w:nsid w:val="14953F91"/>
     <w:multiLevelType w:val="hybridMultilevel"/>
     <w:tmpl w:val="6CCEA8F4"/>
@@ -11009,7 +11133,7 @@
       </w:pPr>
     </w:lvl>
   </w:abstractNum>
-  <w:abstractNum w:abstractNumId="12" w15:restartNumberingAfterBreak="0">
+  <w:abstractNum w:abstractNumId="12">
     <w:nsid w:val="1AC069C5"/>
     <w:multiLevelType w:val="multilevel"/>
     <w:tmpl w:val="DFA2D53C"/>
@@ -11122,7 +11246,7 @@
       </w:pPr>
     </w:lvl>
   </w:abstractNum>
-  <w:abstractNum w:abstractNumId="13" w15:restartNumberingAfterBreak="0">
+  <w:abstractNum w:abstractNumId="13">
     <w:nsid w:val="215C0F36"/>
     <w:multiLevelType w:val="hybridMultilevel"/>
     <w:tmpl w:val="19ECF626"/>
@@ -11212,7 +11336,7 @@
       </w:pPr>
     </w:lvl>
   </w:abstractNum>
-  <w:abstractNum w:abstractNumId="14" w15:restartNumberingAfterBreak="0">
+  <w:abstractNum w:abstractNumId="14">
     <w:nsid w:val="2658435D"/>
     <w:multiLevelType w:val="hybridMultilevel"/>
     <w:tmpl w:val="4D0AE8EA"/>
@@ -11301,7 +11425,7 @@
       </w:pPr>
     </w:lvl>
   </w:abstractNum>
-  <w:abstractNum w:abstractNumId="15" w15:restartNumberingAfterBreak="0">
+  <w:abstractNum w:abstractNumId="15">
     <w:nsid w:val="2F3A07A3"/>
     <w:multiLevelType w:val="hybridMultilevel"/>
     <w:tmpl w:val="19ECF626"/>
@@ -11391,7 +11515,7 @@
       </w:pPr>
     </w:lvl>
   </w:abstractNum>
-  <w:abstractNum w:abstractNumId="16" w15:restartNumberingAfterBreak="0">
+  <w:abstractNum w:abstractNumId="16">
     <w:nsid w:val="2FBB5820"/>
     <w:multiLevelType w:val="hybridMultilevel"/>
     <w:tmpl w:val="19ECF626"/>
@@ -11481,7 +11605,7 @@
       </w:pPr>
     </w:lvl>
   </w:abstractNum>
-  <w:abstractNum w:abstractNumId="17" w15:restartNumberingAfterBreak="0">
+  <w:abstractNum w:abstractNumId="17">
     <w:nsid w:val="30D4022C"/>
     <w:multiLevelType w:val="hybridMultilevel"/>
     <w:tmpl w:val="31A4E4FC"/>
@@ -11571,7 +11695,7 @@
       </w:pPr>
     </w:lvl>
   </w:abstractNum>
-  <w:abstractNum w:abstractNumId="18" w15:restartNumberingAfterBreak="0">
+  <w:abstractNum w:abstractNumId="18">
     <w:nsid w:val="36301061"/>
     <w:multiLevelType w:val="hybridMultilevel"/>
     <w:tmpl w:val="1260378A"/>
@@ -11684,7 +11808,7 @@
       </w:rPr>
     </w:lvl>
   </w:abstractNum>
-  <w:abstractNum w:abstractNumId="19" w15:restartNumberingAfterBreak="0">
+  <w:abstractNum w:abstractNumId="19">
     <w:nsid w:val="37DB1CD6"/>
     <w:multiLevelType w:val="hybridMultilevel"/>
     <w:tmpl w:val="2ECEDFF0"/>
@@ -11774,7 +11898,7 @@
       </w:pPr>
     </w:lvl>
   </w:abstractNum>
-  <w:abstractNum w:abstractNumId="20" w15:restartNumberingAfterBreak="0">
+  <w:abstractNum w:abstractNumId="20">
     <w:nsid w:val="39970FC6"/>
     <w:multiLevelType w:val="hybridMultilevel"/>
     <w:tmpl w:val="5844AAD4"/>
@@ -11864,7 +11988,7 @@
       </w:pPr>
     </w:lvl>
   </w:abstractNum>
-  <w:abstractNum w:abstractNumId="21" w15:restartNumberingAfterBreak="0">
+  <w:abstractNum w:abstractNumId="21">
     <w:nsid w:val="3A657F2C"/>
     <w:multiLevelType w:val="hybridMultilevel"/>
     <w:tmpl w:val="6B1457B0"/>
@@ -11977,7 +12101,7 @@
       </w:rPr>
     </w:lvl>
   </w:abstractNum>
-  <w:abstractNum w:abstractNumId="22" w15:restartNumberingAfterBreak="0">
+  <w:abstractNum w:abstractNumId="22">
     <w:nsid w:val="3E906CED"/>
     <w:multiLevelType w:val="hybridMultilevel"/>
     <w:tmpl w:val="19ECF626"/>
@@ -12067,7 +12191,7 @@
       </w:pPr>
     </w:lvl>
   </w:abstractNum>
-  <w:abstractNum w:abstractNumId="23" w15:restartNumberingAfterBreak="0">
+  <w:abstractNum w:abstractNumId="23">
     <w:nsid w:val="402A53E9"/>
     <w:multiLevelType w:val="hybridMultilevel"/>
     <w:tmpl w:val="C82A9AA2"/>
@@ -12180,7 +12304,7 @@
       </w:rPr>
     </w:lvl>
   </w:abstractNum>
-  <w:abstractNum w:abstractNumId="24" w15:restartNumberingAfterBreak="0">
+  <w:abstractNum w:abstractNumId="24">
     <w:nsid w:val="42AA4505"/>
     <w:multiLevelType w:val="hybridMultilevel"/>
     <w:tmpl w:val="12746980"/>
@@ -12293,7 +12417,7 @@
       </w:rPr>
     </w:lvl>
   </w:abstractNum>
-  <w:abstractNum w:abstractNumId="25" w15:restartNumberingAfterBreak="0">
+  <w:abstractNum w:abstractNumId="25">
     <w:nsid w:val="47222913"/>
     <w:multiLevelType w:val="hybridMultilevel"/>
     <w:tmpl w:val="55CCF704"/>
@@ -12382,7 +12506,7 @@
       </w:pPr>
     </w:lvl>
   </w:abstractNum>
-  <w:abstractNum w:abstractNumId="26" w15:restartNumberingAfterBreak="0">
+  <w:abstractNum w:abstractNumId="26">
     <w:nsid w:val="4F1B1149"/>
     <w:multiLevelType w:val="hybridMultilevel"/>
     <w:tmpl w:val="9D7E74B0"/>
@@ -12472,7 +12596,7 @@
       </w:pPr>
     </w:lvl>
   </w:abstractNum>
-  <w:abstractNum w:abstractNumId="27" w15:restartNumberingAfterBreak="0">
+  <w:abstractNum w:abstractNumId="27">
     <w:nsid w:val="5250195F"/>
     <w:multiLevelType w:val="hybridMultilevel"/>
     <w:tmpl w:val="3B0EF800"/>
@@ -12561,7 +12685,7 @@
       </w:pPr>
     </w:lvl>
   </w:abstractNum>
-  <w:abstractNum w:abstractNumId="28" w15:restartNumberingAfterBreak="0">
+  <w:abstractNum w:abstractNumId="28">
     <w:nsid w:val="52E30AB0"/>
     <w:multiLevelType w:val="hybridMultilevel"/>
     <w:tmpl w:val="038A3E9A"/>
@@ -12650,7 +12774,7 @@
       </w:pPr>
     </w:lvl>
   </w:abstractNum>
-  <w:abstractNum w:abstractNumId="29" w15:restartNumberingAfterBreak="0">
+  <w:abstractNum w:abstractNumId="29">
     <w:nsid w:val="558402EB"/>
     <w:multiLevelType w:val="multilevel"/>
     <w:tmpl w:val="5AFCE4C0"/>
@@ -12763,7 +12887,7 @@
       </w:rPr>
     </w:lvl>
   </w:abstractNum>
-  <w:abstractNum w:abstractNumId="30" w15:restartNumberingAfterBreak="0">
+  <w:abstractNum w:abstractNumId="30">
     <w:nsid w:val="5AAD60D8"/>
     <w:multiLevelType w:val="hybridMultilevel"/>
     <w:tmpl w:val="2C704DEA"/>
@@ -12876,7 +13000,7 @@
       </w:rPr>
     </w:lvl>
   </w:abstractNum>
-  <w:abstractNum w:abstractNumId="31" w15:restartNumberingAfterBreak="0">
+  <w:abstractNum w:abstractNumId="31">
     <w:nsid w:val="5EA77F82"/>
     <w:multiLevelType w:val="hybridMultilevel"/>
     <w:tmpl w:val="6A34A8F6"/>
@@ -12965,7 +13089,7 @@
       </w:pPr>
     </w:lvl>
   </w:abstractNum>
-  <w:abstractNum w:abstractNumId="32" w15:restartNumberingAfterBreak="0">
+  <w:abstractNum w:abstractNumId="32">
     <w:nsid w:val="5FAA3A11"/>
     <w:multiLevelType w:val="hybridMultilevel"/>
     <w:tmpl w:val="3C18E12A"/>
@@ -13055,7 +13179,7 @@
       </w:pPr>
     </w:lvl>
   </w:abstractNum>
-  <w:abstractNum w:abstractNumId="33" w15:restartNumberingAfterBreak="0">
+  <w:abstractNum w:abstractNumId="33">
     <w:nsid w:val="69E54B61"/>
     <w:multiLevelType w:val="hybridMultilevel"/>
     <w:tmpl w:val="1DEC629E"/>
@@ -13168,7 +13292,7 @@
       </w:rPr>
     </w:lvl>
   </w:abstractNum>
-  <w:abstractNum w:abstractNumId="34" w15:restartNumberingAfterBreak="0">
+  <w:abstractNum w:abstractNumId="34">
     <w:nsid w:val="7A490E12"/>
     <w:multiLevelType w:val="hybridMultilevel"/>
     <w:tmpl w:val="FB3E0E4C"/>
@@ -13281,7 +13405,7 @@
       </w:rPr>
     </w:lvl>
   </w:abstractNum>
-  <w:abstractNum w:abstractNumId="35" w15:restartNumberingAfterBreak="0">
+  <w:abstractNum w:abstractNumId="35">
     <w:nsid w:val="7C6448B2"/>
     <w:multiLevelType w:val="hybridMultilevel"/>
     <w:tmpl w:val="55CCF704"/>
@@ -13370,7 +13494,7 @@
       </w:pPr>
     </w:lvl>
   </w:abstractNum>
-  <w:abstractNum w:abstractNumId="36" w15:restartNumberingAfterBreak="0">
+  <w:abstractNum w:abstractNumId="36">
     <w:nsid w:val="7D422DE2"/>
     <w:multiLevelType w:val="hybridMultilevel"/>
     <w:tmpl w:val="19ECF626"/>
@@ -13460,7 +13584,7 @@
       </w:pPr>
     </w:lvl>
   </w:abstractNum>
-  <w:abstractNum w:abstractNumId="37" w15:restartNumberingAfterBreak="0">
+  <w:abstractNum w:abstractNumId="37">
     <w:nsid w:val="7DAE4EEB"/>
     <w:multiLevelType w:val="hybridMultilevel"/>
     <w:tmpl w:val="19ECF626"/>
@@ -13669,7 +13793,7 @@
 </file>
 
 <file path=word/styles.xml><?xml version="1.0" encoding="utf-8"?>
-<w:styles xmlns:mc="http://schemas.openxmlformats.org/markup-compatibility/2006" xmlns:r="http://schemas.openxmlformats.org/officeDocument/2006/relationships" xmlns:w="http://schemas.openxmlformats.org/wordprocessingml/2006/main" xmlns:w14="http://schemas.microsoft.com/office/word/2010/wordml" xmlns:w15="http://schemas.microsoft.com/office/word/2012/wordml" xmlns:w16cex="http://schemas.microsoft.com/office/word/2018/wordml/cex" xmlns:w16cid="http://schemas.microsoft.com/office/word/2016/wordml/cid" xmlns:w16="http://schemas.microsoft.com/office/word/2018/wordml" xmlns:w16sdtdh="http://schemas.microsoft.com/office/word/2020/wordml/sdtdatahash" xmlns:w16se="http://schemas.microsoft.com/office/word/2015/wordml/symex" mc:Ignorable="w14 w15 w16se w16cid w16 w16cex w16sdtdh">
+<w:styles xmlns:mc="http://schemas.openxmlformats.org/markup-compatibility/2006" xmlns:r="http://schemas.openxmlformats.org/officeDocument/2006/relationships" xmlns:w="http://schemas.openxmlformats.org/wordprocessingml/2006/main" xmlns:w14="http://schemas.microsoft.com/office/word/2010/wordml" mc:Ignorable="w14">
   <w:docDefaults>
     <w:rPrDefault>
       <w:rPr>
@@ -13679,376 +13803,141 @@
     </w:rPrDefault>
     <w:pPrDefault/>
   </w:docDefaults>
-  <w:latentStyles w:defLockedState="0" w:defUIPriority="0" w:defSemiHidden="0" w:defUnhideWhenUsed="0" w:defQFormat="0" w:count="376">
-    <w:lsdException w:name="Normal" w:qFormat="1"/>
-    <w:lsdException w:name="heading 1" w:qFormat="1"/>
-    <w:lsdException w:name="heading 2" w:qFormat="1"/>
-    <w:lsdException w:name="heading 3" w:qFormat="1"/>
-    <w:lsdException w:name="heading 4" w:semiHidden="1" w:unhideWhenUsed="1" w:qFormat="1"/>
-    <w:lsdException w:name="heading 5" w:semiHidden="1" w:unhideWhenUsed="1" w:qFormat="1"/>
-    <w:lsdException w:name="heading 6" w:semiHidden="1" w:unhideWhenUsed="1" w:qFormat="1"/>
-    <w:lsdException w:name="heading 7" w:semiHidden="1" w:unhideWhenUsed="1" w:qFormat="1"/>
-    <w:lsdException w:name="heading 8" w:semiHidden="1" w:unhideWhenUsed="1" w:qFormat="1"/>
-    <w:lsdException w:name="heading 9" w:semiHidden="1" w:unhideWhenUsed="1" w:qFormat="1"/>
-    <w:lsdException w:name="index 1" w:semiHidden="1" w:unhideWhenUsed="1"/>
-    <w:lsdException w:name="index 2" w:semiHidden="1" w:unhideWhenUsed="1"/>
-    <w:lsdException w:name="index 3" w:semiHidden="1" w:unhideWhenUsed="1"/>
-    <w:lsdException w:name="index 4" w:semiHidden="1" w:unhideWhenUsed="1"/>
-    <w:lsdException w:name="index 5" w:semiHidden="1" w:unhideWhenUsed="1"/>
-    <w:lsdException w:name="index 6" w:semiHidden="1" w:unhideWhenUsed="1"/>
-    <w:lsdException w:name="index 7" w:semiHidden="1" w:unhideWhenUsed="1"/>
-    <w:lsdException w:name="index 8" w:semiHidden="1" w:unhideWhenUsed="1"/>
-    <w:lsdException w:name="index 9" w:semiHidden="1" w:unhideWhenUsed="1"/>
-    <w:lsdException w:name="toc 1" w:semiHidden="1" w:unhideWhenUsed="1"/>
-    <w:lsdException w:name="toc 2" w:semiHidden="1" w:unhideWhenUsed="1"/>
-    <w:lsdException w:name="toc 3" w:semiHidden="1" w:unhideWhenUsed="1"/>
-    <w:lsdException w:name="toc 4" w:semiHidden="1" w:unhideWhenUsed="1"/>
-    <w:lsdException w:name="toc 5" w:semiHidden="1" w:unhideWhenUsed="1"/>
-    <w:lsdException w:name="toc 6" w:semiHidden="1" w:unhideWhenUsed="1"/>
-    <w:lsdException w:name="toc 7" w:semiHidden="1" w:unhideWhenUsed="1"/>
-    <w:lsdException w:name="toc 8" w:semiHidden="1" w:unhideWhenUsed="1"/>
-    <w:lsdException w:name="toc 9" w:semiHidden="1" w:unhideWhenUsed="1"/>
-    <w:lsdException w:name="Normal Indent" w:semiHidden="1" w:unhideWhenUsed="1"/>
-    <w:lsdException w:name="footnote text" w:semiHidden="1" w:unhideWhenUsed="1"/>
-    <w:lsdException w:name="annotation text" w:semiHidden="1" w:unhideWhenUsed="1"/>
-    <w:lsdException w:name="header" w:semiHidden="1" w:uiPriority="99" w:unhideWhenUsed="1"/>
-    <w:lsdException w:name="footer" w:semiHidden="1" w:unhideWhenUsed="1"/>
-    <w:lsdException w:name="index heading" w:semiHidden="1" w:unhideWhenUsed="1"/>
-    <w:lsdException w:name="caption" w:semiHidden="1" w:unhideWhenUsed="1" w:qFormat="1"/>
-    <w:lsdException w:name="table of figures" w:semiHidden="1" w:unhideWhenUsed="1"/>
-    <w:lsdException w:name="envelope address" w:semiHidden="1" w:unhideWhenUsed="1"/>
-    <w:lsdException w:name="envelope return" w:semiHidden="1" w:unhideWhenUsed="1"/>
-    <w:lsdException w:name="footnote reference" w:semiHidden="1" w:unhideWhenUsed="1"/>
-    <w:lsdException w:name="annotation reference" w:semiHidden="1" w:unhideWhenUsed="1"/>
-    <w:lsdException w:name="line number" w:semiHidden="1" w:unhideWhenUsed="1"/>
-    <w:lsdException w:name="page number" w:semiHidden="1" w:unhideWhenUsed="1"/>
-    <w:lsdException w:name="endnote reference" w:semiHidden="1" w:unhideWhenUsed="1"/>
-    <w:lsdException w:name="endnote text" w:semiHidden="1" w:unhideWhenUsed="1"/>
-    <w:lsdException w:name="table of authorities" w:semiHidden="1" w:unhideWhenUsed="1"/>
-    <w:lsdException w:name="macro" w:semiHidden="1" w:unhideWhenUsed="1"/>
-    <w:lsdException w:name="toa heading" w:semiHidden="1" w:unhideWhenUsed="1"/>
-    <w:lsdException w:name="List" w:semiHidden="1" w:unhideWhenUsed="1"/>
-    <w:lsdException w:name="List Bullet" w:semiHidden="1" w:unhideWhenUsed="1"/>
-    <w:lsdException w:name="List 2" w:semiHidden="1" w:unhideWhenUsed="1"/>
-    <w:lsdException w:name="List 3" w:semiHidden="1" w:unhideWhenUsed="1"/>
-    <w:lsdException w:name="List Bullet 2" w:semiHidden="1" w:unhideWhenUsed="1"/>
-    <w:lsdException w:name="List Bullet 3" w:semiHidden="1" w:unhideWhenUsed="1"/>
-    <w:lsdException w:name="List Bullet 4" w:semiHidden="1" w:unhideWhenUsed="1"/>
-    <w:lsdException w:name="List Bullet 5" w:semiHidden="1" w:unhideWhenUsed="1"/>
-    <w:lsdException w:name="List Number 2" w:semiHidden="1" w:unhideWhenUsed="1"/>
-    <w:lsdException w:name="List Number 3" w:semiHidden="1" w:unhideWhenUsed="1"/>
-    <w:lsdException w:name="List Number 4" w:semiHidden="1" w:unhideWhenUsed="1"/>
-    <w:lsdException w:name="List Number 5" w:semiHidden="1" w:unhideWhenUsed="1"/>
-    <w:lsdException w:name="Title" w:qFormat="1"/>
-    <w:lsdException w:name="Closing" w:semiHidden="1" w:unhideWhenUsed="1"/>
-    <w:lsdException w:name="Signature" w:semiHidden="1" w:unhideWhenUsed="1"/>
-    <w:lsdException w:name="Default Paragraph Font" w:semiHidden="1" w:unhideWhenUsed="1"/>
-    <w:lsdException w:name="Body Text" w:semiHidden="1" w:unhideWhenUsed="1"/>
-    <w:lsdException w:name="Body Text Indent" w:semiHidden="1" w:unhideWhenUsed="1"/>
-    <w:lsdException w:name="List Continue" w:semiHidden="1" w:unhideWhenUsed="1"/>
-    <w:lsdException w:name="List Continue 2" w:semiHidden="1" w:unhideWhenUsed="1"/>
-    <w:lsdException w:name="List Continue 3" w:semiHidden="1" w:unhideWhenUsed="1"/>
-    <w:lsdException w:name="List Continue 4" w:semiHidden="1" w:unhideWhenUsed="1"/>
-    <w:lsdException w:name="List Continue 5" w:semiHidden="1" w:unhideWhenUsed="1"/>
-    <w:lsdException w:name="Message Header" w:semiHidden="1" w:unhideWhenUsed="1"/>
-    <w:lsdException w:name="Subtitle" w:qFormat="1"/>
-    <w:lsdException w:name="Body Text First Indent 2" w:semiHidden="1" w:unhideWhenUsed="1"/>
-    <w:lsdException w:name="Note Heading" w:semiHidden="1" w:unhideWhenUsed="1"/>
-    <w:lsdException w:name="Body Text 2" w:semiHidden="1" w:unhideWhenUsed="1"/>
-    <w:lsdException w:name="Body Text 3" w:semiHidden="1" w:unhideWhenUsed="1"/>
-    <w:lsdException w:name="Body Text Indent 2" w:semiHidden="1" w:unhideWhenUsed="1"/>
-    <w:lsdException w:name="Body Text Indent 3" w:semiHidden="1" w:unhideWhenUsed="1"/>
-    <w:lsdException w:name="Block Text" w:semiHidden="1" w:unhideWhenUsed="1"/>
-    <w:lsdException w:name="Hyperlink" w:semiHidden="1" w:unhideWhenUsed="1"/>
-    <w:lsdException w:name="FollowedHyperlink" w:semiHidden="1" w:unhideWhenUsed="1"/>
-    <w:lsdException w:name="Strong" w:qFormat="1"/>
-    <w:lsdException w:name="Emphasis" w:qFormat="1"/>
-    <w:lsdException w:name="Document Map" w:semiHidden="1" w:unhideWhenUsed="1"/>
-    <w:lsdException w:name="Plain Text" w:semiHidden="1" w:unhideWhenUsed="1"/>
-    <w:lsdException w:name="E-mail Signature" w:semiHidden="1" w:unhideWhenUsed="1"/>
-    <w:lsdException w:name="HTML Top of Form" w:semiHidden="1" w:unhideWhenUsed="1"/>
-    <w:lsdException w:name="HTML Bottom of Form" w:semiHidden="1" w:unhideWhenUsed="1"/>
-    <w:lsdException w:name="Normal (Web)" w:semiHidden="1" w:unhideWhenUsed="1"/>
-    <w:lsdException w:name="HTML Acronym" w:semiHidden="1" w:unhideWhenUsed="1"/>
-    <w:lsdException w:name="HTML Address" w:semiHidden="1" w:unhideWhenUsed="1"/>
-    <w:lsdException w:name="HTML Cite" w:semiHidden="1" w:unhideWhenUsed="1"/>
-    <w:lsdException w:name="HTML Code" w:semiHidden="1" w:unhideWhenUsed="1"/>
-    <w:lsdException w:name="HTML Definition" w:semiHidden="1" w:unhideWhenUsed="1"/>
-    <w:lsdException w:name="HTML Keyboard" w:semiHidden="1" w:unhideWhenUsed="1"/>
-    <w:lsdException w:name="HTML Preformatted" w:semiHidden="1" w:unhideWhenUsed="1"/>
-    <w:lsdException w:name="HTML Sample" w:semiHidden="1" w:unhideWhenUsed="1"/>
-    <w:lsdException w:name="HTML Typewriter" w:semiHidden="1" w:unhideWhenUsed="1"/>
-    <w:lsdException w:name="HTML Variable" w:semiHidden="1" w:unhideWhenUsed="1"/>
-    <w:lsdException w:name="Normal Table" w:semiHidden="1" w:unhideWhenUsed="1"/>
-    <w:lsdException w:name="annotation subject" w:semiHidden="1" w:unhideWhenUsed="1"/>
-    <w:lsdException w:name="No List" w:semiHidden="1" w:unhideWhenUsed="1"/>
-    <w:lsdException w:name="Outline List 1" w:semiHidden="1" w:unhideWhenUsed="1"/>
-    <w:lsdException w:name="Outline List 2" w:semiHidden="1" w:unhideWhenUsed="1"/>
-    <w:lsdException w:name="Outline List 3" w:semiHidden="1" w:unhideWhenUsed="1"/>
-    <w:lsdException w:name="Table Simple 1" w:semiHidden="1" w:unhideWhenUsed="1"/>
-    <w:lsdException w:name="Table Simple 2" w:semiHidden="1" w:unhideWhenUsed="1"/>
-    <w:lsdException w:name="Table Simple 3" w:semiHidden="1" w:unhideWhenUsed="1"/>
-    <w:lsdException w:name="Table Classic 1" w:semiHidden="1" w:unhideWhenUsed="1"/>
-    <w:lsdException w:name="Table Classic 2" w:semiHidden="1" w:unhideWhenUsed="1"/>
-    <w:lsdException w:name="Table Classic 3" w:semiHidden="1" w:unhideWhenUsed="1"/>
-    <w:lsdException w:name="Table Classic 4" w:semiHidden="1" w:unhideWhenUsed="1"/>
-    <w:lsdException w:name="Table Colorful 1" w:semiHidden="1" w:unhideWhenUsed="1"/>
-    <w:lsdException w:name="Table Colorful 2" w:semiHidden="1" w:unhideWhenUsed="1"/>
-    <w:lsdException w:name="Table Colorful 3" w:semiHidden="1" w:unhideWhenUsed="1"/>
-    <w:lsdException w:name="Table Columns 1" w:semiHidden="1" w:unhideWhenUsed="1"/>
-    <w:lsdException w:name="Table Columns 2" w:semiHidden="1" w:unhideWhenUsed="1"/>
-    <w:lsdException w:name="Table Columns 3" w:semiHidden="1" w:unhideWhenUsed="1"/>
-    <w:lsdException w:name="Table Columns 4" w:semiHidden="1" w:unhideWhenUsed="1"/>
-    <w:lsdException w:name="Table Columns 5" w:semiHidden="1" w:unhideWhenUsed="1"/>
-    <w:lsdException w:name="Table Grid 1" w:semiHidden="1" w:unhideWhenUsed="1"/>
-    <w:lsdException w:name="Table Grid 2" w:semiHidden="1" w:unhideWhenUsed="1"/>
-    <w:lsdException w:name="Table Grid 3" w:semiHidden="1" w:unhideWhenUsed="1"/>
-    <w:lsdException w:name="Table Grid 4" w:semiHidden="1" w:unhideWhenUsed="1"/>
-    <w:lsdException w:name="Table Grid 5" w:semiHidden="1" w:unhideWhenUsed="1"/>
-    <w:lsdException w:name="Table Grid 6" w:semiHidden="1" w:unhideWhenUsed="1"/>
-    <w:lsdException w:name="Table Grid 7" w:semiHidden="1" w:unhideWhenUsed="1"/>
-    <w:lsdException w:name="Table Grid 8" w:semiHidden="1" w:unhideWhenUsed="1"/>
-    <w:lsdException w:name="Table List 1" w:semiHidden="1" w:unhideWhenUsed="1"/>
-    <w:lsdException w:name="Table List 2" w:semiHidden="1" w:unhideWhenUsed="1"/>
-    <w:lsdException w:name="Table List 3" w:semiHidden="1" w:unhideWhenUsed="1"/>
-    <w:lsdException w:name="Table List 4" w:semiHidden="1" w:unhideWhenUsed="1"/>
-    <w:lsdException w:name="Table List 5" w:semiHidden="1" w:unhideWhenUsed="1"/>
-    <w:lsdException w:name="Table List 6" w:semiHidden="1" w:unhideWhenUsed="1"/>
-    <w:lsdException w:name="Table List 7" w:semiHidden="1" w:unhideWhenUsed="1"/>
-    <w:lsdException w:name="Table List 8" w:semiHidden="1" w:unhideWhenUsed="1"/>
-    <w:lsdException w:name="Table 3D effects 1" w:semiHidden="1" w:unhideWhenUsed="1"/>
-    <w:lsdException w:name="Table 3D effects 2" w:semiHidden="1" w:unhideWhenUsed="1"/>
-    <w:lsdException w:name="Table 3D effects 3" w:semiHidden="1" w:unhideWhenUsed="1"/>
-    <w:lsdException w:name="Table Contemporary" w:semiHidden="1" w:unhideWhenUsed="1"/>
-    <w:lsdException w:name="Table Elegant" w:semiHidden="1" w:unhideWhenUsed="1"/>
-    <w:lsdException w:name="Table Professional" w:semiHidden="1" w:unhideWhenUsed="1"/>
-    <w:lsdException w:name="Table Subtle 1" w:semiHidden="1" w:unhideWhenUsed="1"/>
-    <w:lsdException w:name="Table Subtle 2" w:semiHidden="1" w:unhideWhenUsed="1"/>
-    <w:lsdException w:name="Table Web 1" w:semiHidden="1" w:unhideWhenUsed="1"/>
-    <w:lsdException w:name="Table Web 2" w:semiHidden="1" w:unhideWhenUsed="1"/>
-    <w:lsdException w:name="Table Web 3" w:semiHidden="1" w:unhideWhenUsed="1"/>
-    <w:lsdException w:name="Balloon Text" w:semiHidden="1" w:unhideWhenUsed="1"/>
-    <w:lsdException w:name="Table Theme" w:semiHidden="1" w:unhideWhenUsed="1"/>
-    <w:lsdException w:name="Placeholder Text" w:semiHidden="1" w:uiPriority="99"/>
-    <w:lsdException w:name="No Spacing" w:uiPriority="1" w:qFormat="1"/>
-    <w:lsdException w:name="Light Shading" w:uiPriority="60"/>
-    <w:lsdException w:name="Light List" w:uiPriority="61"/>
-    <w:lsdException w:name="Light Grid" w:uiPriority="62"/>
-    <w:lsdException w:name="Medium Shading 1" w:uiPriority="63"/>
-    <w:lsdException w:name="Medium Shading 2" w:uiPriority="64"/>
-    <w:lsdException w:name="Medium List 1" w:uiPriority="65"/>
-    <w:lsdException w:name="Medium List 2" w:uiPriority="66"/>
-    <w:lsdException w:name="Medium Grid 1" w:uiPriority="67"/>
-    <w:lsdException w:name="Medium Grid 2" w:uiPriority="68"/>
-    <w:lsdException w:name="Medium Grid 3" w:uiPriority="69"/>
-    <w:lsdException w:name="Dark List" w:uiPriority="70"/>
-    <w:lsdException w:name="Colorful Shading" w:uiPriority="71"/>
-    <w:lsdException w:name="Colorful List" w:uiPriority="72"/>
-    <w:lsdException w:name="Colorful Grid" w:uiPriority="73"/>
-    <w:lsdException w:name="Light Shading Accent 1" w:uiPriority="60"/>
-    <w:lsdException w:name="Light List Accent 1" w:uiPriority="61"/>
-    <w:lsdException w:name="Light Grid Accent 1" w:uiPriority="62"/>
-    <w:lsdException w:name="Medium Shading 1 Accent 1" w:uiPriority="63"/>
-    <w:lsdException w:name="Medium Shading 2 Accent 1" w:uiPriority="64"/>
-    <w:lsdException w:name="Medium List 1 Accent 1" w:uiPriority="65"/>
-    <w:lsdException w:name="Revision" w:semiHidden="1" w:uiPriority="99"/>
-    <w:lsdException w:name="List Paragraph" w:uiPriority="34" w:qFormat="1"/>
-    <w:lsdException w:name="Quote" w:uiPriority="29" w:qFormat="1"/>
-    <w:lsdException w:name="Intense Quote" w:uiPriority="30" w:qFormat="1"/>
-    <w:lsdException w:name="Medium List 2 Accent 1" w:uiPriority="66"/>
-    <w:lsdException w:name="Medium Grid 1 Accent 1" w:uiPriority="67"/>
-    <w:lsdException w:name="Medium Grid 2 Accent 1" w:uiPriority="68"/>
-    <w:lsdException w:name="Medium Grid 3 Accent 1" w:uiPriority="69"/>
-    <w:lsdException w:name="Dark List Accent 1" w:uiPriority="70"/>
-    <w:lsdException w:name="Colorful Shading Accent 1" w:uiPriority="71"/>
-    <w:lsdException w:name="Colorful List Accent 1" w:uiPriority="72"/>
-    <w:lsdException w:name="Colorful Grid Accent 1" w:uiPriority="73"/>
-    <w:lsdException w:name="Light Shading Accent 2" w:uiPriority="60"/>
-    <w:lsdException w:name="Light List Accent 2" w:uiPriority="61"/>
-    <w:lsdException w:name="Light Grid Accent 2" w:uiPriority="62"/>
-    <w:lsdException w:name="Medium Shading 1 Accent 2" w:uiPriority="63"/>
-    <w:lsdException w:name="Medium Shading 2 Accent 2" w:uiPriority="64"/>
-    <w:lsdException w:name="Medium List 1 Accent 2" w:uiPriority="65"/>
-    <w:lsdException w:name="Medium List 2 Accent 2" w:uiPriority="66"/>
-    <w:lsdException w:name="Medium Grid 1 Accent 2" w:uiPriority="67"/>
-    <w:lsdException w:name="Medium Grid 2 Accent 2" w:uiPriority="68"/>
-    <w:lsdException w:name="Medium Grid 3 Accent 2" w:uiPriority="69"/>
-    <w:lsdException w:name="Dark List Accent 2" w:uiPriority="70"/>
-    <w:lsdException w:name="Colorful Shading Accent 2" w:uiPriority="71"/>
-    <w:lsdException w:name="Colorful List Accent 2" w:uiPriority="72"/>
-    <w:lsdException w:name="Colorful Grid Accent 2" w:uiPriority="73"/>
-    <w:lsdException w:name="Light Shading Accent 3" w:uiPriority="60"/>
-    <w:lsdException w:name="Light List Accent 3" w:uiPriority="61"/>
-    <w:lsdException w:name="Light Grid Accent 3" w:uiPriority="62"/>
-    <w:lsdException w:name="Medium Shading 1 Accent 3" w:uiPriority="63"/>
-    <w:lsdException w:name="Medium Shading 2 Accent 3" w:uiPriority="64"/>
-    <w:lsdException w:name="Medium List 1 Accent 3" w:uiPriority="65"/>
-    <w:lsdException w:name="Medium List 2 Accent 3" w:uiPriority="66"/>
-    <w:lsdException w:name="Medium Grid 1 Accent 3" w:uiPriority="67"/>
-    <w:lsdException w:name="Medium Grid 2 Accent 3" w:uiPriority="68"/>
-    <w:lsdException w:name="Medium Grid 3 Accent 3" w:uiPriority="69"/>
-    <w:lsdException w:name="Dark List Accent 3" w:uiPriority="70"/>
-    <w:lsdException w:name="Colorful Shading Accent 3" w:uiPriority="71"/>
-    <w:lsdException w:name="Colorful List Accent 3" w:uiPriority="72"/>
-    <w:lsdException w:name="Colorful Grid Accent 3" w:uiPriority="73"/>
-    <w:lsdException w:name="Light Shading Accent 4" w:uiPriority="60"/>
-    <w:lsdException w:name="Light List Accent 4" w:uiPriority="61"/>
-    <w:lsdException w:name="Light Grid Accent 4" w:uiPriority="62"/>
-    <w:lsdException w:name="Medium Shading 1 Accent 4" w:uiPriority="63"/>
-    <w:lsdException w:name="Medium Shading 2 Accent 4" w:uiPriority="64"/>
-    <w:lsdException w:name="Medium List 1 Accent 4" w:uiPriority="65"/>
-    <w:lsdException w:name="Medium List 2 Accent 4" w:uiPriority="66"/>
-    <w:lsdException w:name="Medium Grid 1 Accent 4" w:uiPriority="67"/>
-    <w:lsdException w:name="Medium Grid 2 Accent 4" w:uiPriority="68"/>
-    <w:lsdException w:name="Medium Grid 3 Accent 4" w:uiPriority="69"/>
-    <w:lsdException w:name="Dark List Accent 4" w:uiPriority="70"/>
-    <w:lsdException w:name="Colorful Shading Accent 4" w:uiPriority="71"/>
-    <w:lsdException w:name="Colorful List Accent 4" w:uiPriority="72"/>
-    <w:lsdException w:name="Colorful Grid Accent 4" w:uiPriority="73"/>
-    <w:lsdException w:name="Light Shading Accent 5" w:uiPriority="60"/>
-    <w:lsdException w:name="Light List Accent 5" w:uiPriority="61"/>
-    <w:lsdException w:name="Light Grid Accent 5" w:uiPriority="62"/>
-    <w:lsdException w:name="Medium Shading 1 Accent 5" w:uiPriority="63"/>
-    <w:lsdException w:name="Medium Shading 2 Accent 5" w:uiPriority="64"/>
-    <w:lsdException w:name="Medium List 1 Accent 5" w:uiPriority="65"/>
-    <w:lsdException w:name="Medium List 2 Accent 5" w:uiPriority="66"/>
-    <w:lsdException w:name="Medium Grid 1 Accent 5" w:uiPriority="67"/>
-    <w:lsdException w:name="Medium Grid 2 Accent 5" w:uiPriority="68"/>
-    <w:lsdException w:name="Medium Grid 3 Accent 5" w:uiPriority="69"/>
-    <w:lsdException w:name="Dark List Accent 5" w:uiPriority="70"/>
-    <w:lsdException w:name="Colorful Shading Accent 5" w:uiPriority="71"/>
-    <w:lsdException w:name="Colorful List Accent 5" w:uiPriority="72"/>
-    <w:lsdException w:name="Colorful Grid Accent 5" w:uiPriority="73"/>
-    <w:lsdException w:name="Light Shading Accent 6" w:uiPriority="60"/>
-    <w:lsdException w:name="Light List Accent 6" w:uiPriority="61"/>
-    <w:lsdException w:name="Light Grid Accent 6" w:uiPriority="62"/>
-    <w:lsdException w:name="Medium Shading 1 Accent 6" w:uiPriority="63"/>
-    <w:lsdException w:name="Medium Shading 2 Accent 6" w:uiPriority="64"/>
-    <w:lsdException w:name="Medium List 1 Accent 6" w:uiPriority="65"/>
-    <w:lsdException w:name="Medium List 2 Accent 6" w:uiPriority="66"/>
-    <w:lsdException w:name="Medium Grid 1 Accent 6" w:uiPriority="67"/>
-    <w:lsdException w:name="Medium Grid 2 Accent 6" w:uiPriority="68"/>
-    <w:lsdException w:name="Medium Grid 3 Accent 6" w:uiPriority="69"/>
-    <w:lsdException w:name="Dark List Accent 6" w:uiPriority="70"/>
-    <w:lsdException w:name="Colorful Shading Accent 6" w:uiPriority="71"/>
-    <w:lsdException w:name="Colorful List Accent 6" w:uiPriority="72"/>
-    <w:lsdException w:name="Colorful Grid Accent 6" w:uiPriority="73"/>
-    <w:lsdException w:name="Subtle Emphasis" w:uiPriority="19" w:qFormat="1"/>
-    <w:lsdException w:name="Intense Emphasis" w:uiPriority="21" w:qFormat="1"/>
-    <w:lsdException w:name="Subtle Reference" w:uiPriority="31" w:qFormat="1"/>
-    <w:lsdException w:name="Intense Reference" w:uiPriority="32" w:qFormat="1"/>
-    <w:lsdException w:name="Book Title" w:uiPriority="33" w:qFormat="1"/>
-    <w:lsdException w:name="Bibliography" w:semiHidden="1" w:uiPriority="37" w:unhideWhenUsed="1"/>
-    <w:lsdException w:name="TOC Heading" w:semiHidden="1" w:uiPriority="39" w:unhideWhenUsed="1" w:qFormat="1"/>
-    <w:lsdException w:name="Plain Table 1" w:uiPriority="41"/>
-    <w:lsdException w:name="Plain Table 2" w:uiPriority="42"/>
-    <w:lsdException w:name="Plain Table 3" w:uiPriority="43"/>
-    <w:lsdException w:name="Plain Table 4" w:uiPriority="44"/>
-    <w:lsdException w:name="Plain Table 5" w:uiPriority="45"/>
-    <w:lsdException w:name="Grid Table Light" w:uiPriority="40"/>
-    <w:lsdException w:name="Grid Table 1 Light" w:uiPriority="46"/>
-    <w:lsdException w:name="Grid Table 2" w:uiPriority="47"/>
-    <w:lsdException w:name="Grid Table 3" w:uiPriority="48"/>
-    <w:lsdException w:name="Grid Table 4" w:uiPriority="49"/>
-    <w:lsdException w:name="Grid Table 5 Dark" w:uiPriority="50"/>
-    <w:lsdException w:name="Grid Table 6 Colorful" w:uiPriority="51"/>
-    <w:lsdException w:name="Grid Table 7 Colorful" w:uiPriority="52"/>
-    <w:lsdException w:name="Grid Table 1 Light Accent 1" w:uiPriority="46"/>
-    <w:lsdException w:name="Grid Table 2 Accent 1" w:uiPriority="47"/>
-    <w:lsdException w:name="Grid Table 3 Accent 1" w:uiPriority="48"/>
-    <w:lsdException w:name="Grid Table 4 Accent 1" w:uiPriority="49"/>
-    <w:lsdException w:name="Grid Table 5 Dark Accent 1" w:uiPriority="50"/>
-    <w:lsdException w:name="Grid Table 6 Colorful Accent 1" w:uiPriority="51"/>
-    <w:lsdException w:name="Grid Table 7 Colorful Accent 1" w:uiPriority="52"/>
-    <w:lsdException w:name="Grid Table 1 Light Accent 2" w:uiPriority="46"/>
-    <w:lsdException w:name="Grid Table 2 Accent 2" w:uiPriority="47"/>
-    <w:lsdException w:name="Grid Table 3 Accent 2" w:uiPriority="48"/>
-    <w:lsdException w:name="Grid Table 4 Accent 2" w:uiPriority="49"/>
-    <w:lsdException w:name="Grid Table 5 Dark Accent 2" w:uiPriority="50"/>
-    <w:lsdException w:name="Grid Table 6 Colorful Accent 2" w:uiPriority="51"/>
-    <w:lsdException w:name="Grid Table 7 Colorful Accent 2" w:uiPriority="52"/>
-    <w:lsdException w:name="Grid Table 1 Light Accent 3" w:uiPriority="46"/>
-    <w:lsdException w:name="Grid Table 2 Accent 3" w:uiPriority="47"/>
-    <w:lsdException w:name="Grid Table 3 Accent 3" w:uiPriority="48"/>
-    <w:lsdException w:name="Grid Table 4 Accent 3" w:uiPriority="49"/>
-    <w:lsdException w:name="Grid Table 5 Dark Accent 3" w:uiPriority="50"/>
-    <w:lsdException w:name="Grid Table 6 Colorful Accent 3" w:uiPriority="51"/>
-    <w:lsdException w:name="Grid Table 7 Colorful Accent 3" w:uiPriority="52"/>
-    <w:lsdException w:name="Grid Table 1 Light Accent 4" w:uiPriority="46"/>
-    <w:lsdException w:name="Grid Table 2 Accent 4" w:uiPriority="47"/>
-    <w:lsdException w:name="Grid Table 3 Accent 4" w:uiPriority="48"/>
-    <w:lsdException w:name="Grid Table 4 Accent 4" w:uiPriority="49"/>
-    <w:lsdException w:name="Grid Table 5 Dark Accent 4" w:uiPriority="50"/>
-    <w:lsdException w:name="Grid Table 6 Colorful Accent 4" w:uiPriority="51"/>
-    <w:lsdException w:name="Grid Table 7 Colorful Accent 4" w:uiPriority="52"/>
-    <w:lsdException w:name="Grid Table 1 Light Accent 5" w:uiPriority="46"/>
-    <w:lsdException w:name="Grid Table 2 Accent 5" w:uiPriority="47"/>
-    <w:lsdException w:name="Grid Table 3 Accent 5" w:uiPriority="48"/>
-    <w:lsdException w:name="Grid Table 4 Accent 5" w:uiPriority="49"/>
-    <w:lsdException w:name="Grid Table 5 Dark Accent 5" w:uiPriority="50"/>
-    <w:lsdException w:name="Grid Table 6 Colorful Accent 5" w:uiPriority="51"/>
-    <w:lsdException w:name="Grid Table 7 Colorful Accent 5" w:uiPriority="52"/>
-    <w:lsdException w:name="Grid Table 1 Light Accent 6" w:uiPriority="46"/>
-    <w:lsdException w:name="Grid Table 2 Accent 6" w:uiPriority="47"/>
-    <w:lsdException w:name="Grid Table 3 Accent 6" w:uiPriority="48"/>
-    <w:lsdException w:name="Grid Table 4 Accent 6" w:uiPriority="49"/>
-    <w:lsdException w:name="Grid Table 5 Dark Accent 6" w:uiPriority="50"/>
-    <w:lsdException w:name="Grid Table 6 Colorful Accent 6" w:uiPriority="51"/>
-    <w:lsdException w:name="Grid Table 7 Colorful Accent 6" w:uiPriority="52"/>
-    <w:lsdException w:name="List Table 1 Light" w:uiPriority="46"/>
-    <w:lsdException w:name="List Table 2" w:uiPriority="47"/>
-    <w:lsdException w:name="List Table 3" w:uiPriority="48"/>
-    <w:lsdException w:name="List Table 4" w:uiPriority="49"/>
-    <w:lsdException w:name="List Table 5 Dark" w:uiPriority="50"/>
-    <w:lsdException w:name="List Table 6 Colorful" w:uiPriority="51"/>
-    <w:lsdException w:name="List Table 7 Colorful" w:uiPriority="52"/>
-    <w:lsdException w:name="List Table 1 Light Accent 1" w:uiPriority="46"/>
-    <w:lsdException w:name="List Table 2 Accent 1" w:uiPriority="47"/>
-    <w:lsdException w:name="List Table 3 Accent 1" w:uiPriority="48"/>
-    <w:lsdException w:name="List Table 4 Accent 1" w:uiPriority="49"/>
-    <w:lsdException w:name="List Table 5 Dark Accent 1" w:uiPriority="50"/>
-    <w:lsdException w:name="List Table 6 Colorful Accent 1" w:uiPriority="51"/>
-    <w:lsdException w:name="List Table 7 Colorful Accent 1" w:uiPriority="52"/>
-    <w:lsdException w:name="List Table 1 Light Accent 2" w:uiPriority="46"/>
-    <w:lsdException w:name="List Table 2 Accent 2" w:uiPriority="47"/>
-    <w:lsdException w:name="List Table 3 Accent 2" w:uiPriority="48"/>
-    <w:lsdException w:name="List Table 4 Accent 2" w:uiPriority="49"/>
-    <w:lsdException w:name="List Table 5 Dark Accent 2" w:uiPriority="50"/>
-    <w:lsdException w:name="List Table 6 Colorful Accent 2" w:uiPriority="51"/>
-    <w:lsdException w:name="List Table 7 Colorful Accent 2" w:uiPriority="52"/>
-    <w:lsdException w:name="List Table 1 Light Accent 3" w:uiPriority="46"/>
-    <w:lsdException w:name="List Table 2 Accent 3" w:uiPriority="47"/>
-    <w:lsdException w:name="List Table 3 Accent 3" w:uiPriority="48"/>
-    <w:lsdException w:name="List Table 4 Accent 3" w:uiPriority="49"/>
-    <w:lsdException w:name="List Table 5 Dark Accent 3" w:uiPriority="50"/>
-    <w:lsdException w:name="List Table 6 Colorful Accent 3" w:uiPriority="51"/>
-    <w:lsdException w:name="List Table 7 Colorful Accent 3" w:uiPriority="52"/>
-    <w:lsdException w:name="List Table 1 Light Accent 4" w:uiPriority="46"/>
-    <w:lsdException w:name="List Table 2 Accent 4" w:uiPriority="47"/>
-    <w:lsdException w:name="List Table 3 Accent 4" w:uiPriority="48"/>
-    <w:lsdException w:name="List Table 4 Accent 4" w:uiPriority="49"/>
-    <w:lsdException w:name="List Table 5 Dark Accent 4" w:uiPriority="50"/>
-    <w:lsdException w:name="List Table 6 Colorful Accent 4" w:uiPriority="51"/>
-    <w:lsdException w:name="List Table 7 Colorful Accent 4" w:uiPriority="52"/>
-    <w:lsdException w:name="List Table 1 Light Accent 5" w:uiPriority="46"/>
-    <w:lsdException w:name="List Table 2 Accent 5" w:uiPriority="47"/>
-    <w:lsdException w:name="List Table 3 Accent 5" w:uiPriority="48"/>
-    <w:lsdException w:name="List Table 4 Accent 5" w:uiPriority="49"/>
-    <w:lsdException w:name="List Table 5 Dark Accent 5" w:uiPriority="50"/>
-    <w:lsdException w:name="List Table 6 Colorful Accent 5" w:uiPriority="51"/>
-    <w:lsdException w:name="List Table 7 Colorful Accent 5" w:uiPriority="52"/>
-    <w:lsdException w:name="List Table 1 Light Accent 6" w:uiPriority="46"/>
-    <w:lsdException w:name="List Table 2 Accent 6" w:uiPriority="47"/>
-    <w:lsdException w:name="List Table 3 Accent 6" w:uiPriority="48"/>
-    <w:lsdException w:name="List Table 4 Accent 6" w:uiPriority="49"/>
-    <w:lsdException w:name="List Table 5 Dark Accent 6" w:uiPriority="50"/>
-    <w:lsdException w:name="List Table 6 Colorful Accent 6" w:uiPriority="51"/>
-    <w:lsdException w:name="List Table 7 Colorful Accent 6" w:uiPriority="52"/>
-    <w:lsdException w:name="Mention" w:semiHidden="1" w:uiPriority="99" w:unhideWhenUsed="1"/>
-    <w:lsdException w:name="Smart Hyperlink" w:semiHidden="1" w:uiPriority="99" w:unhideWhenUsed="1"/>
-    <w:lsdException w:name="Hashtag" w:semiHidden="1" w:uiPriority="99" w:unhideWhenUsed="1"/>
-    <w:lsdException w:name="Unresolved Mention" w:semiHidden="1" w:uiPriority="99" w:unhideWhenUsed="1"/>
-    <w:lsdException w:name="Smart Link" w:semiHidden="1" w:uiPriority="99" w:unhideWhenUsed="1"/>
+  <w:latentStyles w:defLockedState="0" w:defUIPriority="0" w:defSemiHidden="1" w:defUnhideWhenUsed="1" w:defQFormat="0" w:count="267">
+    <w:lsdException w:name="Normal" w:semiHidden="0" w:unhideWhenUsed="0" w:qFormat="1"/>
+    <w:lsdException w:name="heading 1" w:semiHidden="0" w:unhideWhenUsed="0" w:qFormat="1"/>
+    <w:lsdException w:name="heading 2" w:semiHidden="0" w:unhideWhenUsed="0" w:qFormat="1"/>
+    <w:lsdException w:name="heading 3" w:semiHidden="0" w:unhideWhenUsed="0" w:qFormat="1"/>
+    <w:lsdException w:name="heading 4" w:qFormat="1"/>
+    <w:lsdException w:name="heading 5" w:qFormat="1"/>
+    <w:lsdException w:name="heading 6" w:qFormat="1"/>
+    <w:lsdException w:name="heading 7" w:qFormat="1"/>
+    <w:lsdException w:name="heading 8" w:qFormat="1"/>
+    <w:lsdException w:name="heading 9" w:qFormat="1"/>
+    <w:lsdException w:name="header" w:uiPriority="99"/>
+    <w:lsdException w:name="caption" w:qFormat="1"/>
+    <w:lsdException w:name="List Number" w:semiHidden="0" w:unhideWhenUsed="0"/>
+    <w:lsdException w:name="List 4" w:semiHidden="0" w:unhideWhenUsed="0"/>
+    <w:lsdException w:name="List 5" w:semiHidden="0" w:unhideWhenUsed="0"/>
+    <w:lsdException w:name="Title" w:semiHidden="0" w:unhideWhenUsed="0" w:qFormat="1"/>
+    <w:lsdException w:name="Subtitle" w:semiHidden="0" w:unhideWhenUsed="0" w:qFormat="1"/>
+    <w:lsdException w:name="Salutation" w:semiHidden="0" w:unhideWhenUsed="0"/>
+    <w:lsdException w:name="Date" w:semiHidden="0" w:unhideWhenUsed="0"/>
+    <w:lsdException w:name="Body Text First Indent" w:semiHidden="0" w:unhideWhenUsed="0"/>
+    <w:lsdException w:name="Strong" w:semiHidden="0" w:unhideWhenUsed="0" w:qFormat="1"/>
+    <w:lsdException w:name="Emphasis" w:semiHidden="0" w:unhideWhenUsed="0" w:qFormat="1"/>
+    <w:lsdException w:name="Table Grid" w:semiHidden="0" w:unhideWhenUsed="0"/>
+    <w:lsdException w:name="Placeholder Text" w:uiPriority="99" w:unhideWhenUsed="0"/>
+    <w:lsdException w:name="No Spacing" w:semiHidden="0" w:uiPriority="1" w:unhideWhenUsed="0" w:qFormat="1"/>
+    <w:lsdException w:name="Light Shading" w:semiHidden="0" w:uiPriority="60" w:unhideWhenUsed="0"/>
+    <w:lsdException w:name="Light List" w:semiHidden="0" w:uiPriority="61" w:unhideWhenUsed="0"/>
+    <w:lsdException w:name="Light Grid" w:semiHidden="0" w:uiPriority="62" w:unhideWhenUsed="0"/>
+    <w:lsdException w:name="Medium Shading 1" w:semiHidden="0" w:uiPriority="63" w:unhideWhenUsed="0"/>
+    <w:lsdException w:name="Medium Shading 2" w:semiHidden="0" w:uiPriority="64" w:unhideWhenUsed="0"/>
+    <w:lsdException w:name="Medium List 1" w:semiHidden="0" w:uiPriority="65" w:unhideWhenUsed="0"/>
+    <w:lsdException w:name="Medium List 2" w:semiHidden="0" w:uiPriority="66" w:unhideWhenUsed="0"/>
+    <w:lsdException w:name="Medium Grid 1" w:semiHidden="0" w:uiPriority="67" w:unhideWhenUsed="0"/>
+    <w:lsdException w:name="Medium Grid 2" w:semiHidden="0" w:uiPriority="68" w:unhideWhenUsed="0"/>
+    <w:lsdException w:name="Medium Grid 3" w:semiHidden="0" w:uiPriority="69" w:unhideWhenUsed="0"/>
+    <w:lsdException w:name="Dark List" w:semiHidden="0" w:uiPriority="70" w:unhideWhenUsed="0"/>
+    <w:lsdException w:name="Colorful Shading" w:semiHidden="0" w:uiPriority="71" w:unhideWhenUsed="0"/>
+    <w:lsdException w:name="Colorful List" w:semiHidden="0" w:uiPriority="72" w:unhideWhenUsed="0"/>
+    <w:lsdException w:name="Colorful Grid" w:semiHidden="0" w:uiPriority="73" w:unhideWhenUsed="0"/>
+    <w:lsdException w:name="Light Shading Accent 1" w:semiHidden="0" w:uiPriority="60" w:unhideWhenUsed="0"/>
+    <w:lsdException w:name="Light List Accent 1" w:semiHidden="0" w:uiPriority="61" w:unhideWhenUsed="0"/>
+    <w:lsdException w:name="Light Grid Accent 1" w:semiHidden="0" w:uiPriority="62" w:unhideWhenUsed="0"/>
+    <w:lsdException w:name="Medium Shading 1 Accent 1" w:semiHidden="0" w:uiPriority="63" w:unhideWhenUsed="0"/>
+    <w:lsdException w:name="Medium Shading 2 Accent 1" w:semiHidden="0" w:uiPriority="64" w:unhideWhenUsed="0"/>
+    <w:lsdException w:name="Medium List 1 Accent 1" w:semiHidden="0" w:uiPriority="65" w:unhideWhenUsed="0"/>
+    <w:lsdException w:name="Revision" w:uiPriority="99" w:unhideWhenUsed="0"/>
+    <w:lsdException w:name="List Paragraph" w:semiHidden="0" w:uiPriority="34" w:unhideWhenUsed="0" w:qFormat="1"/>
+    <w:lsdException w:name="Quote" w:semiHidden="0" w:uiPriority="29" w:unhideWhenUsed="0" w:qFormat="1"/>
+    <w:lsdException w:name="Intense Quote" w:semiHidden="0" w:uiPriority="30" w:unhideWhenUsed="0" w:qFormat="1"/>
+    <w:lsdException w:name="Medium List 2 Accent 1" w:semiHidden="0" w:uiPriority="66" w:unhideWhenUsed="0"/>
+    <w:lsdException w:name="Medium Grid 1 Accent 1" w:semiHidden="0" w:uiPriority="67" w:unhideWhenUsed="0"/>
+    <w:lsdException w:name="Medium Grid 2 Accent 1" w:semiHidden="0" w:uiPriority="68" w:unhideWhenUsed="0"/>
+    <w:lsdException w:name="Medium Grid 3 Accent 1" w:semiHidden="0" w:uiPriority="69" w:unhideWhenUsed="0"/>
+    <w:lsdException w:name="Dark List Accent 1" w:semiHidden="0" w:uiPriority="70" w:unhideWhenUsed="0"/>
+    <w:lsdException w:name="Colorful Shading Accent 1" w:semiHidden="0" w:uiPriority="71" w:unhideWhenUsed="0"/>
+    <w:lsdException w:name="Colorful List Accent 1" w:semiHidden="0" w:uiPriority="72" w:unhideWhenUsed="0"/>
+    <w:lsdException w:name="Colorful Grid Accent 1" w:semiHidden="0" w:uiPriority="73" w:unhideWhenUsed="0"/>
+    <w:lsdException w:name="Light Shading Accent 2" w:semiHidden="0" w:uiPriority="60" w:unhideWhenUsed="0"/>
+    <w:lsdException w:name="Light List Accent 2" w:semiHidden="0" w:uiPriority="61" w:unhideWhenUsed="0"/>
+    <w:lsdException w:name="Light Grid Accent 2" w:semiHidden="0" w:uiPriority="62" w:unhideWhenUsed="0"/>
+    <w:lsdException w:name="Medium Shading 1 Accent 2" w:semiHidden="0" w:uiPriority="63" w:unhideWhenUsed="0"/>
+    <w:lsdException w:name="Medium Shading 2 Accent 2" w:semiHidden="0" w:uiPriority="64" w:unhideWhenUsed="0"/>
+    <w:lsdException w:name="Medium List 1 Accent 2" w:semiHidden="0" w:uiPriority="65" w:unhideWhenUsed="0"/>
+    <w:lsdException w:name="Medium List 2 Accent 2" w:semiHidden="0" w:uiPriority="66" w:unhideWhenUsed="0"/>
+    <w:lsdException w:name="Medium Grid 1 Accent 2" w:semiHidden="0" w:uiPriority="67" w:unhideWhenUsed="0"/>
+    <w:lsdException w:name="Medium Grid 2 Accent 2" w:semiHidden="0" w:uiPriority="68" w:unhideWhenUsed="0"/>
+    <w:lsdException w:name="Medium Grid 3 Accent 2" w:semiHidden="0" w:uiPriority="69" w:unhideWhenUsed="0"/>
+    <w:lsdException w:name="Dark List Accent 2" w:semiHidden="0" w:uiPriority="70" w:unhideWhenUsed="0"/>
+    <w:lsdException w:name="Colorful Shading Accent 2" w:semiHidden="0" w:uiPriority="71" w:unhideWhenUsed="0"/>
+    <w:lsdException w:name="Colorful List Accent 2" w:semiHidden="0" w:uiPriority="72" w:unhideWhenUsed="0"/>
+    <w:lsdException w:name="Colorful Grid Accent 2" w:semiHidden="0" w:uiPriority="73" w:unhideWhenUsed="0"/>
+    <w:lsdException w:name="Light Shading Accent 3" w:semiHidden="0" w:uiPriority="60" w:unhideWhenUsed="0"/>
+    <w:lsdException w:name="Light List Accent 3" w:semiHidden="0" w:uiPriority="61" w:unhideWhenUsed="0"/>
+    <w:lsdException w:name="Light Grid Accent 3" w:semiHidden="0" w:uiPriority="62" w:unhideWhenUsed="0"/>
+    <w:lsdException w:name="Medium Shading 1 Accent 3" w:semiHidden="0" w:uiPriority="63" w:unhideWhenUsed="0"/>
+    <w:lsdException w:name="Medium Shading 2 Accent 3" w:semiHidden="0" w:uiPriority="64" w:unhideWhenUsed="0"/>
+    <w:lsdException w:name="Medium List 1 Accent 3" w:semiHidden="0" w:uiPriority="65" w:unhideWhenUsed="0"/>
+    <w:lsdException w:name="Medium List 2 Accent 3" w:semiHidden="0" w:uiPriority="66" w:unhideWhenUsed="0"/>
+    <w:lsdException w:name="Medium Grid 1 Accent 3" w:semiHidden="0" w:uiPriority="67" w:unhideWhenUsed="0"/>
+    <w:lsdException w:name="Medium Grid 2 Accent 3" w:semiHidden="0" w:uiPriority="68" w:unhideWhenUsed="0"/>
+    <w:lsdException w:name="Medium Grid 3 Accent 3" w:semiHidden="0" w:uiPriority="69" w:unhideWhenUsed="0"/>
+    <w:lsdException w:name="Dark List Accent 3" w:semiHidden="0" w:uiPriority="70" w:unhideWhenUsed="0"/>
+    <w:lsdException w:name="Colorful Shading Accent 3" w:semiHidden="0" w:uiPriority="71" w:unhideWhenUsed="0"/>
+    <w:lsdException w:name="Colorful List Accent 3" w:semiHidden="0" w:uiPriority="72" w:unhideWhenUsed="0"/>
+    <w:lsdException w:name="Colorful Grid Accent 3" w:semiHidden="0" w:uiPriority="73" w:unhideWhenUsed="0"/>
+    <w:lsdException w:name="Light Shading Accent 4" w:semiHidden="0" w:uiPriority="60" w:unhideWhenUsed="0"/>
+    <w:lsdException w:name="Light List Accent 4" w:semiHidden="0" w:uiPriority="61" w:unhideWhenUsed="0"/>
+    <w:lsdException w:name="Light Grid Accent 4" w:semiHidden="0" w:uiPriority="62" w:unhideWhenUsed="0"/>
+    <w:lsdException w:name="Medium Shading 1 Accent 4" w:semiHidden="0" w:uiPriority="63" w:unhideWhenUsed="0"/>
+    <w:lsdException w:name="Medium Shading 2 Accent 4" w:semiHidden="0" w:uiPriority="64" w:unhideWhenUsed="0"/>
+    <w:lsdException w:name="Medium List 1 Accent 4" w:semiHidden="0" w:uiPriority="65" w:unhideWhenUsed="0"/>
+    <w:lsdException w:name="Medium List 2 Accent 4" w:semiHidden="0" w:uiPriority="66" w:unhideWhenUsed="0"/>
+    <w:lsdException w:name="Medium Grid 1 Accent 4" w:semiHidden="0" w:uiPriority="67" w:unhideWhenUsed="0"/>
+    <w:lsdException w:name="Medium Grid 2 Accent 4" w:semiHidden="0" w:uiPriority="68" w:unhideWhenUsed="0"/>
+    <w:lsdException w:name="Medium Grid 3 Accent 4" w:semiHidden="0" w:uiPriority="69" w:unhideWhenUsed="0"/>
+    <w:lsdException w:name="Dark List Accent 4" w:semiHidden="0" w:uiPriority="70" w:unhideWhenUsed="0"/>
+    <w:lsdException w:name="Colorful Shading Accent 4" w:semiHidden="0" w:uiPriority="71" w:unhideWhenUsed="0"/>
+    <w:lsdException w:name="Colorful List Accent 4" w:semiHidden="0" w:uiPriority="72" w:unhideWhenUsed="0"/>
+    <w:lsdException w:name="Colorful Grid Accent 4" w:semiHidden="0" w:uiPriority="73" w:unhideWhenUsed="0"/>
+    <w:lsdException w:name="Light Shading Accent 5" w:semiHidden="0" w:uiPriority="60" w:unhideWhenUsed="0"/>
+    <w:lsdException w:name="Light List Accent 5" w:semiHidden="0" w:uiPriority="61" w:unhideWhenUsed="0"/>
+    <w:lsdException w:name="Light Grid Accent 5" w:semiHidden="0" w:uiPriority="62" w:unhideWhenUsed="0"/>
+    <w:lsdException w:name="Medium Shading 1 Accent 5" w:semiHidden="0" w:uiPriority="63" w:unhideWhenUsed="0"/>
+    <w:lsdException w:name="Medium Shading 2 Accent 5" w:semiHidden="0" w:uiPriority="64" w:unhideWhenUsed="0"/>
+    <w:lsdException w:name="Medium List 1 Accent 5" w:semiHidden="0" w:uiPriority="65" w:unhideWhenUsed="0"/>
+    <w:lsdException w:name="Medium List 2 Accent 5" w:semiHidden="0" w:uiPriority="66" w:unhideWhenUsed="0"/>
+    <w:lsdException w:name="Medium Grid 1 Accent 5" w:semiHidden="0" w:uiPriority="67" w:unhideWhenUsed="0"/>
+    <w:lsdException w:name="Medium Grid 2 Accent 5" w:semiHidden="0" w:uiPriority="68" w:unhideWhenUsed="0"/>
+    <w:lsdException w:name="Medium Grid 3 Accent 5" w:semiHidden="0" w:uiPriority="69" w:unhideWhenUsed="0"/>
+    <w:lsdException w:name="Dark List Accent 5" w:semiHidden="0" w:uiPriority="70" w:unhideWhenUsed="0"/>
+    <w:lsdException w:name="Colorful Shading Accent 5" w:semiHidden="0" w:uiPriority="71" w:unhideWhenUsed="0"/>
+    <w:lsdException w:name="Colorful List Accent 5" w:semiHidden="0" w:uiPriority="72" w:unhideWhenUsed="0"/>
+    <w:lsdException w:name="Colorful Grid Accent 5" w:semiHidden="0" w:uiPriority="73" w:unhideWhenUsed="0"/>
+    <w:lsdException w:name="Light Shading Accent 6" w:semiHidden="0" w:uiPriority="60" w:unhideWhenUsed="0"/>
+    <w:lsdException w:name="Light List Accent 6" w:semiHidden="0" w:uiPriority="61" w:unhideWhenUsed="0"/>
+    <w:lsdException w:name="Light Grid Accent 6" w:semiHidden="0" w:uiPriority="62" w:unhideWhenUsed="0"/>
+    <w:lsdException w:name="Medium Shading 1 Accent 6" w:semiHidden="0" w:uiPriority="63" w:unhideWhenUsed="0"/>
+    <w:lsdException w:name="Medium Shading 2 Accent 6" w:semiHidden="0" w:uiPriority="64" w:unhideWhenUsed="0"/>
+    <w:lsdException w:name="Medium List 1 Accent 6" w:semiHidden="0" w:uiPriority="65" w:unhideWhenUsed="0"/>
+    <w:lsdException w:name="Medium List 2 Accent 6" w:semiHidden="0" w:uiPriority="66" w:unhideWhenUsed="0"/>
+    <w:lsdException w:name="Medium Grid 1 Accent 6" w:semiHidden="0" w:uiPriority="67" w:unhideWhenUsed="0"/>
+    <w:lsdException w:name="Medium Grid 2 Accent 6" w:semiHidden="0" w:uiPriority="68" w:unhideWhenUsed="0"/>
+    <w:lsdException w:name="Medium Grid 3 Accent 6" w:semiHidden="0" w:uiPriority="69" w:unhideWhenUsed="0"/>
+    <w:lsdException w:name="Dark List Accent 6" w:semiHidden="0" w:uiPriority="70" w:unhideWhenUsed="0"/>
+    <w:lsdException w:name="Colorful Shading Accent 6" w:semiHidden="0" w:uiPriority="71" w:unhideWhenUsed="0"/>
+    <w:lsdException w:name="Colorful List Accent 6" w:semiHidden="0" w:uiPriority="72" w:unhideWhenUsed="0"/>
+    <w:lsdException w:name="Colorful Grid Accent 6" w:semiHidden="0" w:uiPriority="73" w:unhideWhenUsed="0"/>
+    <w:lsdException w:name="Subtle Emphasis" w:semiHidden="0" w:uiPriority="19" w:unhideWhenUsed="0" w:qFormat="1"/>
+    <w:lsdException w:name="Intense Emphasis" w:semiHidden="0" w:uiPriority="21" w:unhideWhenUsed="0" w:qFormat="1"/>
+    <w:lsdException w:name="Subtle Reference" w:semiHidden="0" w:uiPriority="31" w:unhideWhenUsed="0" w:qFormat="1"/>
+    <w:lsdException w:name="Intense Reference" w:semiHidden="0" w:uiPriority="32" w:unhideWhenUsed="0" w:qFormat="1"/>
+    <w:lsdException w:name="Book Title" w:semiHidden="0" w:uiPriority="33" w:unhideWhenUsed="0" w:qFormat="1"/>
+    <w:lsdException w:name="Bibliography" w:uiPriority="37"/>
+    <w:lsdException w:name="TOC Heading" w:uiPriority="39" w:qFormat="1"/>
   </w:latentStyles>
   <w:style w:type="paragraph" w:default="1" w:styleId="a">
     <w:name w:val="Normal"/>
@@ -14065,15 +13954,15 @@
     <w:next w:val="a"/>
     <w:link w:val="10"/>
     <w:qFormat/>
+    <w:rsid w:val="00F06E82"/>
     <w:pPr>
-      <w:keepNext/>
+      <w:jc w:val="center"/>
       <w:outlineLvl w:val="0"/>
     </w:pPr>
     <w:rPr>
-      <w:rFonts w:ascii="Arial" w:hAnsi="Arial" w:cs="Arial"/>
       <w:b/>
-      <w:bCs/>
-      <w:sz w:val="20"/>
+      <w:sz w:val="22"/>
+      <w:szCs w:val="22"/>
     </w:rPr>
   </w:style>
   <w:style w:type="paragraph" w:styleId="2">
@@ -14272,12 +14161,11 @@
     <w:name w:val="Заголовок 1 Знак"/>
     <w:basedOn w:val="a0"/>
     <w:link w:val="1"/>
-    <w:rsid w:val="00241B65"/>
+    <w:rsid w:val="00F06E82"/>
     <w:rPr>
-      <w:rFonts w:ascii="Arial" w:hAnsi="Arial" w:cs="Arial"/>
       <w:b/>
-      <w:bCs/>
-      <w:szCs w:val="24"/>
+      <w:sz w:val="22"/>
+      <w:szCs w:val="22"/>
     </w:rPr>
   </w:style>
   <w:style w:type="character" w:customStyle="1" w:styleId="30">
@@ -14399,6 +14287,7 @@
     <w:basedOn w:val="a1"/>
     <w:rsid w:val="009923DD"/>
     <w:tblPr>
+      <w:tblInd w:w="0" w:type="dxa"/>
       <w:tblBorders>
         <w:top w:val="single" w:sz="4" w:space="0" w:color="auto"/>
         <w:left w:val="single" w:sz="4" w:space="0" w:color="auto"/>
@@ -14407,6 +14296,535 @@
         <w:insideH w:val="single" w:sz="4" w:space="0" w:color="auto"/>
         <w:insideV w:val="single" w:sz="4" w:space="0" w:color="auto"/>
       </w:tblBorders>
+      <w:tblCellMar>
+        <w:top w:w="0" w:type="dxa"/>
+        <w:left w:w="108" w:type="dxa"/>
+        <w:bottom w:w="0" w:type="dxa"/>
+        <w:right w:w="108" w:type="dxa"/>
+      </w:tblCellMar>
+    </w:tblPr>
+  </w:style>
+  <w:style w:type="paragraph" w:customStyle="1" w:styleId="msonospacingmrcssattr">
+    <w:name w:val="msonospacing_mr_css_attr"/>
+    <w:basedOn w:val="a"/>
+    <w:rsid w:val="00085213"/>
+    <w:pPr>
+      <w:spacing w:before="100" w:beforeAutospacing="1" w:after="100" w:afterAutospacing="1"/>
+    </w:pPr>
+  </w:style>
+</w:styles>
+</file>
+
+<file path=word/stylesWithEffects.xml><?xml version="1.0" encoding="utf-8"?>
+<w:styles xmlns:wpc="http://schemas.microsoft.com/office/word/2010/wordprocessingCanvas" xmlns:mc="http://schemas.openxmlformats.org/markup-compatibility/2006" xmlns:o="urn:schemas-microsoft-com:office:office" xmlns:r="http://schemas.openxmlformats.org/officeDocument/2006/relationships" xmlns:m="http://schemas.openxmlformats.org/officeDocument/2006/math" xmlns:v="urn:schemas-microsoft-com:vml" xmlns:wp14="http://schemas.microsoft.com/office/word/2010/wordprocessingDrawing" xmlns:wp="http://schemas.openxmlformats.org/drawingml/2006/wordprocessingDrawing" xmlns:w10="urn:schemas-microsoft-com:office:word" xmlns:w="http://schemas.openxmlformats.org/wordprocessingml/2006/main" xmlns:w14="http://schemas.microsoft.com/office/word/2010/wordml" xmlns:wpg="http://schemas.microsoft.com/office/word/2010/wordprocessingGroup" xmlns:wpi="http://schemas.microsoft.com/office/word/2010/wordprocessingInk" xmlns:wne="http://schemas.microsoft.com/office/word/2006/wordml" xmlns:wps="http://schemas.microsoft.com/office/word/2010/wordprocessingShape" mc:Ignorable="w14 wp14">
+  <w:docDefaults>
+    <w:rPrDefault>
+      <w:rPr>
+        <w:rFonts w:ascii="Times New Roman" w:eastAsia="Times New Roman" w:hAnsi="Times New Roman" w:cs="Times New Roman"/>
+        <w:lang w:val="ru-RU" w:eastAsia="ru-RU" w:bidi="ar-SA"/>
+      </w:rPr>
+    </w:rPrDefault>
+    <w:pPrDefault/>
+  </w:docDefaults>
+  <w:latentStyles w:defLockedState="0" w:defUIPriority="0" w:defSemiHidden="1" w:defUnhideWhenUsed="1" w:defQFormat="0" w:count="267">
+    <w:lsdException w:name="Normal" w:semiHidden="0" w:unhideWhenUsed="0" w:qFormat="1"/>
+    <w:lsdException w:name="heading 1" w:semiHidden="0" w:unhideWhenUsed="0" w:qFormat="1"/>
+    <w:lsdException w:name="heading 2" w:semiHidden="0" w:unhideWhenUsed="0" w:qFormat="1"/>
+    <w:lsdException w:name="heading 3" w:semiHidden="0" w:unhideWhenUsed="0" w:qFormat="1"/>
+    <w:lsdException w:name="heading 4" w:qFormat="1"/>
+    <w:lsdException w:name="heading 5" w:qFormat="1"/>
+    <w:lsdException w:name="heading 6" w:qFormat="1"/>
+    <w:lsdException w:name="heading 7" w:qFormat="1"/>
+    <w:lsdException w:name="heading 8" w:qFormat="1"/>
+    <w:lsdException w:name="heading 9" w:qFormat="1"/>
+    <w:lsdException w:name="header" w:uiPriority="99"/>
+    <w:lsdException w:name="caption" w:qFormat="1"/>
+    <w:lsdException w:name="List Number" w:semiHidden="0" w:unhideWhenUsed="0"/>
+    <w:lsdException w:name="List 4" w:semiHidden="0" w:unhideWhenUsed="0"/>
+    <w:lsdException w:name="List 5" w:semiHidden="0" w:unhideWhenUsed="0"/>
+    <w:lsdException w:name="Title" w:semiHidden="0" w:unhideWhenUsed="0" w:qFormat="1"/>
+    <w:lsdException w:name="Subtitle" w:semiHidden="0" w:unhideWhenUsed="0" w:qFormat="1"/>
+    <w:lsdException w:name="Salutation" w:semiHidden="0" w:unhideWhenUsed="0"/>
+    <w:lsdException w:name="Date" w:semiHidden="0" w:unhideWhenUsed="0"/>
+    <w:lsdException w:name="Body Text First Indent" w:semiHidden="0" w:unhideWhenUsed="0"/>
+    <w:lsdException w:name="Strong" w:semiHidden="0" w:unhideWhenUsed="0" w:qFormat="1"/>
+    <w:lsdException w:name="Emphasis" w:semiHidden="0" w:unhideWhenUsed="0" w:qFormat="1"/>
+    <w:lsdException w:name="Table Grid" w:semiHidden="0" w:unhideWhenUsed="0"/>
+    <w:lsdException w:name="Placeholder Text" w:uiPriority="99" w:unhideWhenUsed="0"/>
+    <w:lsdException w:name="No Spacing" w:semiHidden="0" w:uiPriority="1" w:unhideWhenUsed="0" w:qFormat="1"/>
+    <w:lsdException w:name="Light Shading" w:semiHidden="0" w:uiPriority="60" w:unhideWhenUsed="0"/>
+    <w:lsdException w:name="Light List" w:semiHidden="0" w:uiPriority="61" w:unhideWhenUsed="0"/>
+    <w:lsdException w:name="Light Grid" w:semiHidden="0" w:uiPriority="62" w:unhideWhenUsed="0"/>
+    <w:lsdException w:name="Medium Shading 1" w:semiHidden="0" w:uiPriority="63" w:unhideWhenUsed="0"/>
+    <w:lsdException w:name="Medium Shading 2" w:semiHidden="0" w:uiPriority="64" w:unhideWhenUsed="0"/>
+    <w:lsdException w:name="Medium List 1" w:semiHidden="0" w:uiPriority="65" w:unhideWhenUsed="0"/>
+    <w:lsdException w:name="Medium List 2" w:semiHidden="0" w:uiPriority="66" w:unhideWhenUsed="0"/>
+    <w:lsdException w:name="Medium Grid 1" w:semiHidden="0" w:uiPriority="67" w:unhideWhenUsed="0"/>
+    <w:lsdException w:name="Medium Grid 2" w:semiHidden="0" w:uiPriority="68" w:unhideWhenUsed="0"/>
+    <w:lsdException w:name="Medium Grid 3" w:semiHidden="0" w:uiPriority="69" w:unhideWhenUsed="0"/>
+    <w:lsdException w:name="Dark List" w:semiHidden="0" w:uiPriority="70" w:unhideWhenUsed="0"/>
+    <w:lsdException w:name="Colorful Shading" w:semiHidden="0" w:uiPriority="71" w:unhideWhenUsed="0"/>
+    <w:lsdException w:name="Colorful List" w:semiHidden="0" w:uiPriority="72" w:unhideWhenUsed="0"/>
+    <w:lsdException w:name="Colorful Grid" w:semiHidden="0" w:uiPriority="73" w:unhideWhenUsed="0"/>
+    <w:lsdException w:name="Light Shading Accent 1" w:semiHidden="0" w:uiPriority="60" w:unhideWhenUsed="0"/>
+    <w:lsdException w:name="Light List Accent 1" w:semiHidden="0" w:uiPriority="61" w:unhideWhenUsed="0"/>
+    <w:lsdException w:name="Light Grid Accent 1" w:semiHidden="0" w:uiPriority="62" w:unhideWhenUsed="0"/>
+    <w:lsdException w:name="Medium Shading 1 Accent 1" w:semiHidden="0" w:uiPriority="63" w:unhideWhenUsed="0"/>
+    <w:lsdException w:name="Medium Shading 2 Accent 1" w:semiHidden="0" w:uiPriority="64" w:unhideWhenUsed="0"/>
+    <w:lsdException w:name="Medium List 1 Accent 1" w:semiHidden="0" w:uiPriority="65" w:unhideWhenUsed="0"/>
+    <w:lsdException w:name="Revision" w:uiPriority="99" w:unhideWhenUsed="0"/>
+    <w:lsdException w:name="List Paragraph" w:semiHidden="0" w:uiPriority="34" w:unhideWhenUsed="0" w:qFormat="1"/>
+    <w:lsdException w:name="Quote" w:semiHidden="0" w:uiPriority="29" w:unhideWhenUsed="0" w:qFormat="1"/>
+    <w:lsdException w:name="Intense Quote" w:semiHidden="0" w:uiPriority="30" w:unhideWhenUsed="0" w:qFormat="1"/>
+    <w:lsdException w:name="Medium List 2 Accent 1" w:semiHidden="0" w:uiPriority="66" w:unhideWhenUsed="0"/>
+    <w:lsdException w:name="Medium Grid 1 Accent 1" w:semiHidden="0" w:uiPriority="67" w:unhideWhenUsed="0"/>
+    <w:lsdException w:name="Medium Grid 2 Accent 1" w:semiHidden="0" w:uiPriority="68" w:unhideWhenUsed="0"/>
+    <w:lsdException w:name="Medium Grid 3 Accent 1" w:semiHidden="0" w:uiPriority="69" w:unhideWhenUsed="0"/>
+    <w:lsdException w:name="Dark List Accent 1" w:semiHidden="0" w:uiPriority="70" w:unhideWhenUsed="0"/>
+    <w:lsdException w:name="Colorful Shading Accent 1" w:semiHidden="0" w:uiPriority="71" w:unhideWhenUsed="0"/>
+    <w:lsdException w:name="Colorful List Accent 1" w:semiHidden="0" w:uiPriority="72" w:unhideWhenUsed="0"/>
+    <w:lsdException w:name="Colorful Grid Accent 1" w:semiHidden="0" w:uiPriority="73" w:unhideWhenUsed="0"/>
+    <w:lsdException w:name="Light Shading Accent 2" w:semiHidden="0" w:uiPriority="60" w:unhideWhenUsed="0"/>
+    <w:lsdException w:name="Light List Accent 2" w:semiHidden="0" w:uiPriority="61" w:unhideWhenUsed="0"/>
+    <w:lsdException w:name="Light Grid Accent 2" w:semiHidden="0" w:uiPriority="62" w:unhideWhenUsed="0"/>
+    <w:lsdException w:name="Medium Shading 1 Accent 2" w:semiHidden="0" w:uiPriority="63" w:unhideWhenUsed="0"/>
+    <w:lsdException w:name="Medium Shading 2 Accent 2" w:semiHidden="0" w:uiPriority="64" w:unhideWhenUsed="0"/>
+    <w:lsdException w:name="Medium List 1 Accent 2" w:semiHidden="0" w:uiPriority="65" w:unhideWhenUsed="0"/>
+    <w:lsdException w:name="Medium List 2 Accent 2" w:semiHidden="0" w:uiPriority="66" w:unhideWhenUsed="0"/>
+    <w:lsdException w:name="Medium Grid 1 Accent 2" w:semiHidden="0" w:uiPriority="67" w:unhideWhenUsed="0"/>
+    <w:lsdException w:name="Medium Grid 2 Accent 2" w:semiHidden="0" w:uiPriority="68" w:unhideWhenUsed="0"/>
+    <w:lsdException w:name="Medium Grid 3 Accent 2" w:semiHidden="0" w:uiPriority="69" w:unhideWhenUsed="0"/>
+    <w:lsdException w:name="Dark List Accent 2" w:semiHidden="0" w:uiPriority="70" w:unhideWhenUsed="0"/>
+    <w:lsdException w:name="Colorful Shading Accent 2" w:semiHidden="0" w:uiPriority="71" w:unhideWhenUsed="0"/>
+    <w:lsdException w:name="Colorful List Accent 2" w:semiHidden="0" w:uiPriority="72" w:unhideWhenUsed="0"/>
+    <w:lsdException w:name="Colorful Grid Accent 2" w:semiHidden="0" w:uiPriority="73" w:unhideWhenUsed="0"/>
+    <w:lsdException w:name="Light Shading Accent 3" w:semiHidden="0" w:uiPriority="60" w:unhideWhenUsed="0"/>
+    <w:lsdException w:name="Light List Accent 3" w:semiHidden="0" w:uiPriority="61" w:unhideWhenUsed="0"/>
+    <w:lsdException w:name="Light Grid Accent 3" w:semiHidden="0" w:uiPriority="62" w:unhideWhenUsed="0"/>
+    <w:lsdException w:name="Medium Shading 1 Accent 3" w:semiHidden="0" w:uiPriority="63" w:unhideWhenUsed="0"/>
+    <w:lsdException w:name="Medium Shading 2 Accent 3" w:semiHidden="0" w:uiPriority="64" w:unhideWhenUsed="0"/>
+    <w:lsdException w:name="Medium List 1 Accent 3" w:semiHidden="0" w:uiPriority="65" w:unhideWhenUsed="0"/>
+    <w:lsdException w:name="Medium List 2 Accent 3" w:semiHidden="0" w:uiPriority="66" w:unhideWhenUsed="0"/>
+    <w:lsdException w:name="Medium Grid 1 Accent 3" w:semiHidden="0" w:uiPriority="67" w:unhideWhenUsed="0"/>
+    <w:lsdException w:name="Medium Grid 2 Accent 3" w:semiHidden="0" w:uiPriority="68" w:unhideWhenUsed="0"/>
+    <w:lsdException w:name="Medium Grid 3 Accent 3" w:semiHidden="0" w:uiPriority="69" w:unhideWhenUsed="0"/>
+    <w:lsdException w:name="Dark List Accent 3" w:semiHidden="0" w:uiPriority="70" w:unhideWhenUsed="0"/>
+    <w:lsdException w:name="Colorful Shading Accent 3" w:semiHidden="0" w:uiPriority="71" w:unhideWhenUsed="0"/>
+    <w:lsdException w:name="Colorful List Accent 3" w:semiHidden="0" w:uiPriority="72" w:unhideWhenUsed="0"/>
+    <w:lsdException w:name="Colorful Grid Accent 3" w:semiHidden="0" w:uiPriority="73" w:unhideWhenUsed="0"/>
+    <w:lsdException w:name="Light Shading Accent 4" w:semiHidden="0" w:uiPriority="60" w:unhideWhenUsed="0"/>
+    <w:lsdException w:name="Light List Accent 4" w:semiHidden="0" w:uiPriority="61" w:unhideWhenUsed="0"/>
+    <w:lsdException w:name="Light Grid Accent 4" w:semiHidden="0" w:uiPriority="62" w:unhideWhenUsed="0"/>
+    <w:lsdException w:name="Medium Shading 1 Accent 4" w:semiHidden="0" w:uiPriority="63" w:unhideWhenUsed="0"/>
+    <w:lsdException w:name="Medium Shading 2 Accent 4" w:semiHidden="0" w:uiPriority="64" w:unhideWhenUsed="0"/>
+    <w:lsdException w:name="Medium List 1 Accent 4" w:semiHidden="0" w:uiPriority="65" w:unhideWhenUsed="0"/>
+    <w:lsdException w:name="Medium List 2 Accent 4" w:semiHidden="0" w:uiPriority="66" w:unhideWhenUsed="0"/>
+    <w:lsdException w:name="Medium Grid 1 Accent 4" w:semiHidden="0" w:uiPriority="67" w:unhideWhenUsed="0"/>
+    <w:lsdException w:name="Medium Grid 2 Accent 4" w:semiHidden="0" w:uiPriority="68" w:unhideWhenUsed="0"/>
+    <w:lsdException w:name="Medium Grid 3 Accent 4" w:semiHidden="0" w:uiPriority="69" w:unhideWhenUsed="0"/>
+    <w:lsdException w:name="Dark List Accent 4" w:semiHidden="0" w:uiPriority="70" w:unhideWhenUsed="0"/>
+    <w:lsdException w:name="Colorful Shading Accent 4" w:semiHidden="0" w:uiPriority="71" w:unhideWhenUsed="0"/>
+    <w:lsdException w:name="Colorful List Accent 4" w:semiHidden="0" w:uiPriority="72" w:unhideWhenUsed="0"/>
+    <w:lsdException w:name="Colorful Grid Accent 4" w:semiHidden="0" w:uiPriority="73" w:unhideWhenUsed="0"/>
+    <w:lsdException w:name="Light Shading Accent 5" w:semiHidden="0" w:uiPriority="60" w:unhideWhenUsed="0"/>
+    <w:lsdException w:name="Light List Accent 5" w:semiHidden="0" w:uiPriority="61" w:unhideWhenUsed="0"/>
+    <w:lsdException w:name="Light Grid Accent 5" w:semiHidden="0" w:uiPriority="62" w:unhideWhenUsed="0"/>
+    <w:lsdException w:name="Medium Shading 1 Accent 5" w:semiHidden="0" w:uiPriority="63" w:unhideWhenUsed="0"/>
+    <w:lsdException w:name="Medium Shading 2 Accent 5" w:semiHidden="0" w:uiPriority="64" w:unhideWhenUsed="0"/>
+    <w:lsdException w:name="Medium List 1 Accent 5" w:semiHidden="0" w:uiPriority="65" w:unhideWhenUsed="0"/>
+    <w:lsdException w:name="Medium List 2 Accent 5" w:semiHidden="0" w:uiPriority="66" w:unhideWhenUsed="0"/>
+    <w:lsdException w:name="Medium Grid 1 Accent 5" w:semiHidden="0" w:uiPriority="67" w:unhideWhenUsed="0"/>
+    <w:lsdException w:name="Medium Grid 2 Accent 5" w:semiHidden="0" w:uiPriority="68" w:unhideWhenUsed="0"/>
+    <w:lsdException w:name="Medium Grid 3 Accent 5" w:semiHidden="0" w:uiPriority="69" w:unhideWhenUsed="0"/>
+    <w:lsdException w:name="Dark List Accent 5" w:semiHidden="0" w:uiPriority="70" w:unhideWhenUsed="0"/>
+    <w:lsdException w:name="Colorful Shading Accent 5" w:semiHidden="0" w:uiPriority="71" w:unhideWhenUsed="0"/>
+    <w:lsdException w:name="Colorful List Accent 5" w:semiHidden="0" w:uiPriority="72" w:unhideWhenUsed="0"/>
+    <w:lsdException w:name="Colorful Grid Accent 5" w:semiHidden="0" w:uiPriority="73" w:unhideWhenUsed="0"/>
+    <w:lsdException w:name="Light Shading Accent 6" w:semiHidden="0" w:uiPriority="60" w:unhideWhenUsed="0"/>
+    <w:lsdException w:name="Light List Accent 6" w:semiHidden="0" w:uiPriority="61" w:unhideWhenUsed="0"/>
+    <w:lsdException w:name="Light Grid Accent 6" w:semiHidden="0" w:uiPriority="62" w:unhideWhenUsed="0"/>
+    <w:lsdException w:name="Medium Shading 1 Accent 6" w:semiHidden="0" w:uiPriority="63" w:unhideWhenUsed="0"/>
+    <w:lsdException w:name="Medium Shading 2 Accent 6" w:semiHidden="0" w:uiPriority="64" w:unhideWhenUsed="0"/>
+    <w:lsdException w:name="Medium List 1 Accent 6" w:semiHidden="0" w:uiPriority="65" w:unhideWhenUsed="0"/>
+    <w:lsdException w:name="Medium List 2 Accent 6" w:semiHidden="0" w:uiPriority="66" w:unhideWhenUsed="0"/>
+    <w:lsdException w:name="Medium Grid 1 Accent 6" w:semiHidden="0" w:uiPriority="67" w:unhideWhenUsed="0"/>
+    <w:lsdException w:name="Medium Grid 2 Accent 6" w:semiHidden="0" w:uiPriority="68" w:unhideWhenUsed="0"/>
+    <w:lsdException w:name="Medium Grid 3 Accent 6" w:semiHidden="0" w:uiPriority="69" w:unhideWhenUsed="0"/>
+    <w:lsdException w:name="Dark List Accent 6" w:semiHidden="0" w:uiPriority="70" w:unhideWhenUsed="0"/>
+    <w:lsdException w:name="Colorful Shading Accent 6" w:semiHidden="0" w:uiPriority="71" w:unhideWhenUsed="0"/>
+    <w:lsdException w:name="Colorful List Accent 6" w:semiHidden="0" w:uiPriority="72" w:unhideWhenUsed="0"/>
+    <w:lsdException w:name="Colorful Grid Accent 6" w:semiHidden="0" w:uiPriority="73" w:unhideWhenUsed="0"/>
+    <w:lsdException w:name="Subtle Emphasis" w:semiHidden="0" w:uiPriority="19" w:unhideWhenUsed="0" w:qFormat="1"/>
+    <w:lsdException w:name="Intense Emphasis" w:semiHidden="0" w:uiPriority="21" w:unhideWhenUsed="0" w:qFormat="1"/>
+    <w:lsdException w:name="Subtle Reference" w:semiHidden="0" w:uiPriority="31" w:unhideWhenUsed="0" w:qFormat="1"/>
+    <w:lsdException w:name="Intense Reference" w:semiHidden="0" w:uiPriority="32" w:unhideWhenUsed="0" w:qFormat="1"/>
+    <w:lsdException w:name="Book Title" w:semiHidden="0" w:uiPriority="33" w:unhideWhenUsed="0" w:qFormat="1"/>
+    <w:lsdException w:name="Bibliography" w:uiPriority="37"/>
+    <w:lsdException w:name="TOC Heading" w:uiPriority="39" w:qFormat="1"/>
+  </w:latentStyles>
+  <w:style w:type="paragraph" w:default="1" w:styleId="a">
+    <w:name w:val="Normal"/>
+    <w:qFormat/>
+    <w:rsid w:val="00C0421F"/>
+    <w:rPr>
+      <w:sz w:val="24"/>
+      <w:szCs w:val="24"/>
+    </w:rPr>
+  </w:style>
+  <w:style w:type="paragraph" w:styleId="1">
+    <w:name w:val="heading 1"/>
+    <w:basedOn w:val="a"/>
+    <w:next w:val="a"/>
+    <w:link w:val="10"/>
+    <w:qFormat/>
+    <w:rsid w:val="00F06E82"/>
+    <w:pPr>
+      <w:jc w:val="center"/>
+      <w:outlineLvl w:val="0"/>
+    </w:pPr>
+    <w:rPr>
+      <w:b/>
+      <w:sz w:val="22"/>
+      <w:szCs w:val="22"/>
+    </w:rPr>
+  </w:style>
+  <w:style w:type="paragraph" w:styleId="2">
+    <w:name w:val="heading 2"/>
+    <w:basedOn w:val="a"/>
+    <w:next w:val="a"/>
+    <w:qFormat/>
+    <w:pPr>
+      <w:keepNext/>
+      <w:jc w:val="center"/>
+      <w:outlineLvl w:val="1"/>
+    </w:pPr>
+    <w:rPr>
+      <w:rFonts w:ascii="Arial" w:hAnsi="Arial" w:cs="Arial"/>
+      <w:b/>
+      <w:bCs/>
+      <w:sz w:val="20"/>
+    </w:rPr>
+  </w:style>
+  <w:style w:type="paragraph" w:styleId="3">
+    <w:name w:val="heading 3"/>
+    <w:basedOn w:val="a"/>
+    <w:next w:val="a"/>
+    <w:link w:val="30"/>
+    <w:qFormat/>
+    <w:pPr>
+      <w:keepNext/>
+      <w:ind w:left="360"/>
+      <w:jc w:val="center"/>
+      <w:outlineLvl w:val="2"/>
+    </w:pPr>
+    <w:rPr>
+      <w:rFonts w:ascii="Arial" w:hAnsi="Arial" w:cs="Arial"/>
+      <w:i/>
+      <w:iCs/>
+      <w:sz w:val="20"/>
+    </w:rPr>
+  </w:style>
+  <w:style w:type="character" w:default="1" w:styleId="a0">
+    <w:name w:val="Default Paragraph Font"/>
+    <w:uiPriority w:val="1"/>
+    <w:semiHidden/>
+    <w:unhideWhenUsed/>
+  </w:style>
+  <w:style w:type="table" w:default="1" w:styleId="a1">
+    <w:name w:val="Normal Table"/>
+    <w:uiPriority w:val="99"/>
+    <w:semiHidden/>
+    <w:unhideWhenUsed/>
+    <w:tblPr>
+      <w:tblInd w:w="0" w:type="dxa"/>
+      <w:tblCellMar>
+        <w:top w:w="0" w:type="dxa"/>
+        <w:left w:w="108" w:type="dxa"/>
+        <w:bottom w:w="0" w:type="dxa"/>
+        <w:right w:w="108" w:type="dxa"/>
+      </w:tblCellMar>
+    </w:tblPr>
+  </w:style>
+  <w:style w:type="numbering" w:default="1" w:styleId="a2">
+    <w:name w:val="No List"/>
+    <w:uiPriority w:val="99"/>
+    <w:semiHidden/>
+    <w:unhideWhenUsed/>
+  </w:style>
+  <w:style w:type="paragraph" w:styleId="a3">
+    <w:name w:val="Body Text Indent"/>
+    <w:basedOn w:val="a"/>
+    <w:pPr>
+      <w:ind w:left="1080" w:hanging="720"/>
+      <w:jc w:val="both"/>
+    </w:pPr>
+    <w:rPr>
+      <w:rFonts w:ascii="Arial" w:hAnsi="Arial" w:cs="Arial"/>
+      <w:sz w:val="20"/>
+    </w:rPr>
+  </w:style>
+  <w:style w:type="paragraph" w:styleId="20">
+    <w:name w:val="Body Text Indent 2"/>
+    <w:basedOn w:val="a"/>
+    <w:pPr>
+      <w:tabs>
+        <w:tab w:val="num" w:pos="1080"/>
+      </w:tabs>
+      <w:ind w:left="1080" w:hanging="720"/>
+    </w:pPr>
+    <w:rPr>
+      <w:rFonts w:ascii="Arial" w:hAnsi="Arial" w:cs="Arial"/>
+      <w:sz w:val="20"/>
+    </w:rPr>
+  </w:style>
+  <w:style w:type="paragraph" w:styleId="31">
+    <w:name w:val="Body Text Indent 3"/>
+    <w:basedOn w:val="a"/>
+    <w:pPr>
+      <w:ind w:left="708"/>
+      <w:jc w:val="both"/>
+    </w:pPr>
+    <w:rPr>
+      <w:rFonts w:ascii="Arial" w:hAnsi="Arial" w:cs="Arial"/>
+      <w:sz w:val="20"/>
+    </w:rPr>
+  </w:style>
+  <w:style w:type="paragraph" w:styleId="a4">
+    <w:name w:val="Body Text"/>
+    <w:basedOn w:val="a"/>
+    <w:pPr>
+      <w:ind w:right="-284"/>
+      <w:jc w:val="both"/>
+    </w:pPr>
+    <w:rPr>
+      <w:rFonts w:ascii="Arial" w:hAnsi="Arial" w:cs="Arial"/>
+      <w:sz w:val="20"/>
+    </w:rPr>
+  </w:style>
+  <w:style w:type="paragraph" w:styleId="a5">
+    <w:name w:val="header"/>
+    <w:basedOn w:val="a"/>
+    <w:link w:val="a6"/>
+    <w:uiPriority w:val="99"/>
+    <w:pPr>
+      <w:tabs>
+        <w:tab w:val="center" w:pos="4677"/>
+        <w:tab w:val="right" w:pos="9355"/>
+      </w:tabs>
+    </w:pPr>
+  </w:style>
+  <w:style w:type="paragraph" w:styleId="a7">
+    <w:name w:val="footer"/>
+    <w:basedOn w:val="a"/>
+    <w:pPr>
+      <w:tabs>
+        <w:tab w:val="center" w:pos="4677"/>
+        <w:tab w:val="right" w:pos="9355"/>
+      </w:tabs>
+    </w:pPr>
+  </w:style>
+  <w:style w:type="character" w:styleId="a8">
+    <w:name w:val="page number"/>
+    <w:basedOn w:val="a0"/>
+  </w:style>
+  <w:style w:type="paragraph" w:styleId="21">
+    <w:name w:val="Body Text 2"/>
+    <w:basedOn w:val="a"/>
+    <w:rPr>
+      <w:rFonts w:ascii="Arial" w:hAnsi="Arial" w:cs="Arial"/>
+      <w:sz w:val="20"/>
+    </w:rPr>
+  </w:style>
+  <w:style w:type="paragraph" w:styleId="a9">
+    <w:name w:val="Balloon Text"/>
+    <w:basedOn w:val="a"/>
+    <w:semiHidden/>
+    <w:rPr>
+      <w:rFonts w:ascii="Tahoma" w:hAnsi="Tahoma" w:cs="Tahoma"/>
+      <w:sz w:val="16"/>
+      <w:szCs w:val="16"/>
+    </w:rPr>
+  </w:style>
+  <w:style w:type="paragraph" w:styleId="aa">
+    <w:name w:val="Title"/>
+    <w:basedOn w:val="a"/>
+    <w:qFormat/>
+    <w:pPr>
+      <w:jc w:val="center"/>
+    </w:pPr>
+    <w:rPr>
+      <w:b/>
+      <w:bCs/>
+    </w:rPr>
+  </w:style>
+  <w:style w:type="paragraph" w:customStyle="1" w:styleId="ab">
+    <w:name w:val="Îáû÷íûé"/>
+    <w:rsid w:val="00E71FA5"/>
+  </w:style>
+  <w:style w:type="paragraph" w:customStyle="1" w:styleId="ac">
+    <w:name w:val="Знак"/>
+    <w:basedOn w:val="a"/>
+    <w:rsid w:val="00BC442E"/>
+    <w:pPr>
+      <w:spacing w:after="160" w:line="240" w:lineRule="exact"/>
+    </w:pPr>
+    <w:rPr>
+      <w:rFonts w:ascii="Verdana" w:hAnsi="Verdana"/>
+      <w:sz w:val="20"/>
+      <w:szCs w:val="20"/>
+      <w:lang w:val="en-US" w:eastAsia="en-US"/>
+    </w:rPr>
+  </w:style>
+  <w:style w:type="character" w:customStyle="1" w:styleId="rvts13">
+    <w:name w:val="rvts13"/>
+    <w:basedOn w:val="a0"/>
+    <w:rsid w:val="002B27F3"/>
+  </w:style>
+  <w:style w:type="character" w:customStyle="1" w:styleId="10">
+    <w:name w:val="Заголовок 1 Знак"/>
+    <w:basedOn w:val="a0"/>
+    <w:link w:val="1"/>
+    <w:rsid w:val="00F06E82"/>
+    <w:rPr>
+      <w:b/>
+      <w:sz w:val="22"/>
+      <w:szCs w:val="22"/>
+    </w:rPr>
+  </w:style>
+  <w:style w:type="character" w:customStyle="1" w:styleId="30">
+    <w:name w:val="Заголовок 3 Знак"/>
+    <w:basedOn w:val="a0"/>
+    <w:link w:val="3"/>
+    <w:rsid w:val="00241B65"/>
+    <w:rPr>
+      <w:rFonts w:ascii="Arial" w:hAnsi="Arial" w:cs="Arial"/>
+      <w:i/>
+      <w:iCs/>
+      <w:szCs w:val="24"/>
+    </w:rPr>
+  </w:style>
+  <w:style w:type="character" w:customStyle="1" w:styleId="a6">
+    <w:name w:val="Верхний колонтитул Знак"/>
+    <w:basedOn w:val="a0"/>
+    <w:link w:val="a5"/>
+    <w:uiPriority w:val="99"/>
+    <w:rsid w:val="005161D7"/>
+    <w:rPr>
+      <w:sz w:val="24"/>
+      <w:szCs w:val="24"/>
+    </w:rPr>
+  </w:style>
+  <w:style w:type="paragraph" w:styleId="ad">
+    <w:name w:val="List Paragraph"/>
+    <w:basedOn w:val="a"/>
+    <w:uiPriority w:val="34"/>
+    <w:qFormat/>
+    <w:rsid w:val="00A823FA"/>
+    <w:pPr>
+      <w:ind w:left="720"/>
+      <w:contextualSpacing/>
+    </w:pPr>
+  </w:style>
+  <w:style w:type="character" w:styleId="ae">
+    <w:name w:val="annotation reference"/>
+    <w:basedOn w:val="a0"/>
+    <w:semiHidden/>
+    <w:unhideWhenUsed/>
+    <w:rsid w:val="002A4629"/>
+    <w:rPr>
+      <w:sz w:val="16"/>
+      <w:szCs w:val="16"/>
+    </w:rPr>
+  </w:style>
+  <w:style w:type="paragraph" w:styleId="af">
+    <w:name w:val="annotation text"/>
+    <w:basedOn w:val="a"/>
+    <w:link w:val="af0"/>
+    <w:semiHidden/>
+    <w:unhideWhenUsed/>
+    <w:rsid w:val="002A4629"/>
+    <w:rPr>
+      <w:sz w:val="20"/>
+      <w:szCs w:val="20"/>
+    </w:rPr>
+  </w:style>
+  <w:style w:type="character" w:customStyle="1" w:styleId="af0">
+    <w:name w:val="Текст примечания Знак"/>
+    <w:basedOn w:val="a0"/>
+    <w:link w:val="af"/>
+    <w:semiHidden/>
+    <w:rsid w:val="002A4629"/>
+  </w:style>
+  <w:style w:type="paragraph" w:styleId="af1">
+    <w:name w:val="annotation subject"/>
+    <w:basedOn w:val="af"/>
+    <w:next w:val="af"/>
+    <w:link w:val="af2"/>
+    <w:semiHidden/>
+    <w:unhideWhenUsed/>
+    <w:rsid w:val="002A4629"/>
+    <w:rPr>
+      <w:b/>
+      <w:bCs/>
+    </w:rPr>
+  </w:style>
+  <w:style w:type="character" w:customStyle="1" w:styleId="af2">
+    <w:name w:val="Тема примечания Знак"/>
+    <w:basedOn w:val="af0"/>
+    <w:link w:val="af1"/>
+    <w:semiHidden/>
+    <w:rsid w:val="002A4629"/>
+    <w:rPr>
+      <w:b/>
+      <w:bCs/>
+    </w:rPr>
+  </w:style>
+  <w:style w:type="paragraph" w:customStyle="1" w:styleId="11">
+    <w:name w:val="Абзац списка1"/>
+    <w:basedOn w:val="a"/>
+    <w:rsid w:val="008E2E4A"/>
+    <w:pPr>
+      <w:suppressAutoHyphens/>
+      <w:spacing w:line="100" w:lineRule="atLeast"/>
+      <w:ind w:left="720"/>
+    </w:pPr>
+    <w:rPr>
+      <w:lang w:eastAsia="ar-SA"/>
+    </w:rPr>
+  </w:style>
+  <w:style w:type="paragraph" w:customStyle="1" w:styleId="22">
+    <w:name w:val="Абзац списка2"/>
+    <w:basedOn w:val="a"/>
+    <w:rsid w:val="00E4116D"/>
+    <w:pPr>
+      <w:suppressAutoHyphens/>
+      <w:spacing w:line="100" w:lineRule="atLeast"/>
+      <w:ind w:left="720"/>
+    </w:pPr>
+    <w:rPr>
+      <w:lang w:eastAsia="ar-SA"/>
+    </w:rPr>
+  </w:style>
+  <w:style w:type="table" w:styleId="af3">
+    <w:name w:val="Table Grid"/>
+    <w:basedOn w:val="a1"/>
+    <w:rsid w:val="009923DD"/>
+    <w:tblPr>
+      <w:tblInd w:w="0" w:type="dxa"/>
+      <w:tblBorders>
+        <w:top w:val="single" w:sz="4" w:space="0" w:color="auto"/>
+        <w:left w:val="single" w:sz="4" w:space="0" w:color="auto"/>
+        <w:bottom w:val="single" w:sz="4" w:space="0" w:color="auto"/>
+        <w:right w:val="single" w:sz="4" w:space="0" w:color="auto"/>
+        <w:insideH w:val="single" w:sz="4" w:space="0" w:color="auto"/>
+        <w:insideV w:val="single" w:sz="4" w:space="0" w:color="auto"/>
+      </w:tblBorders>
+      <w:tblCellMar>
+        <w:top w:w="0" w:type="dxa"/>
+        <w:left w:w="108" w:type="dxa"/>
+        <w:bottom w:w="0" w:type="dxa"/>
+        <w:right w:w="108" w:type="dxa"/>
+      </w:tblCellMar>
     </w:tblPr>
   </w:style>
   <w:style w:type="paragraph" w:customStyle="1" w:styleId="msonospacingmrcssattr">
@@ -14708,7 +15126,7 @@
 </file>
 
 <file path=customXml/itemProps1.xml><?xml version="1.0" encoding="utf-8"?>
-<ds:datastoreItem xmlns:ds="http://schemas.openxmlformats.org/officeDocument/2006/customXml" ds:itemID="{21A1796B-84A9-4AB1-ADA5-B6FD9873B436}">
+<ds:datastoreItem xmlns:ds="http://schemas.openxmlformats.org/officeDocument/2006/customXml" ds:itemID="{283E0F86-17AF-4F8F-A370-A081E5174F0B}">
   <ds:schemaRefs>
     <ds:schemaRef ds:uri="http://schemas.openxmlformats.org/officeDocument/2006/bibliography"/>
   </ds:schemaRefs>
